--- a/TS-Kramam/TS-2.4/TS 2.4 Tamil Krama Paatam Corrections.docx
+++ b/TS-Kramam/TS-2.4/TS 2.4 Tamil Krama Paatam Corrections.docx
@@ -51,7 +51,7 @@
           <w:szCs w:val="32"/>
           <w:u w:val="single"/>
         </w:rPr>
-        <w:t xml:space="preserve">2.4 </w:t>
+        <w:t>2.4 Tamil</w:t>
       </w:r>
       <w:r>
         <w:rPr>
@@ -61,8 +61,9 @@
           <w:szCs w:val="32"/>
           <w:u w:val="single"/>
         </w:rPr>
-        <w:t>Tamil</w:t>
+        <w:t xml:space="preserve"> Corrections –Observed </w:t>
       </w:r>
+      <w:proofErr w:type="gramStart"/>
       <w:r>
         <w:rPr>
           <w:b/>
@@ -71,7 +72,7 @@
           <w:szCs w:val="32"/>
           <w:u w:val="single"/>
         </w:rPr>
-        <w:t xml:space="preserve"> Corrections –Observed till </w:t>
+        <w:t xml:space="preserve">till </w:t>
       </w:r>
       <w:r>
         <w:rPr>
@@ -84,6 +85,7 @@
         </w:rPr>
         <w:t>????</w:t>
       </w:r>
+      <w:proofErr w:type="gramEnd"/>
     </w:p>
     <w:p>
       <w:pPr>
@@ -130,12 +132,16 @@
               <w:spacing w:before="0" w:line="240" w:lineRule="auto"/>
               <w:jc w:val="center"/>
               <w:rPr>
+                <w:b/>
+                <w:bCs/>
                 <w:sz w:val="32"/>
                 <w:szCs w:val="32"/>
               </w:rPr>
             </w:pPr>
             <w:r>
               <w:rPr>
+                <w:b/>
+                <w:bCs/>
                 <w:sz w:val="32"/>
                 <w:szCs w:val="32"/>
               </w:rPr>
@@ -147,12 +153,16 @@
               <w:spacing w:before="0" w:line="240" w:lineRule="auto"/>
               <w:jc w:val="center"/>
               <w:rPr>
+                <w:b/>
+                <w:bCs/>
                 <w:sz w:val="32"/>
                 <w:szCs w:val="32"/>
               </w:rPr>
             </w:pPr>
             <w:r>
               <w:rPr>
+                <w:b/>
+                <w:bCs/>
                 <w:sz w:val="32"/>
                 <w:szCs w:val="32"/>
               </w:rPr>
@@ -169,12 +179,16 @@
               <w:spacing w:before="0" w:line="240" w:lineRule="auto"/>
               <w:jc w:val="center"/>
               <w:rPr>
+                <w:b/>
+                <w:bCs/>
                 <w:sz w:val="32"/>
                 <w:szCs w:val="32"/>
               </w:rPr>
             </w:pPr>
             <w:r>
               <w:rPr>
+                <w:b/>
+                <w:bCs/>
                 <w:sz w:val="32"/>
                 <w:szCs w:val="32"/>
               </w:rPr>
@@ -192,12 +206,16 @@
               <w:ind w:right="-18"/>
               <w:jc w:val="center"/>
               <w:rPr>
+                <w:b/>
+                <w:bCs/>
                 <w:sz w:val="32"/>
                 <w:szCs w:val="32"/>
               </w:rPr>
             </w:pPr>
             <w:r>
               <w:rPr>
+                <w:b/>
+                <w:bCs/>
                 <w:sz w:val="32"/>
                 <w:szCs w:val="32"/>
               </w:rPr>
@@ -247,7 +265,37 @@
                 <w:szCs w:val="28"/>
                 <w:lang w:val="it-IT"/>
               </w:rPr>
-              <w:t>14.4</w:t>
+              <w:t>1</w:t>
+            </w:r>
+            <w:r>
+              <w:rPr>
+                <w:rFonts w:cs="Arial"/>
+                <w:b/>
+                <w:sz w:val="28"/>
+                <w:szCs w:val="28"/>
+                <w:lang w:val="it-IT"/>
+              </w:rPr>
+              <w:t>1</w:t>
+            </w:r>
+            <w:r>
+              <w:rPr>
+                <w:rFonts w:cs="Arial"/>
+                <w:b/>
+                <w:sz w:val="28"/>
+                <w:szCs w:val="28"/>
+                <w:lang w:val="it-IT"/>
+              </w:rPr>
+              <w:t>.</w:t>
+            </w:r>
+            <w:r>
+              <w:rPr>
+                <w:rFonts w:cs="Arial"/>
+                <w:b/>
+                <w:sz w:val="28"/>
+                <w:szCs w:val="28"/>
+                <w:lang w:val="it-IT"/>
+              </w:rPr>
+              <w:t>5</w:t>
             </w:r>
             <w:r>
               <w:rPr>
@@ -263,20 +311,15 @@
           <w:p>
             <w:pPr>
               <w:widowControl w:val="0"/>
-              <w:tabs>
-                <w:tab w:val="left" w:pos="993"/>
-              </w:tabs>
               <w:autoSpaceDE w:val="0"/>
               <w:autoSpaceDN w:val="0"/>
               <w:adjustRightInd w:val="0"/>
-              <w:spacing w:before="0" w:line="252" w:lineRule="auto"/>
-              <w:ind w:right="297"/>
-              <w:rPr>
-                <w:rFonts w:cs="Arial"/>
-                <w:b/>
-                <w:color w:val="000000"/>
-                <w:sz w:val="28"/>
-                <w:szCs w:val="32"/>
+              <w:spacing w:before="0" w:line="240" w:lineRule="auto"/>
+              <w:rPr>
+                <w:rFonts w:cs="Arial"/>
+                <w:b/>
+                <w:sz w:val="28"/>
+                <w:szCs w:val="28"/>
                 <w:lang w:val="it-IT"/>
               </w:rPr>
             </w:pPr>
@@ -298,7 +341,7 @@
                 <w:szCs w:val="28"/>
                 <w:lang w:val="it-IT"/>
               </w:rPr>
-              <w:t>17</w:t>
+              <w:t>4</w:t>
             </w:r>
             <w:r>
               <w:rPr>
@@ -308,8 +351,18 @@
                 <w:szCs w:val="28"/>
                 <w:lang w:val="it-IT"/>
               </w:rPr>
+              <w:t>7</w:t>
+            </w:r>
+            <w:r>
+              <w:rPr>
+                <w:rFonts w:cs="Arial"/>
+                <w:b/>
+                <w:sz w:val="28"/>
+                <w:szCs w:val="28"/>
+                <w:lang w:val="it-IT"/>
+              </w:rPr>
               <w:br/>
-              <w:t>Panchaati No. - 4</w:t>
+              <w:t xml:space="preserve">Panchaati No. - </w:t>
             </w:r>
             <w:r>
               <w:rPr>
@@ -319,7 +372,7 @@
                 <w:szCs w:val="28"/>
                 <w:lang w:val="it-IT"/>
               </w:rPr>
-              <w:t>7</w:t>
+              <w:t>34</w:t>
             </w:r>
           </w:p>
         </w:tc>
@@ -331,11 +384,11 @@
             <w:pPr>
               <w:spacing w:before="0" w:line="240" w:lineRule="auto"/>
               <w:rPr>
-                <w:rFonts w:ascii="BRH Devanagari Extra" w:hAnsi="BRH Devanagari Extra" w:cs="BRH Devanagari Extra"/>
-                <w:color w:val="000000"/>
-                <w:sz w:val="40"/>
-                <w:szCs w:val="40"/>
-                <w:lang w:val="it-IT"/>
+                <w:rFonts w:ascii="Latha" w:hAnsi="Latha" w:cs="Latha"/>
+                <w:sz w:val="28"/>
+                <w:szCs w:val="28"/>
+                <w:cs/>
+                <w:lang w:bidi="ta-IN"/>
               </w:rPr>
             </w:pPr>
             <w:r>
@@ -346,7 +399,87 @@
                 <w:cs/>
                 <w:lang w:bidi="ta-IN"/>
               </w:rPr>
-              <w:t>மதே</w:t>
+              <w:t>ஸம்</w:t>
+            </w:r>
+            <w:r>
+              <w:rPr>
+                <w:rFonts w:ascii="Latha" w:hAnsi="Latha" w:cs="Latha"/>
+                <w:b/>
+                <w:bCs/>
+                <w:i/>
+                <w:iCs/>
+                <w:sz w:val="28"/>
+                <w:szCs w:val="28"/>
+                <w:cs/>
+                <w:lang w:bidi="ta-IN"/>
+              </w:rPr>
+              <w:t>ரு</w:t>
+            </w:r>
+            <w:r>
+              <w:rPr>
+                <w:rFonts w:ascii="BRH Tamil Tab Extra" w:hAnsi="BRH Tamil Tab Extra" w:cs="Latha"/>
+                <w:b/>
+                <w:sz w:val="36"/>
+                <w:szCs w:val="28"/>
+                <w:lang w:bidi="ta-IN"/>
+              </w:rPr>
+              <w:t>†</w:t>
+            </w:r>
+            <w:r>
+              <w:rPr>
+                <w:rFonts w:ascii="Latha" w:hAnsi="Latha" w:cs="Latha"/>
+                <w:sz w:val="28"/>
+                <w:szCs w:val="28"/>
+                <w:cs/>
+                <w:lang w:bidi="ta-IN"/>
+              </w:rPr>
+              <w:t>த்</w:t>
+            </w:r>
+            <w:r>
+              <w:rPr>
+                <w:rFonts w:ascii="Latha" w:hAnsi="Latha" w:cs="Latha"/>
+                <w:b/>
+                <w:bCs/>
+                <w:position w:val="-12"/>
+                <w:sz w:val="28"/>
+                <w:szCs w:val="28"/>
+                <w:cs/>
+                <w:lang w:bidi="ta-IN"/>
+              </w:rPr>
+              <w:t>3</w:t>
+            </w:r>
+            <w:r>
+              <w:rPr>
+                <w:rFonts w:ascii="Latha" w:hAnsi="Latha" w:cs="Latha"/>
+                <w:sz w:val="28"/>
+                <w:szCs w:val="28"/>
+                <w:cs/>
+                <w:lang w:bidi="ta-IN"/>
+              </w:rPr>
+              <w:t>த்</w:t>
+            </w:r>
+            <w:r>
+              <w:rPr>
+                <w:rFonts w:ascii="Latha" w:hAnsi="Latha" w:cs="Latha"/>
+                <w:b/>
+                <w:bCs/>
+                <w:position w:val="-12"/>
+                <w:sz w:val="28"/>
+                <w:szCs w:val="28"/>
+                <w:cs/>
+                <w:lang w:bidi="ta-IN"/>
+              </w:rPr>
+              <w:t>4</w:t>
+            </w:r>
+            <w:r>
+              <w:rPr>
+                <w:rFonts w:ascii="Latha" w:hAnsi="Latha" w:cs="Latha"/>
+                <w:sz w:val="28"/>
+                <w:szCs w:val="28"/>
+                <w:cs/>
+                <w:lang w:bidi="ta-IN"/>
+              </w:rPr>
+              <w:t>யா</w:t>
             </w:r>
             <w:r>
               <w:rPr>
@@ -361,6 +494,97 @@
             <w:r>
               <w:rPr>
                 <w:rFonts w:ascii="Latha" w:hAnsi="Latha" w:cs="Latha"/>
+                <w:sz w:val="28"/>
+                <w:szCs w:val="28"/>
+                <w:lang w:bidi="ta-IN"/>
+              </w:rPr>
+              <w:t xml:space="preserve"> </w:t>
+            </w:r>
+            <w:r>
+              <w:rPr>
+                <w:rFonts w:ascii="Latha" w:hAnsi="Latha" w:cs="Latha"/>
+                <w:sz w:val="28"/>
+                <w:szCs w:val="28"/>
+                <w:cs/>
+                <w:lang w:bidi="ta-IN"/>
+              </w:rPr>
+              <w:t>இதி</w:t>
+            </w:r>
+            <w:r>
+              <w:rPr>
+                <w:rFonts w:ascii="BRH Tamil Tab Extra" w:hAnsi="BRH Tamil Tab Extra" w:cs="Latha"/>
+                <w:b/>
+                <w:sz w:val="32"/>
+                <w:szCs w:val="28"/>
+                <w:lang w:bidi="ta-IN"/>
+              </w:rPr>
+              <w:t>…</w:t>
+            </w:r>
+            <w:r>
+              <w:rPr>
+                <w:rFonts w:ascii="Latha" w:hAnsi="Latha" w:cs="Latha"/>
+                <w:sz w:val="28"/>
+                <w:szCs w:val="28"/>
+                <w:lang w:bidi="ta-IN"/>
+              </w:rPr>
+              <w:t xml:space="preserve"> </w:t>
+            </w:r>
+            <w:r>
+              <w:rPr>
+                <w:rFonts w:ascii="Latha" w:hAnsi="Latha" w:cs="Latha"/>
+                <w:sz w:val="28"/>
+                <w:szCs w:val="28"/>
+                <w:cs/>
+                <w:lang w:bidi="ta-IN"/>
+              </w:rPr>
+              <w:t xml:space="preserve">ஸம் </w:t>
+            </w:r>
+            <w:r>
+              <w:rPr>
+                <w:rFonts w:ascii="Latha" w:hAnsi="Latha" w:cs="Latha"/>
+                <w:sz w:val="28"/>
+                <w:szCs w:val="28"/>
+                <w:lang w:bidi="ta-IN"/>
+              </w:rPr>
+              <w:t xml:space="preserve">- </w:t>
+            </w:r>
+            <w:r>
+              <w:rPr>
+                <w:rFonts w:ascii="Latha" w:hAnsi="Latha" w:cs="Latha"/>
+                <w:b/>
+                <w:bCs/>
+                <w:i/>
+                <w:iCs/>
+                <w:sz w:val="28"/>
+                <w:szCs w:val="28"/>
+                <w:cs/>
+                <w:lang w:bidi="ta-IN"/>
+              </w:rPr>
+              <w:t>ரு</w:t>
+            </w:r>
+            <w:r>
+              <w:rPr>
+                <w:rFonts w:ascii="BRH Tamil Tab Extra" w:hAnsi="BRH Tamil Tab Extra" w:cs="Latha"/>
+                <w:b/>
+                <w:sz w:val="32"/>
+                <w:szCs w:val="28"/>
+                <w:lang w:bidi="ta-IN"/>
+              </w:rPr>
+              <w:t>…</w:t>
+            </w:r>
+            <w:r>
+              <w:rPr>
+                <w:rFonts w:ascii="Latha" w:hAnsi="Latha" w:cs="Latha"/>
+                <w:sz w:val="28"/>
+                <w:szCs w:val="28"/>
+                <w:cs/>
+                <w:lang w:bidi="ta-IN"/>
+              </w:rPr>
+              <w:t>த்</w:t>
+            </w:r>
+            <w:r>
+              <w:rPr>
+                <w:rFonts w:ascii="Latha" w:hAnsi="Latha" w:cs="Latha"/>
                 <w:b/>
                 <w:bCs/>
                 <w:position w:val="-12"/>
@@ -379,14 +603,42 @@
                 <w:cs/>
                 <w:lang w:bidi="ta-IN"/>
               </w:rPr>
-              <w:t>மேதி</w:t>
-            </w:r>
-            <w:r>
-              <w:rPr>
-                <w:rFonts w:ascii="BRH Tamil Tab Extra" w:hAnsi="BRH Tamil Tab Extra" w:cs="Latha"/>
-                <w:b/>
-                <w:sz w:val="32"/>
-                <w:szCs w:val="28"/>
+              <w:t>த்</w:t>
+            </w:r>
+            <w:r>
+              <w:rPr>
+                <w:rFonts w:ascii="Latha" w:hAnsi="Latha" w:cs="Latha"/>
+                <w:b/>
+                <w:bCs/>
+                <w:position w:val="-12"/>
+                <w:sz w:val="28"/>
+                <w:szCs w:val="28"/>
+                <w:highlight w:val="yellow"/>
+                <w:cs/>
+                <w:lang w:bidi="ta-IN"/>
+              </w:rPr>
+              <w:t>4</w:t>
+            </w:r>
+            <w:r>
+              <w:rPr>
+                <w:rFonts w:ascii="Latha" w:hAnsi="Latha" w:cs="Latha"/>
+                <w:color w:val="EE0000"/>
+                <w:sz w:val="28"/>
+                <w:szCs w:val="28"/>
+                <w:highlight w:val="yellow"/>
+                <w:cs/>
+                <w:lang w:bidi="ta-IN"/>
+              </w:rPr>
+              <w:t>யே</w:t>
+            </w:r>
+            <w:r>
+              <w:rPr>
+                <w:rFonts w:ascii="BRH Tamil Tab Extra" w:hAnsi="BRH Tamil Tab Extra" w:cs="Latha"/>
+                <w:b/>
+                <w:color w:val="EE0000"/>
+                <w:sz w:val="32"/>
+                <w:szCs w:val="28"/>
+                <w:highlight w:val="yellow"/>
                 <w:lang w:bidi="ta-IN"/>
               </w:rPr>
               <w:t>…</w:t>
@@ -396,72 +648,10 @@
                 <w:rFonts w:ascii="Latha" w:hAnsi="Latha" w:cs="Latha"/>
                 <w:sz w:val="28"/>
                 <w:szCs w:val="28"/>
-                <w:lang w:bidi="ta-IN"/>
-              </w:rPr>
-              <w:t xml:space="preserve"> </w:t>
-            </w:r>
-            <w:r>
-              <w:rPr>
-                <w:rFonts w:ascii="Latha" w:hAnsi="Latha" w:cs="Latha"/>
-                <w:sz w:val="28"/>
-                <w:szCs w:val="28"/>
-                <w:cs/>
-                <w:lang w:bidi="ta-IN"/>
-              </w:rPr>
-              <w:t>ம</w:t>
-            </w:r>
-            <w:r>
-              <w:rPr>
-                <w:rFonts w:ascii="Latha" w:hAnsi="Latha" w:cs="Latha"/>
-                <w:sz w:val="28"/>
-                <w:szCs w:val="28"/>
                 <w:highlight w:val="yellow"/>
-                <w:cs/>
-                <w:lang w:bidi="ta-IN"/>
-              </w:rPr>
-              <w:t>தே</w:t>
-            </w:r>
-            <w:r>
-              <w:rPr>
-                <w:rFonts w:ascii="BRH Tamil Tab Extra" w:hAnsi="BRH Tamil Tab Extra" w:cs="Latha"/>
-                <w:b/>
-                <w:sz w:val="32"/>
-                <w:szCs w:val="28"/>
-                <w:lang w:bidi="ta-IN"/>
-              </w:rPr>
-              <w:t>…</w:t>
-            </w:r>
-            <w:r>
-              <w:rPr>
-                <w:rFonts w:ascii="Latha" w:hAnsi="Latha" w:cs="Latha"/>
-                <w:b/>
-                <w:bCs/>
-                <w:position w:val="-12"/>
-                <w:sz w:val="28"/>
-                <w:szCs w:val="28"/>
-                <w:cs/>
-                <w:lang w:bidi="ta-IN"/>
-              </w:rPr>
-              <w:t>3</w:t>
-            </w:r>
-            <w:r>
-              <w:rPr>
-                <w:rFonts w:ascii="Latha" w:hAnsi="Latha" w:cs="Latha"/>
-                <w:sz w:val="28"/>
-                <w:szCs w:val="28"/>
-                <w:cs/>
-                <w:lang w:bidi="ta-IN"/>
-              </w:rPr>
-              <w:t xml:space="preserve">ம </w:t>
-            </w:r>
-            <w:r>
-              <w:rPr>
-                <w:rFonts w:ascii="Latha" w:hAnsi="Latha" w:cs="Latha"/>
-                <w:sz w:val="28"/>
-                <w:szCs w:val="28"/>
-                <w:lang w:bidi="ta-IN"/>
-              </w:rPr>
-              <w:t>||</w:t>
+                <w:lang w:bidi="ta-IN"/>
+              </w:rPr>
+              <w:t xml:space="preserve"> |</w:t>
             </w:r>
           </w:p>
         </w:tc>
@@ -477,6 +667,1150 @@
               <w:adjustRightInd w:val="0"/>
               <w:spacing w:before="0" w:line="264" w:lineRule="auto"/>
               <w:rPr>
+                <w:rFonts w:ascii="Latha" w:hAnsi="Latha" w:cs="Latha"/>
+                <w:sz w:val="28"/>
+                <w:szCs w:val="28"/>
+                <w:cs/>
+                <w:lang w:bidi="ta-IN"/>
+              </w:rPr>
+            </w:pPr>
+            <w:r>
+              <w:rPr>
+                <w:rFonts w:ascii="Latha" w:hAnsi="Latha" w:cs="Latha"/>
+                <w:sz w:val="28"/>
+                <w:szCs w:val="28"/>
+                <w:cs/>
+                <w:lang w:bidi="ta-IN"/>
+              </w:rPr>
+              <w:t>ஸம்</w:t>
+            </w:r>
+            <w:r>
+              <w:rPr>
+                <w:rFonts w:ascii="Latha" w:hAnsi="Latha" w:cs="Latha"/>
+                <w:b/>
+                <w:bCs/>
+                <w:i/>
+                <w:iCs/>
+                <w:sz w:val="28"/>
+                <w:szCs w:val="28"/>
+                <w:cs/>
+                <w:lang w:bidi="ta-IN"/>
+              </w:rPr>
+              <w:t>ரு</w:t>
+            </w:r>
+            <w:r>
+              <w:rPr>
+                <w:rFonts w:ascii="BRH Tamil Tab Extra" w:hAnsi="BRH Tamil Tab Extra" w:cs="Latha"/>
+                <w:b/>
+                <w:sz w:val="36"/>
+                <w:szCs w:val="28"/>
+                <w:lang w:bidi="ta-IN"/>
+              </w:rPr>
+              <w:t>†</w:t>
+            </w:r>
+            <w:r>
+              <w:rPr>
+                <w:rFonts w:ascii="Latha" w:hAnsi="Latha" w:cs="Latha"/>
+                <w:sz w:val="28"/>
+                <w:szCs w:val="28"/>
+                <w:cs/>
+                <w:lang w:bidi="ta-IN"/>
+              </w:rPr>
+              <w:t>த்</w:t>
+            </w:r>
+            <w:r>
+              <w:rPr>
+                <w:rFonts w:ascii="Latha" w:hAnsi="Latha" w:cs="Latha"/>
+                <w:b/>
+                <w:bCs/>
+                <w:position w:val="-12"/>
+                <w:sz w:val="28"/>
+                <w:szCs w:val="28"/>
+                <w:cs/>
+                <w:lang w:bidi="ta-IN"/>
+              </w:rPr>
+              <w:t>3</w:t>
+            </w:r>
+            <w:r>
+              <w:rPr>
+                <w:rFonts w:ascii="Latha" w:hAnsi="Latha" w:cs="Latha"/>
+                <w:sz w:val="28"/>
+                <w:szCs w:val="28"/>
+                <w:cs/>
+                <w:lang w:bidi="ta-IN"/>
+              </w:rPr>
+              <w:t>த்</w:t>
+            </w:r>
+            <w:r>
+              <w:rPr>
+                <w:rFonts w:ascii="Latha" w:hAnsi="Latha" w:cs="Latha"/>
+                <w:b/>
+                <w:bCs/>
+                <w:position w:val="-12"/>
+                <w:sz w:val="28"/>
+                <w:szCs w:val="28"/>
+                <w:cs/>
+                <w:lang w:bidi="ta-IN"/>
+              </w:rPr>
+              <w:t>4</w:t>
+            </w:r>
+            <w:r>
+              <w:rPr>
+                <w:rFonts w:ascii="Latha" w:hAnsi="Latha" w:cs="Latha"/>
+                <w:sz w:val="28"/>
+                <w:szCs w:val="28"/>
+                <w:cs/>
+                <w:lang w:bidi="ta-IN"/>
+              </w:rPr>
+              <w:t>யா</w:t>
+            </w:r>
+            <w:r>
+              <w:rPr>
+                <w:rFonts w:ascii="BRH Tamil Tab Extra" w:hAnsi="BRH Tamil Tab Extra" w:cs="Latha"/>
+                <w:b/>
+                <w:sz w:val="32"/>
+                <w:szCs w:val="28"/>
+                <w:lang w:bidi="ta-IN"/>
+              </w:rPr>
+              <w:t>…</w:t>
+            </w:r>
+            <w:r>
+              <w:rPr>
+                <w:rFonts w:ascii="Latha" w:hAnsi="Latha" w:cs="Latha"/>
+                <w:sz w:val="28"/>
+                <w:szCs w:val="28"/>
+                <w:lang w:bidi="ta-IN"/>
+              </w:rPr>
+              <w:t xml:space="preserve"> </w:t>
+            </w:r>
+            <w:r>
+              <w:rPr>
+                <w:rFonts w:ascii="Latha" w:hAnsi="Latha" w:cs="Latha"/>
+                <w:sz w:val="28"/>
+                <w:szCs w:val="28"/>
+                <w:cs/>
+                <w:lang w:bidi="ta-IN"/>
+              </w:rPr>
+              <w:t>இதி</w:t>
+            </w:r>
+            <w:r>
+              <w:rPr>
+                <w:rFonts w:ascii="BRH Tamil Tab Extra" w:hAnsi="BRH Tamil Tab Extra" w:cs="Latha"/>
+                <w:b/>
+                <w:sz w:val="32"/>
+                <w:szCs w:val="28"/>
+                <w:lang w:bidi="ta-IN"/>
+              </w:rPr>
+              <w:t>…</w:t>
+            </w:r>
+            <w:r>
+              <w:rPr>
+                <w:rFonts w:ascii="Latha" w:hAnsi="Latha" w:cs="Latha"/>
+                <w:sz w:val="28"/>
+                <w:szCs w:val="28"/>
+                <w:lang w:bidi="ta-IN"/>
+              </w:rPr>
+              <w:t xml:space="preserve"> </w:t>
+            </w:r>
+            <w:r>
+              <w:rPr>
+                <w:rFonts w:ascii="Latha" w:hAnsi="Latha" w:cs="Latha"/>
+                <w:sz w:val="28"/>
+                <w:szCs w:val="28"/>
+                <w:cs/>
+                <w:lang w:bidi="ta-IN"/>
+              </w:rPr>
+              <w:t xml:space="preserve">ஸம் </w:t>
+            </w:r>
+            <w:r>
+              <w:rPr>
+                <w:rFonts w:ascii="Latha" w:hAnsi="Latha" w:cs="Latha"/>
+                <w:sz w:val="28"/>
+                <w:szCs w:val="28"/>
+                <w:lang w:bidi="ta-IN"/>
+              </w:rPr>
+              <w:t xml:space="preserve">- </w:t>
+            </w:r>
+            <w:r>
+              <w:rPr>
+                <w:rFonts w:ascii="Latha" w:hAnsi="Latha" w:cs="Latha"/>
+                <w:b/>
+                <w:bCs/>
+                <w:i/>
+                <w:iCs/>
+                <w:sz w:val="28"/>
+                <w:szCs w:val="28"/>
+                <w:cs/>
+                <w:lang w:bidi="ta-IN"/>
+              </w:rPr>
+              <w:t>ரு</w:t>
+            </w:r>
+            <w:r>
+              <w:rPr>
+                <w:rFonts w:ascii="BRH Tamil Tab Extra" w:hAnsi="BRH Tamil Tab Extra" w:cs="Latha"/>
+                <w:b/>
+                <w:sz w:val="32"/>
+                <w:szCs w:val="28"/>
+                <w:lang w:bidi="ta-IN"/>
+              </w:rPr>
+              <w:t>…</w:t>
+            </w:r>
+            <w:r>
+              <w:rPr>
+                <w:rFonts w:ascii="Latha" w:hAnsi="Latha" w:cs="Latha"/>
+                <w:sz w:val="28"/>
+                <w:szCs w:val="28"/>
+                <w:cs/>
+                <w:lang w:bidi="ta-IN"/>
+              </w:rPr>
+              <w:t>த்</w:t>
+            </w:r>
+            <w:r>
+              <w:rPr>
+                <w:rFonts w:ascii="Latha" w:hAnsi="Latha" w:cs="Latha"/>
+                <w:b/>
+                <w:bCs/>
+                <w:position w:val="-12"/>
+                <w:sz w:val="28"/>
+                <w:szCs w:val="28"/>
+                <w:cs/>
+                <w:lang w:bidi="ta-IN"/>
+              </w:rPr>
+              <w:t>3</w:t>
+            </w:r>
+            <w:r>
+              <w:rPr>
+                <w:rFonts w:ascii="Latha" w:hAnsi="Latha" w:cs="Latha"/>
+                <w:sz w:val="28"/>
+                <w:szCs w:val="28"/>
+                <w:highlight w:val="green"/>
+                <w:cs/>
+                <w:lang w:bidi="ta-IN"/>
+              </w:rPr>
+              <w:t>த்</w:t>
+            </w:r>
+            <w:r>
+              <w:rPr>
+                <w:rFonts w:ascii="Latha" w:hAnsi="Latha" w:cs="Latha"/>
+                <w:b/>
+                <w:bCs/>
+                <w:position w:val="-12"/>
+                <w:sz w:val="28"/>
+                <w:szCs w:val="28"/>
+                <w:highlight w:val="green"/>
+                <w:cs/>
+                <w:lang w:bidi="ta-IN"/>
+              </w:rPr>
+              <w:t>4</w:t>
+            </w:r>
+            <w:r>
+              <w:rPr>
+                <w:rFonts w:ascii="Latha" w:hAnsi="Latha" w:cs="Latha" w:hint="cs"/>
+                <w:sz w:val="28"/>
+                <w:szCs w:val="28"/>
+                <w:highlight w:val="green"/>
+                <w:cs/>
+                <w:lang w:bidi="ta-IN"/>
+              </w:rPr>
+              <w:t>யை</w:t>
+            </w:r>
+            <w:r>
+              <w:rPr>
+                <w:rFonts w:ascii="BRH Tamil Tab Extra" w:hAnsi="BRH Tamil Tab Extra" w:cs="Latha"/>
+                <w:b/>
+                <w:sz w:val="32"/>
+                <w:szCs w:val="28"/>
+                <w:lang w:bidi="ta-IN"/>
+              </w:rPr>
+              <w:t>…</w:t>
+            </w:r>
+            <w:r>
+              <w:rPr>
+                <w:rFonts w:ascii="Latha" w:hAnsi="Latha" w:cs="Latha" w:hint="cs"/>
+                <w:sz w:val="28"/>
+                <w:szCs w:val="28"/>
+                <w:highlight w:val="green"/>
+                <w:cs/>
+                <w:lang w:bidi="ta-IN"/>
+              </w:rPr>
+              <w:t xml:space="preserve"> </w:t>
+            </w:r>
+            <w:r>
+              <w:rPr>
+                <w:rFonts w:ascii="Latha" w:hAnsi="Latha" w:cs="Latha"/>
+                <w:sz w:val="28"/>
+                <w:szCs w:val="28"/>
+                <w:lang w:bidi="ta-IN"/>
+              </w:rPr>
+              <w:t>|</w:t>
+            </w:r>
+          </w:p>
+        </w:tc>
+      </w:tr>
+      <w:tr>
+        <w:trPr>
+          <w:trHeight w:val="680"/>
+        </w:trPr>
+        <w:tc>
+          <w:tcPr>
+            <w:tcW w:w="3877" w:type="dxa"/>
+          </w:tcPr>
+          <w:p>
+            <w:pPr>
+              <w:widowControl w:val="0"/>
+              <w:autoSpaceDE w:val="0"/>
+              <w:autoSpaceDN w:val="0"/>
+              <w:adjustRightInd w:val="0"/>
+              <w:spacing w:before="0" w:line="240" w:lineRule="auto"/>
+              <w:rPr>
+                <w:rFonts w:cs="Arial"/>
+                <w:b/>
+                <w:sz w:val="28"/>
+                <w:szCs w:val="28"/>
+                <w:lang w:val="it-IT"/>
+              </w:rPr>
+            </w:pPr>
+            <w:r>
+              <w:rPr>
+                <w:rFonts w:cs="Arial"/>
+                <w:b/>
+                <w:sz w:val="28"/>
+                <w:szCs w:val="28"/>
+                <w:lang w:val="it-IT"/>
+              </w:rPr>
+              <w:t>TS 2.4.</w:t>
+            </w:r>
+            <w:r>
+              <w:rPr>
+                <w:rFonts w:cs="Arial"/>
+                <w:b/>
+                <w:sz w:val="28"/>
+                <w:szCs w:val="28"/>
+                <w:lang w:val="it-IT"/>
+              </w:rPr>
+              <w:t>1</w:t>
+            </w:r>
+            <w:r>
+              <w:rPr>
+                <w:rFonts w:cs="Arial"/>
+                <w:b/>
+                <w:sz w:val="28"/>
+                <w:szCs w:val="28"/>
+                <w:lang w:val="it-IT"/>
+              </w:rPr>
+              <w:t>4</w:t>
+            </w:r>
+            <w:r>
+              <w:rPr>
+                <w:rFonts w:cs="Arial"/>
+                <w:b/>
+                <w:sz w:val="28"/>
+                <w:szCs w:val="28"/>
+                <w:lang w:val="it-IT"/>
+              </w:rPr>
+              <w:t>.</w:t>
+            </w:r>
+            <w:r>
+              <w:rPr>
+                <w:rFonts w:cs="Arial"/>
+                <w:b/>
+                <w:sz w:val="28"/>
+                <w:szCs w:val="28"/>
+                <w:lang w:val="it-IT"/>
+              </w:rPr>
+              <w:t>3</w:t>
+            </w:r>
+            <w:r>
+              <w:rPr>
+                <w:rFonts w:cs="Arial"/>
+                <w:b/>
+                <w:sz w:val="28"/>
+                <w:szCs w:val="28"/>
+                <w:lang w:val="it-IT"/>
+              </w:rPr>
+              <w:t xml:space="preserve"> - Kramam</w:t>
+            </w:r>
+          </w:p>
+          <w:p>
+            <w:pPr>
+              <w:widowControl w:val="0"/>
+              <w:autoSpaceDE w:val="0"/>
+              <w:autoSpaceDN w:val="0"/>
+              <w:adjustRightInd w:val="0"/>
+              <w:spacing w:before="0" w:line="240" w:lineRule="auto"/>
+              <w:rPr>
+                <w:rFonts w:cs="Arial"/>
+                <w:b/>
+                <w:sz w:val="28"/>
+                <w:szCs w:val="28"/>
+                <w:lang w:val="it-IT"/>
+              </w:rPr>
+            </w:pPr>
+            <w:r>
+              <w:rPr>
+                <w:rFonts w:cs="Arial"/>
+                <w:b/>
+                <w:sz w:val="28"/>
+                <w:szCs w:val="28"/>
+                <w:lang w:val="it-IT"/>
+              </w:rPr>
+              <w:t xml:space="preserve">Krama Vaakyam No. - </w:t>
+            </w:r>
+            <w:r>
+              <w:rPr>
+                <w:rFonts w:cs="Arial"/>
+                <w:b/>
+                <w:sz w:val="28"/>
+                <w:szCs w:val="28"/>
+                <w:lang w:val="it-IT"/>
+              </w:rPr>
+              <w:t>24</w:t>
+            </w:r>
+            <w:r>
+              <w:rPr>
+                <w:rFonts w:cs="Arial"/>
+                <w:b/>
+                <w:sz w:val="28"/>
+                <w:szCs w:val="28"/>
+                <w:lang w:val="it-IT"/>
+              </w:rPr>
+              <w:br/>
+              <w:t xml:space="preserve">Panchaati No. - </w:t>
+            </w:r>
+            <w:r>
+              <w:rPr>
+                <w:rFonts w:cs="Arial"/>
+                <w:b/>
+                <w:sz w:val="28"/>
+                <w:szCs w:val="28"/>
+                <w:lang w:val="it-IT"/>
+              </w:rPr>
+              <w:t>46</w:t>
+            </w:r>
+          </w:p>
+        </w:tc>
+        <w:tc>
+          <w:tcPr>
+            <w:tcW w:w="4738" w:type="dxa"/>
+          </w:tcPr>
+          <w:p>
+            <w:pPr>
+              <w:spacing w:before="0" w:line="240" w:lineRule="auto"/>
+              <w:rPr>
+                <w:rFonts w:ascii="Latha" w:hAnsi="Latha" w:cs="Latha"/>
+                <w:sz w:val="28"/>
+                <w:szCs w:val="28"/>
+                <w:cs/>
+                <w:lang w:bidi="ta-IN"/>
+              </w:rPr>
+            </w:pPr>
+            <w:r>
+              <w:rPr>
+                <w:rFonts w:ascii="Latha" w:hAnsi="Latha" w:cs="Latha"/>
+                <w:sz w:val="28"/>
+                <w:szCs w:val="28"/>
+                <w:highlight w:val="yellow"/>
+                <w:cs/>
+                <w:lang w:bidi="ta-IN"/>
+              </w:rPr>
+              <w:t>ய த்</w:t>
+            </w:r>
+            <w:r>
+              <w:rPr>
+                <w:rFonts w:ascii="Latha" w:hAnsi="Latha" w:cs="Latha"/>
+                <w:b/>
+                <w:bCs/>
+                <w:position w:val="-12"/>
+                <w:sz w:val="28"/>
+                <w:szCs w:val="28"/>
+                <w:highlight w:val="yellow"/>
+                <w:cs/>
+                <w:lang w:bidi="ta-IN"/>
+              </w:rPr>
+              <w:t>3</w:t>
+            </w:r>
+            <w:r>
+              <w:rPr>
+                <w:rFonts w:ascii="Latha" w:hAnsi="Latha" w:cs="Latha"/>
+                <w:sz w:val="28"/>
+                <w:szCs w:val="28"/>
+                <w:highlight w:val="yellow"/>
+                <w:cs/>
+                <w:lang w:bidi="ta-IN"/>
+              </w:rPr>
+              <w:t>யா</w:t>
+            </w:r>
+            <w:r>
+              <w:rPr>
+                <w:rFonts w:ascii="Latha" w:hAnsi="Latha" w:cs="Latha"/>
+                <w:sz w:val="28"/>
+                <w:szCs w:val="28"/>
+                <w:cs/>
+                <w:lang w:bidi="ta-IN"/>
+              </w:rPr>
+              <w:t>வ</w:t>
+            </w:r>
+            <w:r>
+              <w:rPr>
+                <w:rFonts w:ascii="BRH Tamil Tab Extra" w:hAnsi="BRH Tamil Tab Extra" w:cs="Latha"/>
+                <w:b/>
+                <w:sz w:val="36"/>
+                <w:szCs w:val="28"/>
+                <w:lang w:bidi="ta-IN"/>
+              </w:rPr>
+              <w:t>†</w:t>
+            </w:r>
+            <w:r>
+              <w:rPr>
+                <w:rFonts w:ascii="Latha" w:hAnsi="Latha" w:cs="Latha"/>
+                <w:b/>
+                <w:bCs/>
+                <w:sz w:val="32"/>
+                <w:szCs w:val="32"/>
+                <w:cs/>
+                <w:lang w:bidi="ta-IN"/>
+              </w:rPr>
+              <w:t>:</w:t>
+            </w:r>
+            <w:r>
+              <w:rPr>
+                <w:rFonts w:ascii="Latha" w:hAnsi="Latha" w:cs="Latha"/>
+                <w:sz w:val="28"/>
+                <w:szCs w:val="28"/>
+                <w:cs/>
+                <w:lang w:bidi="ta-IN"/>
+              </w:rPr>
+              <w:t xml:space="preserve"> </w:t>
+            </w:r>
+            <w:r>
+              <w:rPr>
+                <w:rFonts w:ascii="Latha" w:hAnsi="Latha" w:cs="Latha"/>
+                <w:sz w:val="28"/>
+                <w:szCs w:val="28"/>
+                <w:lang w:bidi="ta-IN"/>
+              </w:rPr>
+              <w:t>|</w:t>
+            </w:r>
+            <w:r>
+              <w:rPr>
+                <w:rFonts w:ascii="Latha" w:hAnsi="Latha" w:cs="Latha"/>
+                <w:sz w:val="28"/>
+                <w:szCs w:val="28"/>
+                <w:lang w:bidi="ta-IN"/>
+              </w:rPr>
+              <w:t xml:space="preserve"> </w:t>
+            </w:r>
+            <w:r>
+              <w:rPr>
+                <w:rFonts w:ascii="Latha" w:hAnsi="Latha" w:cs="Latha"/>
+                <w:sz w:val="28"/>
+                <w:szCs w:val="28"/>
+                <w:lang w:bidi="ta-IN"/>
+              </w:rPr>
+              <w:br/>
+            </w:r>
+            <w:r>
+              <w:rPr>
+                <w:rFonts w:ascii="Latha" w:hAnsi="Latha" w:cs="Latha"/>
+                <w:sz w:val="28"/>
+                <w:szCs w:val="28"/>
+                <w:cs/>
+                <w:lang w:bidi="ta-IN"/>
+              </w:rPr>
+              <w:t>த்</w:t>
+            </w:r>
+            <w:r>
+              <w:rPr>
+                <w:rFonts w:ascii="Latha" w:hAnsi="Latha" w:cs="Latha"/>
+                <w:b/>
+                <w:bCs/>
+                <w:position w:val="-12"/>
+                <w:sz w:val="28"/>
+                <w:szCs w:val="28"/>
+                <w:cs/>
+                <w:lang w:bidi="ta-IN"/>
+              </w:rPr>
+              <w:t>3</w:t>
+            </w:r>
+            <w:r>
+              <w:rPr>
+                <w:rFonts w:ascii="Latha" w:hAnsi="Latha" w:cs="Latha"/>
+                <w:sz w:val="28"/>
+                <w:szCs w:val="28"/>
+                <w:cs/>
+                <w:lang w:bidi="ta-IN"/>
+              </w:rPr>
+              <w:t>யாவ</w:t>
+            </w:r>
+            <w:r>
+              <w:rPr>
+                <w:rFonts w:ascii="BRH Tamil Tab Extra" w:hAnsi="BRH Tamil Tab Extra" w:cs="Latha"/>
+                <w:b/>
+                <w:sz w:val="36"/>
+                <w:szCs w:val="28"/>
+                <w:lang w:bidi="ta-IN"/>
+              </w:rPr>
+              <w:t>†</w:t>
+            </w:r>
+            <w:r>
+              <w:rPr>
+                <w:rFonts w:ascii="Latha" w:hAnsi="Latha" w:cs="Latha"/>
+                <w:sz w:val="28"/>
+                <w:szCs w:val="28"/>
+                <w:lang w:bidi="ta-IN"/>
+              </w:rPr>
+              <w:t xml:space="preserve"> </w:t>
+            </w:r>
+            <w:r>
+              <w:rPr>
+                <w:rFonts w:ascii="Latha" w:hAnsi="Latha" w:cs="Latha"/>
+                <w:sz w:val="28"/>
+                <w:szCs w:val="28"/>
+                <w:cs/>
+                <w:lang w:bidi="ta-IN"/>
+              </w:rPr>
+              <w:t>இந்த்</w:t>
+            </w:r>
+            <w:r>
+              <w:rPr>
+                <w:rFonts w:ascii="Latha" w:hAnsi="Latha" w:cs="Latha"/>
+                <w:b/>
+                <w:bCs/>
+                <w:position w:val="-12"/>
+                <w:sz w:val="28"/>
+                <w:szCs w:val="28"/>
+                <w:cs/>
+                <w:lang w:bidi="ta-IN"/>
+              </w:rPr>
+              <w:t>3</w:t>
+            </w:r>
+            <w:r>
+              <w:rPr>
+                <w:rFonts w:ascii="Latha" w:hAnsi="Latha" w:cs="Latha"/>
+                <w:sz w:val="28"/>
+                <w:szCs w:val="28"/>
+                <w:cs/>
+                <w:lang w:bidi="ta-IN"/>
+              </w:rPr>
+              <w:t xml:space="preserve">ர </w:t>
+            </w:r>
+            <w:r>
+              <w:rPr>
+                <w:rFonts w:ascii="Latha" w:hAnsi="Latha" w:cs="Latha"/>
+                <w:sz w:val="28"/>
+                <w:szCs w:val="28"/>
+                <w:lang w:bidi="ta-IN"/>
+              </w:rPr>
+              <w:t>|</w:t>
+            </w:r>
+          </w:p>
+        </w:tc>
+        <w:tc>
+          <w:tcPr>
+            <w:tcW w:w="5220" w:type="dxa"/>
+          </w:tcPr>
+          <w:p>
+            <w:pPr>
+              <w:widowControl w:val="0"/>
+              <w:autoSpaceDE w:val="0"/>
+              <w:autoSpaceDN w:val="0"/>
+              <w:adjustRightInd w:val="0"/>
+              <w:spacing w:before="0" w:line="264" w:lineRule="auto"/>
+              <w:rPr>
+                <w:rFonts w:ascii="Latha" w:hAnsi="Latha" w:cs="Latha"/>
+                <w:sz w:val="28"/>
+                <w:szCs w:val="28"/>
+                <w:cs/>
+                <w:lang w:bidi="ta-IN"/>
+              </w:rPr>
+            </w:pPr>
+            <w:r>
+              <w:rPr>
+                <w:rFonts w:ascii="Latha" w:hAnsi="Latha" w:cs="Latha"/>
+                <w:sz w:val="28"/>
+                <w:szCs w:val="28"/>
+                <w:highlight w:val="green"/>
+                <w:cs/>
+                <w:lang w:bidi="ta-IN"/>
+              </w:rPr>
+              <w:t>யத்</w:t>
+            </w:r>
+            <w:r>
+              <w:rPr>
+                <w:rFonts w:ascii="Latha" w:hAnsi="Latha" w:cs="Latha"/>
+                <w:b/>
+                <w:bCs/>
+                <w:position w:val="-12"/>
+                <w:sz w:val="28"/>
+                <w:szCs w:val="28"/>
+                <w:highlight w:val="green"/>
+                <w:cs/>
+                <w:lang w:bidi="ta-IN"/>
+              </w:rPr>
+              <w:t>3</w:t>
+            </w:r>
+            <w:r>
+              <w:rPr>
+                <w:rFonts w:ascii="Latha" w:hAnsi="Latha" w:cs="Latha"/>
+                <w:sz w:val="28"/>
+                <w:szCs w:val="28"/>
+                <w:highlight w:val="green"/>
+                <w:cs/>
+                <w:lang w:bidi="ta-IN"/>
+              </w:rPr>
+              <w:t xml:space="preserve"> த்</w:t>
+            </w:r>
+            <w:r>
+              <w:rPr>
+                <w:rFonts w:ascii="Latha" w:hAnsi="Latha" w:cs="Latha"/>
+                <w:b/>
+                <w:bCs/>
+                <w:position w:val="-12"/>
+                <w:sz w:val="28"/>
+                <w:szCs w:val="28"/>
+                <w:highlight w:val="green"/>
+                <w:cs/>
+                <w:lang w:bidi="ta-IN"/>
+              </w:rPr>
+              <w:t>3</w:t>
+            </w:r>
+            <w:r>
+              <w:rPr>
+                <w:rFonts w:ascii="Latha" w:hAnsi="Latha" w:cs="Latha"/>
+                <w:sz w:val="28"/>
+                <w:szCs w:val="28"/>
+                <w:cs/>
+                <w:lang w:bidi="ta-IN"/>
+              </w:rPr>
+              <w:t>யாவ</w:t>
+            </w:r>
+            <w:r>
+              <w:rPr>
+                <w:rFonts w:ascii="BRH Tamil Tab Extra" w:hAnsi="BRH Tamil Tab Extra" w:cs="Latha"/>
+                <w:b/>
+                <w:sz w:val="36"/>
+                <w:szCs w:val="28"/>
+                <w:lang w:bidi="ta-IN"/>
+              </w:rPr>
+              <w:t>†</w:t>
+            </w:r>
+            <w:r>
+              <w:rPr>
+                <w:rFonts w:ascii="Latha" w:hAnsi="Latha" w:cs="Latha"/>
+                <w:b/>
+                <w:bCs/>
+                <w:sz w:val="32"/>
+                <w:szCs w:val="32"/>
+                <w:cs/>
+                <w:lang w:bidi="ta-IN"/>
+              </w:rPr>
+              <w:t>:</w:t>
+            </w:r>
+            <w:r>
+              <w:rPr>
+                <w:rFonts w:ascii="Latha" w:hAnsi="Latha" w:cs="Latha"/>
+                <w:sz w:val="28"/>
+                <w:szCs w:val="28"/>
+                <w:cs/>
+                <w:lang w:bidi="ta-IN"/>
+              </w:rPr>
+              <w:t xml:space="preserve"> </w:t>
+            </w:r>
+            <w:r>
+              <w:rPr>
+                <w:rFonts w:ascii="Latha" w:hAnsi="Latha" w:cs="Latha"/>
+                <w:sz w:val="28"/>
+                <w:szCs w:val="28"/>
+                <w:lang w:bidi="ta-IN"/>
+              </w:rPr>
+              <w:t>|</w:t>
+            </w:r>
+            <w:r>
+              <w:rPr>
+                <w:rFonts w:ascii="Latha" w:hAnsi="Latha" w:cs="Latha"/>
+                <w:sz w:val="28"/>
+                <w:szCs w:val="28"/>
+                <w:lang w:bidi="ta-IN"/>
+              </w:rPr>
+              <w:t xml:space="preserve"> </w:t>
+            </w:r>
+            <w:r>
+              <w:rPr>
+                <w:rFonts w:ascii="Latha" w:hAnsi="Latha" w:cs="Latha"/>
+                <w:sz w:val="28"/>
+                <w:szCs w:val="28"/>
+                <w:lang w:bidi="ta-IN"/>
+              </w:rPr>
+              <w:br/>
+            </w:r>
+            <w:r>
+              <w:rPr>
+                <w:rFonts w:ascii="Latha" w:hAnsi="Latha" w:cs="Latha"/>
+                <w:sz w:val="28"/>
+                <w:szCs w:val="28"/>
+                <w:cs/>
+                <w:lang w:bidi="ta-IN"/>
+              </w:rPr>
+              <w:t>த்</w:t>
+            </w:r>
+            <w:r>
+              <w:rPr>
+                <w:rFonts w:ascii="Latha" w:hAnsi="Latha" w:cs="Latha"/>
+                <w:b/>
+                <w:bCs/>
+                <w:position w:val="-12"/>
+                <w:sz w:val="28"/>
+                <w:szCs w:val="28"/>
+                <w:cs/>
+                <w:lang w:bidi="ta-IN"/>
+              </w:rPr>
+              <w:t>3</w:t>
+            </w:r>
+            <w:r>
+              <w:rPr>
+                <w:rFonts w:ascii="Latha" w:hAnsi="Latha" w:cs="Latha"/>
+                <w:sz w:val="28"/>
+                <w:szCs w:val="28"/>
+                <w:cs/>
+                <w:lang w:bidi="ta-IN"/>
+              </w:rPr>
+              <w:t>யாவ</w:t>
+            </w:r>
+            <w:r>
+              <w:rPr>
+                <w:rFonts w:ascii="BRH Tamil Tab Extra" w:hAnsi="BRH Tamil Tab Extra" w:cs="Latha"/>
+                <w:b/>
+                <w:sz w:val="36"/>
+                <w:szCs w:val="28"/>
+                <w:lang w:bidi="ta-IN"/>
+              </w:rPr>
+              <w:t>†</w:t>
+            </w:r>
+            <w:r>
+              <w:rPr>
+                <w:rFonts w:ascii="Latha" w:hAnsi="Latha" w:cs="Latha"/>
+                <w:sz w:val="28"/>
+                <w:szCs w:val="28"/>
+                <w:lang w:bidi="ta-IN"/>
+              </w:rPr>
+              <w:t xml:space="preserve"> </w:t>
+            </w:r>
+            <w:r>
+              <w:rPr>
+                <w:rFonts w:ascii="Latha" w:hAnsi="Latha" w:cs="Latha"/>
+                <w:sz w:val="28"/>
+                <w:szCs w:val="28"/>
+                <w:cs/>
+                <w:lang w:bidi="ta-IN"/>
+              </w:rPr>
+              <w:t>இந்த்</w:t>
+            </w:r>
+            <w:r>
+              <w:rPr>
+                <w:rFonts w:ascii="Latha" w:hAnsi="Latha" w:cs="Latha"/>
+                <w:b/>
+                <w:bCs/>
+                <w:position w:val="-12"/>
+                <w:sz w:val="28"/>
+                <w:szCs w:val="28"/>
+                <w:cs/>
+                <w:lang w:bidi="ta-IN"/>
+              </w:rPr>
+              <w:t>3</w:t>
+            </w:r>
+            <w:r>
+              <w:rPr>
+                <w:rFonts w:ascii="Latha" w:hAnsi="Latha" w:cs="Latha"/>
+                <w:sz w:val="28"/>
+                <w:szCs w:val="28"/>
+                <w:cs/>
+                <w:lang w:bidi="ta-IN"/>
+              </w:rPr>
+              <w:t xml:space="preserve">ர </w:t>
+            </w:r>
+            <w:r>
+              <w:rPr>
+                <w:rFonts w:ascii="Latha" w:hAnsi="Latha" w:cs="Latha"/>
+                <w:sz w:val="28"/>
+                <w:szCs w:val="28"/>
+                <w:lang w:bidi="ta-IN"/>
+              </w:rPr>
+              <w:t>|</w:t>
+            </w:r>
+          </w:p>
+        </w:tc>
+      </w:tr>
+      <w:tr>
+        <w:trPr>
+          <w:trHeight w:val="680"/>
+        </w:trPr>
+        <w:tc>
+          <w:tcPr>
+            <w:tcW w:w="3877" w:type="dxa"/>
+          </w:tcPr>
+          <w:p>
+            <w:pPr>
+              <w:widowControl w:val="0"/>
+              <w:autoSpaceDE w:val="0"/>
+              <w:autoSpaceDN w:val="0"/>
+              <w:adjustRightInd w:val="0"/>
+              <w:spacing w:before="0" w:line="240" w:lineRule="auto"/>
+              <w:rPr>
+                <w:rFonts w:cs="Arial"/>
+                <w:b/>
+                <w:sz w:val="28"/>
+                <w:szCs w:val="28"/>
+                <w:lang w:val="it-IT"/>
+              </w:rPr>
+            </w:pPr>
+            <w:r>
+              <w:rPr>
+                <w:rFonts w:cs="Arial"/>
+                <w:b/>
+                <w:sz w:val="28"/>
+                <w:szCs w:val="28"/>
+                <w:lang w:val="it-IT"/>
+              </w:rPr>
+              <w:t>TS 2.4.</w:t>
+            </w:r>
+            <w:r>
+              <w:rPr>
+                <w:rFonts w:cs="Arial"/>
+                <w:b/>
+                <w:sz w:val="28"/>
+                <w:szCs w:val="28"/>
+                <w:lang w:val="it-IT"/>
+              </w:rPr>
+              <w:t>14.4</w:t>
+            </w:r>
+            <w:r>
+              <w:rPr>
+                <w:rFonts w:cs="Arial"/>
+                <w:b/>
+                <w:sz w:val="28"/>
+                <w:szCs w:val="28"/>
+                <w:lang w:val="it-IT"/>
+              </w:rPr>
+              <w:t xml:space="preserve"> - Kramam</w:t>
+            </w:r>
+          </w:p>
+          <w:p>
+            <w:pPr>
+              <w:widowControl w:val="0"/>
+              <w:tabs>
+                <w:tab w:val="left" w:pos="993"/>
+              </w:tabs>
+              <w:autoSpaceDE w:val="0"/>
+              <w:autoSpaceDN w:val="0"/>
+              <w:adjustRightInd w:val="0"/>
+              <w:spacing w:before="0" w:line="252" w:lineRule="auto"/>
+              <w:ind w:right="297"/>
+              <w:rPr>
+                <w:rFonts w:cs="Arial"/>
+                <w:b/>
+                <w:color w:val="000000"/>
+                <w:sz w:val="28"/>
+                <w:szCs w:val="32"/>
+                <w:lang w:val="it-IT"/>
+              </w:rPr>
+            </w:pPr>
+            <w:r>
+              <w:rPr>
+                <w:rFonts w:cs="Arial"/>
+                <w:b/>
+                <w:sz w:val="28"/>
+                <w:szCs w:val="28"/>
+                <w:lang w:val="it-IT"/>
+              </w:rPr>
+              <w:t xml:space="preserve">Krama Vaakyam No. - </w:t>
+            </w:r>
+            <w:r>
+              <w:rPr>
+                <w:rFonts w:cs="Arial"/>
+                <w:b/>
+                <w:sz w:val="28"/>
+                <w:szCs w:val="28"/>
+                <w:lang w:val="it-IT"/>
+              </w:rPr>
+              <w:t>17</w:t>
+            </w:r>
+            <w:r>
+              <w:rPr>
+                <w:rFonts w:cs="Arial"/>
+                <w:b/>
+                <w:sz w:val="28"/>
+                <w:szCs w:val="28"/>
+                <w:lang w:val="it-IT"/>
+              </w:rPr>
+              <w:br/>
+              <w:t>Panchaati No. - 4</w:t>
+            </w:r>
+            <w:r>
+              <w:rPr>
+                <w:rFonts w:cs="Arial"/>
+                <w:b/>
+                <w:sz w:val="28"/>
+                <w:szCs w:val="28"/>
+                <w:lang w:val="it-IT"/>
+              </w:rPr>
+              <w:t>7</w:t>
+            </w:r>
+          </w:p>
+        </w:tc>
+        <w:tc>
+          <w:tcPr>
+            <w:tcW w:w="4738" w:type="dxa"/>
+          </w:tcPr>
+          <w:p>
+            <w:pPr>
+              <w:spacing w:before="0" w:line="240" w:lineRule="auto"/>
+              <w:rPr>
+                <w:rFonts w:ascii="BRH Devanagari Extra" w:hAnsi="BRH Devanagari Extra" w:cs="BRH Devanagari Extra"/>
+                <w:color w:val="000000"/>
+                <w:sz w:val="40"/>
+                <w:szCs w:val="40"/>
+                <w:lang w:val="it-IT"/>
+              </w:rPr>
+            </w:pPr>
+            <w:r>
+              <w:rPr>
+                <w:rFonts w:ascii="Latha" w:hAnsi="Latha" w:cs="Latha"/>
+                <w:sz w:val="28"/>
+                <w:szCs w:val="28"/>
+                <w:cs/>
+                <w:lang w:bidi="ta-IN"/>
+              </w:rPr>
+              <w:t>மதே</w:t>
+            </w:r>
+            <w:r>
+              <w:rPr>
+                <w:rFonts w:ascii="BRH Tamil Tab Extra" w:hAnsi="BRH Tamil Tab Extra" w:cs="Latha"/>
+                <w:b/>
+                <w:sz w:val="32"/>
+                <w:szCs w:val="28"/>
+                <w:lang w:bidi="ta-IN"/>
+              </w:rPr>
+              <w:t>…</w:t>
+            </w:r>
+            <w:r>
+              <w:rPr>
+                <w:rFonts w:ascii="Latha" w:hAnsi="Latha" w:cs="Latha"/>
+                <w:b/>
+                <w:bCs/>
+                <w:position w:val="-12"/>
+                <w:sz w:val="28"/>
+                <w:szCs w:val="28"/>
+                <w:cs/>
+                <w:lang w:bidi="ta-IN"/>
+              </w:rPr>
+              <w:t>3</w:t>
+            </w:r>
+            <w:r>
+              <w:rPr>
+                <w:rFonts w:ascii="Latha" w:hAnsi="Latha" w:cs="Latha"/>
+                <w:sz w:val="28"/>
+                <w:szCs w:val="28"/>
+                <w:cs/>
+                <w:lang w:bidi="ta-IN"/>
+              </w:rPr>
+              <w:t>மேதி</w:t>
+            </w:r>
+            <w:r>
+              <w:rPr>
+                <w:rFonts w:ascii="BRH Tamil Tab Extra" w:hAnsi="BRH Tamil Tab Extra" w:cs="Latha"/>
+                <w:b/>
+                <w:sz w:val="32"/>
+                <w:szCs w:val="28"/>
+                <w:lang w:bidi="ta-IN"/>
+              </w:rPr>
+              <w:t>…</w:t>
+            </w:r>
+            <w:r>
+              <w:rPr>
+                <w:rFonts w:ascii="Latha" w:hAnsi="Latha" w:cs="Latha"/>
+                <w:sz w:val="28"/>
+                <w:szCs w:val="28"/>
+                <w:lang w:bidi="ta-IN"/>
+              </w:rPr>
+              <w:t xml:space="preserve"> </w:t>
+            </w:r>
+            <w:r>
+              <w:rPr>
+                <w:rFonts w:ascii="Latha" w:hAnsi="Latha" w:cs="Latha"/>
+                <w:sz w:val="28"/>
+                <w:szCs w:val="28"/>
+                <w:cs/>
+                <w:lang w:bidi="ta-IN"/>
+              </w:rPr>
+              <w:t>ம</w:t>
+            </w:r>
+            <w:r>
+              <w:rPr>
+                <w:rFonts w:ascii="Latha" w:hAnsi="Latha" w:cs="Latha"/>
+                <w:sz w:val="28"/>
+                <w:szCs w:val="28"/>
+                <w:highlight w:val="yellow"/>
+                <w:cs/>
+                <w:lang w:bidi="ta-IN"/>
+              </w:rPr>
+              <w:t>தே</w:t>
+            </w:r>
+            <w:r>
+              <w:rPr>
+                <w:rFonts w:ascii="BRH Tamil Tab Extra" w:hAnsi="BRH Tamil Tab Extra" w:cs="Latha"/>
+                <w:b/>
+                <w:sz w:val="32"/>
+                <w:szCs w:val="28"/>
+                <w:lang w:bidi="ta-IN"/>
+              </w:rPr>
+              <w:t>…</w:t>
+            </w:r>
+            <w:r>
+              <w:rPr>
+                <w:rFonts w:ascii="Latha" w:hAnsi="Latha" w:cs="Latha"/>
+                <w:b/>
+                <w:bCs/>
+                <w:position w:val="-12"/>
+                <w:sz w:val="28"/>
+                <w:szCs w:val="28"/>
+                <w:cs/>
+                <w:lang w:bidi="ta-IN"/>
+              </w:rPr>
+              <w:t>3</w:t>
+            </w:r>
+            <w:r>
+              <w:rPr>
+                <w:rFonts w:ascii="Latha" w:hAnsi="Latha" w:cs="Latha"/>
+                <w:sz w:val="28"/>
+                <w:szCs w:val="28"/>
+                <w:cs/>
+                <w:lang w:bidi="ta-IN"/>
+              </w:rPr>
+              <w:t xml:space="preserve">ம </w:t>
+            </w:r>
+            <w:r>
+              <w:rPr>
+                <w:rFonts w:ascii="Latha" w:hAnsi="Latha" w:cs="Latha"/>
+                <w:sz w:val="28"/>
+                <w:szCs w:val="28"/>
+                <w:lang w:bidi="ta-IN"/>
+              </w:rPr>
+              <w:t>||</w:t>
+            </w:r>
+          </w:p>
+        </w:tc>
+        <w:tc>
+          <w:tcPr>
+            <w:tcW w:w="5220" w:type="dxa"/>
+          </w:tcPr>
+          <w:p>
+            <w:pPr>
+              <w:widowControl w:val="0"/>
+              <w:autoSpaceDE w:val="0"/>
+              <w:autoSpaceDN w:val="0"/>
+              <w:adjustRightInd w:val="0"/>
+              <w:spacing w:before="0" w:line="264" w:lineRule="auto"/>
+              <w:rPr>
                 <w:rFonts w:ascii="BRH Devanagari Extra" w:hAnsi="BRH Devanagari Extra" w:cs="BRH Devanagari Extra"/>
                 <w:color w:val="000000"/>
                 <w:sz w:val="40"/>
@@ -613,18 +1947,6 @@
         </w:tc>
       </w:tr>
     </w:tbl>
-    <w:p>
-      <w:pPr>
-        <w:jc w:val="center"/>
-        <w:rPr>
-          <w:b/>
-          <w:bCs/>
-          <w:sz w:val="32"/>
-          <w:szCs w:val="32"/>
-          <w:u w:val="single"/>
-        </w:rPr>
-      </w:pPr>
-    </w:p>
     <w:p>
       <w:pPr>
         <w:jc w:val="center"/>
@@ -1152,6 +2474,7 @@
                 <w:cs/>
                 <w:lang w:bidi="ta-IN"/>
               </w:rPr>
+              <w:lastRenderedPageBreak/>
               <w:t>அ</w:t>
             </w:r>
             <w:r>
@@ -1280,6 +2603,7 @@
                 <w:szCs w:val="28"/>
                 <w:lang w:val="it-IT"/>
               </w:rPr>
+              <w:lastRenderedPageBreak/>
               <w:t>TS 2.4.14.1 - Kramam</w:t>
             </w:r>
           </w:p>
@@ -1959,7 +3283,6 @@
                 <w:cs/>
                 <w:lang w:bidi="ta-IN"/>
               </w:rPr>
-              <w:lastRenderedPageBreak/>
               <w:t>பிப</w:t>
             </w:r>
             <w:r>
@@ -2038,7 +3361,6 @@
                 <w:cs/>
                 <w:lang w:bidi="ta-IN"/>
               </w:rPr>
-              <w:lastRenderedPageBreak/>
               <w:t>அக்ஷி</w:t>
             </w:r>
             <w:r>
@@ -2160,7 +3482,6 @@
                 <w:cs/>
                 <w:lang w:bidi="ta-IN"/>
               </w:rPr>
-              <w:lastRenderedPageBreak/>
               <w:t>பி</w:t>
             </w:r>
             <w:r>
@@ -2300,69 +3621,8 @@
           <w:szCs w:val="32"/>
           <w:u w:val="single"/>
         </w:rPr>
-        <w:lastRenderedPageBreak/>
         <w:t>================</w:t>
       </w:r>
-    </w:p>
-    <w:p>
-      <w:pPr>
-        <w:jc w:val="center"/>
-        <w:rPr>
-          <w:b/>
-          <w:bCs/>
-          <w:sz w:val="32"/>
-          <w:szCs w:val="32"/>
-          <w:u w:val="single"/>
-        </w:rPr>
-      </w:pPr>
-    </w:p>
-    <w:p>
-      <w:pPr>
-        <w:jc w:val="center"/>
-        <w:rPr>
-          <w:b/>
-          <w:bCs/>
-          <w:sz w:val="32"/>
-          <w:szCs w:val="32"/>
-          <w:u w:val="single"/>
-        </w:rPr>
-      </w:pPr>
-    </w:p>
-    <w:p>
-      <w:pPr>
-        <w:jc w:val="center"/>
-        <w:rPr>
-          <w:b/>
-          <w:bCs/>
-          <w:sz w:val="32"/>
-          <w:szCs w:val="32"/>
-          <w:u w:val="single"/>
-        </w:rPr>
-      </w:pPr>
-    </w:p>
-    <w:p>
-      <w:pPr>
-        <w:jc w:val="center"/>
-        <w:rPr>
-          <w:b/>
-          <w:bCs/>
-          <w:sz w:val="32"/>
-          <w:szCs w:val="32"/>
-          <w:u w:val="single"/>
-        </w:rPr>
-      </w:pPr>
-    </w:p>
-    <w:p>
-      <w:pPr>
-        <w:jc w:val="center"/>
-        <w:rPr>
-          <w:b/>
-          <w:bCs/>
-          <w:sz w:val="32"/>
-          <w:szCs w:val="32"/>
-          <w:u w:val="single"/>
-        </w:rPr>
-      </w:pPr>
     </w:p>
     <w:p>
       <w:pPr>
@@ -2718,6 +3978,42 @@
           <w:u w:val="single"/>
         </w:rPr>
       </w:pPr>
+    </w:p>
+    <w:p>
+      <w:pPr>
+        <w:jc w:val="center"/>
+        <w:rPr>
+          <w:b/>
+          <w:bCs/>
+          <w:sz w:val="32"/>
+          <w:szCs w:val="32"/>
+          <w:u w:val="single"/>
+        </w:rPr>
+      </w:pPr>
+    </w:p>
+    <w:p>
+      <w:pPr>
+        <w:jc w:val="center"/>
+        <w:rPr>
+          <w:b/>
+          <w:bCs/>
+          <w:sz w:val="32"/>
+          <w:szCs w:val="32"/>
+          <w:u w:val="single"/>
+        </w:rPr>
+      </w:pPr>
+    </w:p>
+    <w:p>
+      <w:pPr>
+        <w:jc w:val="center"/>
+        <w:rPr>
+          <w:b/>
+          <w:bCs/>
+          <w:sz w:val="32"/>
+          <w:szCs w:val="32"/>
+          <w:u w:val="single"/>
+        </w:rPr>
+      </w:pPr>
       <w:r>
         <w:rPr>
           <w:b/>
@@ -2726,6 +4022,7 @@
           <w:szCs w:val="32"/>
           <w:u w:val="single"/>
         </w:rPr>
+        <w:lastRenderedPageBreak/>
         <w:t xml:space="preserve">TS </w:t>
       </w:r>
       <w:r>
@@ -2868,7 +4165,6 @@
                 <w:sz w:val="32"/>
                 <w:szCs w:val="32"/>
               </w:rPr>
-              <w:lastRenderedPageBreak/>
               <w:t>Reference</w:t>
             </w:r>
           </w:p>
@@ -2895,7 +4191,6 @@
                 <w:sz w:val="32"/>
                 <w:szCs w:val="32"/>
               </w:rPr>
-              <w:lastRenderedPageBreak/>
               <w:t>As Printed</w:t>
             </w:r>
           </w:p>
@@ -5300,6 +6595,7 @@
                 <w:sz w:val="28"/>
                 <w:szCs w:val="32"/>
               </w:rPr>
+              <w:lastRenderedPageBreak/>
               <w:t>T.S.2.</w:t>
             </w:r>
             <w:r>
@@ -6201,7 +7497,6 @@
                 <w:sz w:val="28"/>
                 <w:szCs w:val="32"/>
               </w:rPr>
-              <w:lastRenderedPageBreak/>
               <w:t>T.S.2.</w:t>
             </w:r>
             <w:r>
@@ -8748,8 +10043,17 @@
                 <w:b/>
                 <w:bCs/>
               </w:rPr>
-              <w:t>(avagraham</w:t>
-            </w:r>
+              <w:t>(</w:t>
+            </w:r>
+            <w:proofErr w:type="spellStart"/>
+            <w:r>
+              <w:rPr>
+                <w:b/>
+                <w:bCs/>
+              </w:rPr>
+              <w:t>avagraham</w:t>
+            </w:r>
+            <w:proofErr w:type="spellEnd"/>
             <w:r>
               <w:rPr>
                 <w:rFonts w:ascii="BRH Devanagari Extra" w:hAnsi="BRH Devanagari Extra" w:cs="BRH Devanagari Extra"/>
@@ -8908,6 +10212,7 @@
           <w:szCs w:val="32"/>
           <w:u w:val="single"/>
         </w:rPr>
+        <w:lastRenderedPageBreak/>
         <w:t xml:space="preserve">TS </w:t>
       </w:r>
       <w:r>
@@ -9193,7 +10498,6 @@
                 <w:sz w:val="28"/>
                 <w:szCs w:val="28"/>
               </w:rPr>
-              <w:lastRenderedPageBreak/>
               <w:t>T.S.2.</w:t>
             </w:r>
             <w:r>
@@ -10599,67 +11903,6 @@
               </w:rPr>
               <w:t xml:space="preserve"> </w:t>
             </w:r>
-          </w:p>
-        </w:tc>
-      </w:tr>
-      <w:tr>
-        <w:tc>
-          <w:tcPr>
-            <w:tcW w:w="3330" w:type="dxa"/>
-          </w:tcPr>
-          <w:p>
-            <w:pPr>
-              <w:widowControl w:val="0"/>
-              <w:autoSpaceDE w:val="0"/>
-              <w:autoSpaceDN w:val="0"/>
-              <w:adjustRightInd w:val="0"/>
-              <w:spacing w:line="264" w:lineRule="auto"/>
-              <w:jc w:val="both"/>
-              <w:rPr>
-                <w:rFonts w:cs="Arial"/>
-                <w:bCs/>
-                <w:sz w:val="32"/>
-                <w:szCs w:val="36"/>
-              </w:rPr>
-            </w:pPr>
-          </w:p>
-        </w:tc>
-        <w:tc>
-          <w:tcPr>
-            <w:tcW w:w="5285" w:type="dxa"/>
-          </w:tcPr>
-          <w:p>
-            <w:pPr>
-              <w:spacing w:before="0" w:line="240" w:lineRule="auto"/>
-              <w:rPr>
-                <w:rFonts w:ascii="Latha" w:hAnsi="Latha" w:cs="Latha"/>
-                <w:sz w:val="28"/>
-                <w:szCs w:val="28"/>
-                <w:cs/>
-                <w:lang w:bidi="ta-IN"/>
-              </w:rPr>
-            </w:pPr>
-          </w:p>
-        </w:tc>
-        <w:tc>
-          <w:tcPr>
-            <w:tcW w:w="5220" w:type="dxa"/>
-          </w:tcPr>
-          <w:p>
-            <w:pPr>
-              <w:widowControl w:val="0"/>
-              <w:autoSpaceDE w:val="0"/>
-              <w:autoSpaceDN w:val="0"/>
-              <w:adjustRightInd w:val="0"/>
-              <w:spacing w:before="0" w:line="264" w:lineRule="auto"/>
-              <w:rPr>
-                <w:rFonts w:ascii="Latha" w:hAnsi="Latha" w:cs="Latha"/>
-                <w:sz w:val="28"/>
-                <w:szCs w:val="28"/>
-                <w:cs/>
-                <w:lang w:bidi="ta-IN"/>
-              </w:rPr>
-            </w:pPr>
           </w:p>
         </w:tc>
       </w:tr>
@@ -10684,9 +11927,10 @@
       </w:r>
     </w:p>
     <w:sectPr>
-      <w:headerReference w:type="default" r:id="rId7"/>
-      <w:footerReference w:type="even" r:id="rId8"/>
-      <w:footerReference w:type="default" r:id="rId9"/>
+      <w:headerReference w:type="even" r:id="rId7"/>
+      <w:headerReference w:type="default" r:id="rId8"/>
+      <w:footerReference w:type="even" r:id="rId9"/>
+      <w:footerReference w:type="default" r:id="rId10"/>
       <w:pgSz w:w="15840" w:h="12240" w:orient="landscape"/>
       <w:pgMar w:top="1440" w:right="1440" w:bottom="1440" w:left="1440" w:header="720" w:footer="720" w:gutter="0"/>
       <w:cols w:space="720"/>
@@ -10728,6 +11972,7 @@
       <w:pBdr>
         <w:top w:val="single" w:sz="4" w:space="1" w:color="auto"/>
       </w:pBdr>
+      <w:jc w:val="right"/>
       <w:rPr>
         <w:b/>
         <w:bCs/>
@@ -10774,7 +12019,21 @@
         <w:bCs/>
       </w:rPr>
       <w:tab/>
-      <w:t xml:space="preserve">             www.v</w:t>
+      <w:t xml:space="preserve">         </w:t>
+    </w:r>
+    <w:r>
+      <w:rPr>
+        <w:b/>
+        <w:bCs/>
+      </w:rPr>
+      <w:t xml:space="preserve">   </w:t>
+    </w:r>
+    <w:r>
+      <w:rPr>
+        <w:b/>
+        <w:bCs/>
+      </w:rPr>
+      <w:t xml:space="preserve">    www.v</w:t>
     </w:r>
     <w:r>
       <w:rPr>
@@ -10813,7 +12072,13 @@
     </w:r>
     <w:r>
       <w:tab/>
-      <w:t xml:space="preserve">     </w:t>
+      <w:t xml:space="preserve"> </w:t>
+    </w:r>
+    <w:r>
+      <w:t xml:space="preserve">       </w:t>
+    </w:r>
+    <w:r>
+      <w:t xml:space="preserve">    </w:t>
     </w:r>
     <w:r>
       <w:rPr>
@@ -10917,6 +12182,7 @@
       <w:pBdr>
         <w:top w:val="single" w:sz="4" w:space="1" w:color="auto"/>
       </w:pBdr>
+      <w:jc w:val="right"/>
       <w:rPr>
         <w:b/>
         <w:bCs/>
@@ -11008,6 +12274,9 @@
     </w:r>
     <w:r>
       <w:tab/>
+    </w:r>
+    <w:r>
+      <w:t xml:space="preserve">            </w:t>
     </w:r>
     <w:r>
       <w:rPr>
@@ -11138,6 +12407,19 @@
 </file>
 
 <file path=word/header1.xml><?xml version="1.0" encoding="utf-8"?>
+<w:hdr xmlns:wpc="http://schemas.microsoft.com/office/word/2010/wordprocessingCanvas" xmlns:cx="http://schemas.microsoft.com/office/drawing/2014/chartex" xmlns:cx1="http://schemas.microsoft.com/office/drawing/2015/9/8/chartex" xmlns:cx2="http://schemas.microsoft.com/office/drawing/2015/10/21/chartex" xmlns:cx3="http://schemas.microsoft.com/office/drawing/2016/5/9/chartex" xmlns:cx4="http://schemas.microsoft.com/office/drawing/2016/5/10/chartex" xmlns:cx5="http://schemas.microsoft.com/office/drawing/2016/5/11/chartex" xmlns:cx6="http://schemas.microsoft.com/office/drawing/2016/5/12/chartex" xmlns:cx7="http://schemas.microsoft.com/office/drawing/2016/5/13/chartex" xmlns:cx8="http://schemas.microsoft.com/office/drawing/2016/5/14/chartex" xmlns:mc="http://schemas.openxmlformats.org/markup-compatibility/2006" xmlns:aink="http://schemas.microsoft.com/office/drawing/2016/ink" xmlns:am3d="http://schemas.microsoft.com/office/drawing/2017/model3d" xmlns:o="urn:schemas-microsoft-com:office:office" xmlns:oel="http://schemas.microsoft.com/office/2019/extlst" xmlns:r="http://schemas.openxmlformats.org/officeDocument/2006/relationships" xmlns:m="http://schemas.openxmlformats.org/officeDocument/2006/math" xmlns:v="urn:schemas-microsoft-com:vml" xmlns:wp14="http://schemas.microsoft.com/office/word/2010/wordprocessingDrawing" xmlns:wp="http://schemas.openxmlformats.org/drawingml/2006/wordprocessingDrawing" xmlns:w10="urn:schemas-microsoft-com:office:word" xmlns:w="http://schemas.openxmlformats.org/wordprocessingml/2006/main" xmlns:w14="http://schemas.microsoft.com/office/word/2010/wordml" xmlns:w15="http://schemas.microsoft.com/office/word/2012/wordml" xmlns:w16cex="http://schemas.microsoft.com/office/word/2018/wordml/cex" xmlns:w16cid="http://schemas.microsoft.com/office/word/2016/wordml/cid" xmlns:w16="http://schemas.microsoft.com/office/word/2018/wordml" xmlns:w16du="http://schemas.microsoft.com/office/word/2023/wordml/word16du" xmlns:w16sdtdh="http://schemas.microsoft.com/office/word/2020/wordml/sdtdatahash" xmlns:w16sdtfl="http://schemas.microsoft.com/office/word/2024/wordml/sdtformatlock" xmlns:w16se="http://schemas.microsoft.com/office/word/2015/wordml/symex" xmlns:wpg="http://schemas.microsoft.com/office/word/2010/wordprocessingGroup" xmlns:wpi="http://schemas.microsoft.com/office/word/2010/wordprocessingInk" xmlns:wne="http://schemas.microsoft.com/office/word/2006/wordml" xmlns:wps="http://schemas.microsoft.com/office/word/2010/wordprocessingShape" mc:Ignorable="w14 w15 w16se w16cid w16 w16cex w16sdtdh w16sdtfl w16du wp14">
+  <w:p>
+    <w:pPr>
+      <w:pStyle w:val="Header"/>
+      <w:pBdr>
+        <w:bottom w:val="single" w:sz="4" w:space="1" w:color="auto"/>
+      </w:pBdr>
+    </w:pPr>
+  </w:p>
+</w:hdr>
+</file>
+
+<file path=word/header2.xml><?xml version="1.0" encoding="utf-8"?>
 <w:hdr xmlns:wpc="http://schemas.microsoft.com/office/word/2010/wordprocessingCanvas" xmlns:cx="http://schemas.microsoft.com/office/drawing/2014/chartex" xmlns:cx1="http://schemas.microsoft.com/office/drawing/2015/9/8/chartex" xmlns:cx2="http://schemas.microsoft.com/office/drawing/2015/10/21/chartex" xmlns:cx3="http://schemas.microsoft.com/office/drawing/2016/5/9/chartex" xmlns:cx4="http://schemas.microsoft.com/office/drawing/2016/5/10/chartex" xmlns:cx5="http://schemas.microsoft.com/office/drawing/2016/5/11/chartex" xmlns:cx6="http://schemas.microsoft.com/office/drawing/2016/5/12/chartex" xmlns:cx7="http://schemas.microsoft.com/office/drawing/2016/5/13/chartex" xmlns:cx8="http://schemas.microsoft.com/office/drawing/2016/5/14/chartex" xmlns:mc="http://schemas.openxmlformats.org/markup-compatibility/2006" xmlns:aink="http://schemas.microsoft.com/office/drawing/2016/ink" xmlns:am3d="http://schemas.microsoft.com/office/drawing/2017/model3d" xmlns:o="urn:schemas-microsoft-com:office:office" xmlns:oel="http://schemas.microsoft.com/office/2019/extlst" xmlns:r="http://schemas.openxmlformats.org/officeDocument/2006/relationships" xmlns:m="http://schemas.openxmlformats.org/officeDocument/2006/math" xmlns:v="urn:schemas-microsoft-com:vml" xmlns:wp14="http://schemas.microsoft.com/office/word/2010/wordprocessingDrawing" xmlns:wp="http://schemas.openxmlformats.org/drawingml/2006/wordprocessingDrawing" xmlns:w10="urn:schemas-microsoft-com:office:word" xmlns:w="http://schemas.openxmlformats.org/wordprocessingml/2006/main" xmlns:w14="http://schemas.microsoft.com/office/word/2010/wordml" xmlns:w15="http://schemas.microsoft.com/office/word/2012/wordml" xmlns:w16cex="http://schemas.microsoft.com/office/word/2018/wordml/cex" xmlns:w16cid="http://schemas.microsoft.com/office/word/2016/wordml/cid" xmlns:w16="http://schemas.microsoft.com/office/word/2018/wordml" xmlns:w16du="http://schemas.microsoft.com/office/word/2023/wordml/word16du" xmlns:w16sdtdh="http://schemas.microsoft.com/office/word/2020/wordml/sdtdatahash" xmlns:w16sdtfl="http://schemas.microsoft.com/office/word/2024/wordml/sdtformatlock" xmlns:w16se="http://schemas.microsoft.com/office/word/2015/wordml/symex" xmlns:wpg="http://schemas.microsoft.com/office/word/2010/wordprocessingGroup" xmlns:wpi="http://schemas.microsoft.com/office/word/2010/wordprocessingInk" xmlns:wne="http://schemas.microsoft.com/office/word/2006/wordml" xmlns:wps="http://schemas.microsoft.com/office/word/2010/wordprocessingShape" mc:Ignorable="w14 w15 w16se w16cid w16 w16cex w16sdtdh w16sdtfl w16du wp14">
   <w:p>
     <w:pPr>
@@ -11542,7 +12824,7 @@
   <w:style w:type="paragraph" w:default="1" w:styleId="Normal">
     <w:name w:val="Normal"/>
     <w:qFormat/>
-    <w:rsid w:val="00076C05"/>
+    <w:rsid w:val="00FF71FB"/>
     <w:pPr>
       <w:spacing w:before="120" w:line="276" w:lineRule="auto"/>
     </w:pPr>

--- a/TS-Kramam/TS-2.4/TS 2.4 Tamil Krama Paatam Corrections.docx
+++ b/TS-Kramam/TS-2.4/TS 2.4 Tamil Krama Paatam Corrections.docx
@@ -61,18 +61,7 @@
           <w:szCs w:val="32"/>
           <w:u w:val="single"/>
         </w:rPr>
-        <w:t xml:space="preserve"> Corrections –Observed </w:t>
-      </w:r>
-      <w:proofErr w:type="gramStart"/>
-      <w:r>
-        <w:rPr>
-          <w:b/>
-          <w:bCs/>
-          <w:sz w:val="32"/>
-          <w:szCs w:val="32"/>
-          <w:u w:val="single"/>
-        </w:rPr>
-        <w:t xml:space="preserve">till </w:t>
+        <w:t xml:space="preserve"> Corrections –Observed till </w:t>
       </w:r>
       <w:r>
         <w:rPr>
@@ -85,7 +74,6 @@
         </w:rPr>
         <w:t>????</w:t>
       </w:r>
-      <w:proofErr w:type="gramEnd"/>
     </w:p>
     <w:p>
       <w:pPr>
@@ -226,7 +214,7 @@
       </w:tr>
       <w:tr>
         <w:trPr>
-          <w:trHeight w:val="680"/>
+          <w:trHeight w:val="1375"/>
         </w:trPr>
         <w:tc>
           <w:tcPr>
@@ -265,37 +253,7 @@
                 <w:szCs w:val="28"/>
                 <w:lang w:val="it-IT"/>
               </w:rPr>
-              <w:t>1</w:t>
-            </w:r>
-            <w:r>
-              <w:rPr>
-                <w:rFonts w:cs="Arial"/>
-                <w:b/>
-                <w:sz w:val="28"/>
-                <w:szCs w:val="28"/>
-                <w:lang w:val="it-IT"/>
-              </w:rPr>
-              <w:t>1</w:t>
-            </w:r>
-            <w:r>
-              <w:rPr>
-                <w:rFonts w:cs="Arial"/>
-                <w:b/>
-                <w:sz w:val="28"/>
-                <w:szCs w:val="28"/>
-                <w:lang w:val="it-IT"/>
-              </w:rPr>
-              <w:t>.</w:t>
-            </w:r>
-            <w:r>
-              <w:rPr>
-                <w:rFonts w:cs="Arial"/>
-                <w:b/>
-                <w:sz w:val="28"/>
-                <w:szCs w:val="28"/>
-                <w:lang w:val="it-IT"/>
-              </w:rPr>
-              <w:t>5</w:t>
+              <w:t>2.4</w:t>
             </w:r>
             <w:r>
               <w:rPr>
@@ -341,17 +299,7 @@
                 <w:szCs w:val="28"/>
                 <w:lang w:val="it-IT"/>
               </w:rPr>
-              <w:t>4</w:t>
-            </w:r>
-            <w:r>
-              <w:rPr>
-                <w:rFonts w:cs="Arial"/>
-                <w:b/>
-                <w:sz w:val="28"/>
-                <w:szCs w:val="28"/>
-                <w:lang w:val="it-IT"/>
-              </w:rPr>
-              <w:t>7</w:t>
+              <w:t>51</w:t>
             </w:r>
             <w:r>
               <w:rPr>
@@ -372,7 +320,534 @@
                 <w:szCs w:val="28"/>
                 <w:lang w:val="it-IT"/>
               </w:rPr>
-              <w:t>34</w:t>
+              <w:t>8</w:t>
+            </w:r>
+          </w:p>
+        </w:tc>
+        <w:tc>
+          <w:tcPr>
+            <w:tcW w:w="4738" w:type="dxa"/>
+          </w:tcPr>
+          <w:p>
+            <w:pPr>
+              <w:widowControl w:val="0"/>
+              <w:autoSpaceDE w:val="0"/>
+              <w:autoSpaceDN w:val="0"/>
+              <w:adjustRightInd w:val="0"/>
+              <w:spacing w:before="0" w:line="240" w:lineRule="auto"/>
+              <w:rPr>
+                <w:rFonts w:ascii="BRH Malayalam Extra" w:hAnsi="BRH Malayalam Extra" w:cs="BRH Malayalam Extra"/>
+                <w:color w:val="000000"/>
+                <w:sz w:val="40"/>
+                <w:szCs w:val="40"/>
+                <w:lang w:val="it-IT"/>
+              </w:rPr>
+            </w:pPr>
+            <w:r>
+              <w:rPr>
+                <w:rFonts w:ascii="Latha" w:hAnsi="Latha" w:cs="Latha"/>
+                <w:sz w:val="28"/>
+                <w:szCs w:val="28"/>
+                <w:cs/>
+                <w:lang w:bidi="ta-IN"/>
+              </w:rPr>
+              <w:t>ஏ</w:t>
+            </w:r>
+            <w:r>
+              <w:rPr>
+                <w:rFonts w:ascii="BRH Tamil Tab Extra" w:hAnsi="BRH Tamil Tab Extra" w:cs="Latha"/>
+                <w:b/>
+                <w:sz w:val="32"/>
+                <w:szCs w:val="28"/>
+                <w:lang w:val="it-IT" w:bidi="ta-IN"/>
+              </w:rPr>
+              <w:t>…</w:t>
+            </w:r>
+            <w:r>
+              <w:rPr>
+                <w:rFonts w:ascii="Latha" w:hAnsi="Latha" w:cs="Latha"/>
+                <w:sz w:val="28"/>
+                <w:szCs w:val="28"/>
+                <w:cs/>
+                <w:lang w:bidi="ta-IN"/>
+              </w:rPr>
+              <w:t>வ விஜி</w:t>
+            </w:r>
+            <w:r>
+              <w:rPr>
+                <w:rFonts w:ascii="BRH Tamil Tab Extra" w:hAnsi="BRH Tamil Tab Extra" w:cs="Latha"/>
+                <w:b/>
+                <w:sz w:val="36"/>
+                <w:szCs w:val="28"/>
+                <w:lang w:val="it-IT" w:bidi="ta-IN"/>
+              </w:rPr>
+              <w:t>†</w:t>
+            </w:r>
+            <w:r>
+              <w:rPr>
+                <w:rFonts w:ascii="Latha" w:hAnsi="Latha" w:cs="Latha"/>
+                <w:sz w:val="28"/>
+                <w:szCs w:val="28"/>
+                <w:highlight w:val="yellow"/>
+                <w:cs/>
+                <w:lang w:bidi="ta-IN"/>
+              </w:rPr>
+              <w:t>த</w:t>
+            </w:r>
+            <w:r>
+              <w:rPr>
+                <w:rFonts w:ascii="Latha" w:hAnsi="Latha" w:cs="Latha"/>
+                <w:sz w:val="28"/>
+                <w:szCs w:val="28"/>
+                <w:cs/>
+                <w:lang w:bidi="ta-IN"/>
+              </w:rPr>
+              <w:t xml:space="preserve">ம் </w:t>
+            </w:r>
+            <w:r>
+              <w:rPr>
+                <w:rFonts w:ascii="Latha" w:hAnsi="Latha" w:cs="Latha"/>
+                <w:sz w:val="28"/>
+                <w:szCs w:val="28"/>
+                <w:lang w:val="it-IT" w:bidi="ta-IN"/>
+              </w:rPr>
+              <w:t xml:space="preserve">| </w:t>
+            </w:r>
+            <w:r>
+              <w:rPr>
+                <w:rFonts w:ascii="Latha" w:hAnsi="Latha" w:cs="Latha"/>
+                <w:sz w:val="28"/>
+                <w:szCs w:val="28"/>
+                <w:cs/>
+                <w:lang w:bidi="ta-IN"/>
+              </w:rPr>
+              <w:t>விஜி</w:t>
+            </w:r>
+            <w:r>
+              <w:rPr>
+                <w:rFonts w:ascii="BRH Tamil Tab Extra" w:hAnsi="BRH Tamil Tab Extra" w:cs="Latha"/>
+                <w:b/>
+                <w:sz w:val="36"/>
+                <w:szCs w:val="28"/>
+                <w:lang w:val="it-IT" w:bidi="ta-IN"/>
+              </w:rPr>
+              <w:t>†</w:t>
+            </w:r>
+            <w:r>
+              <w:rPr>
+                <w:rFonts w:ascii="Latha" w:hAnsi="Latha" w:cs="Latha"/>
+                <w:sz w:val="28"/>
+                <w:szCs w:val="28"/>
+                <w:cs/>
+                <w:lang w:bidi="ta-IN"/>
+              </w:rPr>
+              <w:t>தி</w:t>
+            </w:r>
+            <w:r>
+              <w:rPr>
+                <w:rFonts w:ascii="BRH Tamil Tab Extra" w:hAnsi="BRH Tamil Tab Extra" w:cs="Latha"/>
+                <w:b/>
+                <w:sz w:val="32"/>
+                <w:szCs w:val="28"/>
+                <w:lang w:val="it-IT" w:bidi="ta-IN"/>
+              </w:rPr>
+              <w:t>…</w:t>
+            </w:r>
+            <w:r>
+              <w:rPr>
+                <w:rFonts w:ascii="Latha" w:hAnsi="Latha" w:cs="Latha"/>
+                <w:sz w:val="28"/>
+                <w:szCs w:val="28"/>
+                <w:cs/>
+                <w:lang w:bidi="ta-IN"/>
+              </w:rPr>
+              <w:t>ம் ப்</w:t>
+            </w:r>
+            <w:r>
+              <w:rPr>
+                <w:rFonts w:ascii="Latha" w:hAnsi="Latha" w:cs="Latha"/>
+                <w:b/>
+                <w:bCs/>
+                <w:position w:val="-12"/>
+                <w:sz w:val="28"/>
+                <w:szCs w:val="28"/>
+                <w:cs/>
+                <w:lang w:bidi="ta-IN"/>
+              </w:rPr>
+              <w:t>4</w:t>
+            </w:r>
+            <w:r>
+              <w:rPr>
+                <w:rFonts w:ascii="Latha" w:hAnsi="Latha" w:cs="Latha"/>
+                <w:sz w:val="28"/>
+                <w:szCs w:val="28"/>
+                <w:cs/>
+                <w:lang w:bidi="ta-IN"/>
+              </w:rPr>
+              <w:t>ராத்</w:t>
+            </w:r>
+            <w:r>
+              <w:rPr>
+                <w:rFonts w:ascii="Latha" w:hAnsi="Latha" w:cs="Latha"/>
+                <w:b/>
+                <w:bCs/>
+                <w:i/>
+                <w:iCs/>
+                <w:sz w:val="28"/>
+                <w:szCs w:val="28"/>
+                <w:cs/>
+                <w:lang w:bidi="ta-IN"/>
+              </w:rPr>
+              <w:t>ரு</w:t>
+            </w:r>
+            <w:r>
+              <w:rPr>
+                <w:rFonts w:ascii="BRH Tamil Tab Extra" w:hAnsi="BRH Tamil Tab Extra" w:cs="Latha"/>
+                <w:b/>
+                <w:sz w:val="36"/>
+                <w:szCs w:val="28"/>
+                <w:lang w:val="it-IT" w:bidi="ta-IN"/>
+              </w:rPr>
+              <w:t>†</w:t>
+            </w:r>
+            <w:r>
+              <w:rPr>
+                <w:rFonts w:ascii="Latha" w:hAnsi="Latha" w:cs="Latha"/>
+                <w:sz w:val="28"/>
+                <w:szCs w:val="28"/>
+                <w:cs/>
+                <w:lang w:bidi="ta-IN"/>
+              </w:rPr>
+              <w:t xml:space="preserve">வ்யேண </w:t>
+            </w:r>
+            <w:r>
+              <w:rPr>
+                <w:rFonts w:ascii="Latha" w:hAnsi="Latha" w:cs="Latha"/>
+                <w:sz w:val="28"/>
+                <w:szCs w:val="28"/>
+                <w:lang w:val="it-IT" w:bidi="ta-IN"/>
+              </w:rPr>
+              <w:t>|</w:t>
+            </w:r>
+          </w:p>
+        </w:tc>
+        <w:tc>
+          <w:tcPr>
+            <w:tcW w:w="5220" w:type="dxa"/>
+          </w:tcPr>
+          <w:p>
+            <w:pPr>
+              <w:widowControl w:val="0"/>
+              <w:autoSpaceDE w:val="0"/>
+              <w:autoSpaceDN w:val="0"/>
+              <w:adjustRightInd w:val="0"/>
+              <w:spacing w:before="0" w:line="240" w:lineRule="auto"/>
+              <w:rPr>
+                <w:rFonts w:ascii="BRH Malayalam Extra" w:hAnsi="BRH Malayalam Extra" w:cs="BRH Malayalam Extra"/>
+                <w:color w:val="000000"/>
+                <w:sz w:val="40"/>
+                <w:szCs w:val="40"/>
+                <w:lang w:val="it-IT"/>
+              </w:rPr>
+            </w:pPr>
+            <w:r>
+              <w:rPr>
+                <w:rFonts w:ascii="Latha" w:hAnsi="Latha" w:cs="Latha"/>
+                <w:sz w:val="28"/>
+                <w:szCs w:val="28"/>
+                <w:cs/>
+                <w:lang w:bidi="ta-IN"/>
+              </w:rPr>
+              <w:t>ஏ</w:t>
+            </w:r>
+            <w:r>
+              <w:rPr>
+                <w:rFonts w:ascii="BRH Tamil Tab Extra" w:hAnsi="BRH Tamil Tab Extra" w:cs="Latha"/>
+                <w:b/>
+                <w:sz w:val="32"/>
+                <w:szCs w:val="28"/>
+                <w:lang w:val="it-IT" w:bidi="ta-IN"/>
+              </w:rPr>
+              <w:t>…</w:t>
+            </w:r>
+            <w:r>
+              <w:rPr>
+                <w:rFonts w:ascii="Latha" w:hAnsi="Latha" w:cs="Latha"/>
+                <w:sz w:val="28"/>
+                <w:szCs w:val="28"/>
+                <w:cs/>
+                <w:lang w:bidi="ta-IN"/>
+              </w:rPr>
+              <w:t>வ விஜி</w:t>
+            </w:r>
+            <w:r>
+              <w:rPr>
+                <w:rFonts w:ascii="BRH Tamil Tab Extra" w:hAnsi="BRH Tamil Tab Extra" w:cs="Latha"/>
+                <w:b/>
+                <w:sz w:val="36"/>
+                <w:szCs w:val="28"/>
+                <w:lang w:val="it-IT" w:bidi="ta-IN"/>
+              </w:rPr>
+              <w:t>†</w:t>
+            </w:r>
+            <w:r>
+              <w:rPr>
+                <w:rFonts w:ascii="Latha" w:hAnsi="Latha" w:cs="Latha"/>
+                <w:sz w:val="28"/>
+                <w:szCs w:val="28"/>
+                <w:highlight w:val="green"/>
+                <w:cs/>
+                <w:lang w:bidi="ta-IN"/>
+              </w:rPr>
+              <w:t>தி</w:t>
+            </w:r>
+            <w:r>
+              <w:rPr>
+                <w:rFonts w:ascii="Latha" w:hAnsi="Latha" w:cs="Latha"/>
+                <w:sz w:val="28"/>
+                <w:szCs w:val="28"/>
+                <w:cs/>
+                <w:lang w:bidi="ta-IN"/>
+              </w:rPr>
+              <w:t xml:space="preserve">ம் </w:t>
+            </w:r>
+            <w:r>
+              <w:rPr>
+                <w:rFonts w:ascii="Latha" w:hAnsi="Latha" w:cs="Latha"/>
+                <w:sz w:val="28"/>
+                <w:szCs w:val="28"/>
+                <w:lang w:val="it-IT" w:bidi="ta-IN"/>
+              </w:rPr>
+              <w:t xml:space="preserve">| </w:t>
+            </w:r>
+            <w:r>
+              <w:rPr>
+                <w:rFonts w:ascii="Latha" w:hAnsi="Latha" w:cs="Latha"/>
+                <w:sz w:val="28"/>
+                <w:szCs w:val="28"/>
+                <w:cs/>
+                <w:lang w:bidi="ta-IN"/>
+              </w:rPr>
+              <w:t>விஜி</w:t>
+            </w:r>
+            <w:r>
+              <w:rPr>
+                <w:rFonts w:ascii="BRH Tamil Tab Extra" w:hAnsi="BRH Tamil Tab Extra" w:cs="Latha"/>
+                <w:b/>
+                <w:sz w:val="36"/>
+                <w:szCs w:val="28"/>
+                <w:lang w:val="it-IT" w:bidi="ta-IN"/>
+              </w:rPr>
+              <w:t>†</w:t>
+            </w:r>
+            <w:r>
+              <w:rPr>
+                <w:rFonts w:ascii="Latha" w:hAnsi="Latha" w:cs="Latha"/>
+                <w:sz w:val="28"/>
+                <w:szCs w:val="28"/>
+                <w:cs/>
+                <w:lang w:bidi="ta-IN"/>
+              </w:rPr>
+              <w:t>தி</w:t>
+            </w:r>
+            <w:r>
+              <w:rPr>
+                <w:rFonts w:ascii="BRH Tamil Tab Extra" w:hAnsi="BRH Tamil Tab Extra" w:cs="Latha"/>
+                <w:b/>
+                <w:sz w:val="32"/>
+                <w:szCs w:val="28"/>
+                <w:lang w:val="it-IT" w:bidi="ta-IN"/>
+              </w:rPr>
+              <w:t>…</w:t>
+            </w:r>
+            <w:r>
+              <w:rPr>
+                <w:rFonts w:ascii="Latha" w:hAnsi="Latha" w:cs="Latha"/>
+                <w:sz w:val="28"/>
+                <w:szCs w:val="28"/>
+                <w:cs/>
+                <w:lang w:bidi="ta-IN"/>
+              </w:rPr>
+              <w:t>ம் ப்</w:t>
+            </w:r>
+            <w:r>
+              <w:rPr>
+                <w:rFonts w:ascii="Latha" w:hAnsi="Latha" w:cs="Latha"/>
+                <w:b/>
+                <w:bCs/>
+                <w:position w:val="-12"/>
+                <w:sz w:val="28"/>
+                <w:szCs w:val="28"/>
+                <w:cs/>
+                <w:lang w:bidi="ta-IN"/>
+              </w:rPr>
+              <w:t>4</w:t>
+            </w:r>
+            <w:r>
+              <w:rPr>
+                <w:rFonts w:ascii="Latha" w:hAnsi="Latha" w:cs="Latha"/>
+                <w:sz w:val="28"/>
+                <w:szCs w:val="28"/>
+                <w:cs/>
+                <w:lang w:bidi="ta-IN"/>
+              </w:rPr>
+              <w:t>ராத்</w:t>
+            </w:r>
+            <w:r>
+              <w:rPr>
+                <w:rFonts w:ascii="Latha" w:hAnsi="Latha" w:cs="Latha"/>
+                <w:b/>
+                <w:bCs/>
+                <w:i/>
+                <w:iCs/>
+                <w:sz w:val="28"/>
+                <w:szCs w:val="28"/>
+                <w:cs/>
+                <w:lang w:bidi="ta-IN"/>
+              </w:rPr>
+              <w:t>ரு</w:t>
+            </w:r>
+            <w:r>
+              <w:rPr>
+                <w:rFonts w:ascii="BRH Tamil Tab Extra" w:hAnsi="BRH Tamil Tab Extra" w:cs="Latha"/>
+                <w:b/>
+                <w:sz w:val="36"/>
+                <w:szCs w:val="28"/>
+                <w:lang w:val="it-IT" w:bidi="ta-IN"/>
+              </w:rPr>
+              <w:t>†</w:t>
+            </w:r>
+            <w:r>
+              <w:rPr>
+                <w:rFonts w:ascii="Latha" w:hAnsi="Latha" w:cs="Latha"/>
+                <w:sz w:val="28"/>
+                <w:szCs w:val="28"/>
+                <w:cs/>
+                <w:lang w:bidi="ta-IN"/>
+              </w:rPr>
+              <w:t xml:space="preserve">வ்யேண </w:t>
+            </w:r>
+            <w:r>
+              <w:rPr>
+                <w:rFonts w:ascii="Latha" w:hAnsi="Latha" w:cs="Latha"/>
+                <w:sz w:val="28"/>
+                <w:szCs w:val="28"/>
+                <w:lang w:val="it-IT" w:bidi="ta-IN"/>
+              </w:rPr>
+              <w:t>|</w:t>
+            </w:r>
+          </w:p>
+        </w:tc>
+      </w:tr>
+      <w:tr>
+        <w:trPr>
+          <w:trHeight w:val="1281"/>
+        </w:trPr>
+        <w:tc>
+          <w:tcPr>
+            <w:tcW w:w="3877" w:type="dxa"/>
+          </w:tcPr>
+          <w:p>
+            <w:pPr>
+              <w:widowControl w:val="0"/>
+              <w:autoSpaceDE w:val="0"/>
+              <w:autoSpaceDN w:val="0"/>
+              <w:adjustRightInd w:val="0"/>
+              <w:spacing w:before="0" w:line="240" w:lineRule="auto"/>
+              <w:rPr>
+                <w:rFonts w:cs="Arial"/>
+                <w:b/>
+                <w:sz w:val="28"/>
+                <w:szCs w:val="28"/>
+                <w:lang w:val="it-IT"/>
+              </w:rPr>
+            </w:pPr>
+            <w:r>
+              <w:rPr>
+                <w:rFonts w:cs="Arial"/>
+                <w:b/>
+                <w:sz w:val="28"/>
+                <w:szCs w:val="28"/>
+                <w:lang w:val="it-IT"/>
+              </w:rPr>
+              <w:t>TS 2.4.</w:t>
+            </w:r>
+            <w:r>
+              <w:rPr>
+                <w:rFonts w:cs="Arial"/>
+                <w:b/>
+                <w:sz w:val="28"/>
+                <w:szCs w:val="28"/>
+                <w:lang w:val="it-IT"/>
+              </w:rPr>
+              <w:t>8.2</w:t>
+            </w:r>
+            <w:r>
+              <w:rPr>
+                <w:rFonts w:cs="Arial"/>
+                <w:b/>
+                <w:sz w:val="28"/>
+                <w:szCs w:val="28"/>
+                <w:lang w:val="it-IT"/>
+              </w:rPr>
+              <w:t xml:space="preserve"> - Kramam</w:t>
+            </w:r>
+          </w:p>
+          <w:p>
+            <w:pPr>
+              <w:widowControl w:val="0"/>
+              <w:autoSpaceDE w:val="0"/>
+              <w:autoSpaceDN w:val="0"/>
+              <w:adjustRightInd w:val="0"/>
+              <w:spacing w:before="0" w:line="240" w:lineRule="auto"/>
+              <w:rPr>
+                <w:rFonts w:cs="Arial"/>
+                <w:b/>
+                <w:sz w:val="28"/>
+                <w:szCs w:val="28"/>
+                <w:lang w:val="it-IT"/>
+              </w:rPr>
+            </w:pPr>
+            <w:r>
+              <w:rPr>
+                <w:rFonts w:cs="Arial"/>
+                <w:b/>
+                <w:sz w:val="28"/>
+                <w:szCs w:val="28"/>
+                <w:lang w:val="it-IT"/>
+              </w:rPr>
+              <w:t xml:space="preserve">Krama Vaakyam No. - </w:t>
+            </w:r>
+            <w:r>
+              <w:rPr>
+                <w:rFonts w:cs="Arial"/>
+                <w:b/>
+                <w:sz w:val="28"/>
+                <w:szCs w:val="28"/>
+                <w:lang w:val="it-IT"/>
+              </w:rPr>
+              <w:t>9</w:t>
+            </w:r>
+            <w:r>
+              <w:rPr>
+                <w:rFonts w:cs="Arial"/>
+                <w:b/>
+                <w:sz w:val="28"/>
+                <w:szCs w:val="28"/>
+                <w:lang w:val="it-IT"/>
+              </w:rPr>
+              <w:br/>
+              <w:t xml:space="preserve">Panchaati No. - </w:t>
+            </w:r>
+            <w:r>
+              <w:rPr>
+                <w:rFonts w:cs="Arial"/>
+                <w:b/>
+                <w:sz w:val="28"/>
+                <w:szCs w:val="28"/>
+                <w:lang w:val="it-IT"/>
+              </w:rPr>
+              <w:t>22</w:t>
             </w:r>
           </w:p>
         </w:tc>
@@ -384,11 +859,11 @@
             <w:pPr>
               <w:spacing w:before="0" w:line="240" w:lineRule="auto"/>
               <w:rPr>
-                <w:rFonts w:ascii="Latha" w:hAnsi="Latha" w:cs="Latha"/>
-                <w:sz w:val="28"/>
-                <w:szCs w:val="28"/>
-                <w:cs/>
-                <w:lang w:bidi="ta-IN"/>
+                <w:rFonts w:ascii="BRH Malayalam Extra" w:hAnsi="BRH Malayalam Extra" w:cs="BRH Malayalam Extra"/>
+                <w:color w:val="000000"/>
+                <w:sz w:val="40"/>
+                <w:szCs w:val="40"/>
+                <w:lang w:val="it-IT"/>
               </w:rPr>
             </w:pPr>
             <w:r>
@@ -399,21 +874,341 @@
                 <w:cs/>
                 <w:lang w:bidi="ta-IN"/>
               </w:rPr>
-              <w:t>ஸம்</w:t>
-            </w:r>
-            <w:r>
-              <w:rPr>
-                <w:rFonts w:ascii="Latha" w:hAnsi="Latha" w:cs="Latha"/>
-                <w:b/>
-                <w:bCs/>
-                <w:i/>
-                <w:iCs/>
-                <w:sz w:val="28"/>
-                <w:szCs w:val="28"/>
-                <w:cs/>
-                <w:lang w:bidi="ta-IN"/>
-              </w:rPr>
-              <w:t>ரு</w:t>
+              <w:t>வ</w:t>
+            </w:r>
+            <w:r>
+              <w:rPr>
+                <w:rFonts w:ascii="BRH Tamil Tab Extra" w:hAnsi="BRH Tamil Tab Extra" w:cs="Latha"/>
+                <w:b/>
+                <w:sz w:val="32"/>
+                <w:szCs w:val="28"/>
+                <w:lang w:val="it-IT" w:bidi="ta-IN"/>
+              </w:rPr>
+              <w:t>…</w:t>
+            </w:r>
+            <w:r>
+              <w:rPr>
+                <w:rFonts w:ascii="Latha" w:hAnsi="Latha" w:cs="Latha"/>
+                <w:sz w:val="28"/>
+                <w:szCs w:val="28"/>
+                <w:cs/>
+                <w:lang w:bidi="ta-IN"/>
+              </w:rPr>
+              <w:t>ர்</w:t>
+            </w:r>
+            <w:r>
+              <w:rPr>
+                <w:rFonts w:ascii="BRH Tamil Tab Extra" w:hAnsi="BRH Tamil Tab Extra" w:cs="Latha"/>
+                <w:b/>
+                <w:sz w:val="32"/>
+                <w:szCs w:val="28"/>
+                <w:lang w:val="it-IT" w:bidi="ta-IN"/>
+              </w:rPr>
+              <w:t>…</w:t>
+            </w:r>
+            <w:r>
+              <w:rPr>
+                <w:rFonts w:ascii="Latha" w:hAnsi="Latha" w:cs="Latha"/>
+                <w:b/>
+                <w:bCs/>
+                <w:sz w:val="32"/>
+                <w:szCs w:val="32"/>
+                <w:lang w:val="it-IT" w:bidi="ta-IN"/>
+              </w:rPr>
+              <w:t>.</w:t>
+            </w:r>
+            <w:r>
+              <w:rPr>
+                <w:rFonts w:ascii="Latha" w:hAnsi="Latha" w:cs="Latha"/>
+                <w:sz w:val="28"/>
+                <w:szCs w:val="28"/>
+                <w:cs/>
+                <w:lang w:bidi="ta-IN"/>
+              </w:rPr>
+              <w:t>ஷ</w:t>
+            </w:r>
+            <w:r>
+              <w:rPr>
+                <w:rFonts w:ascii="BRH Tamil Tab Extra" w:hAnsi="BRH Tamil Tab Extra" w:cs="Latha"/>
+                <w:b/>
+                <w:sz w:val="32"/>
+                <w:szCs w:val="28"/>
+                <w:lang w:val="it-IT" w:bidi="ta-IN"/>
+              </w:rPr>
+              <w:t>…</w:t>
+            </w:r>
+            <w:r>
+              <w:rPr>
+                <w:rFonts w:ascii="Latha" w:hAnsi="Latha" w:cs="Latha"/>
+                <w:sz w:val="28"/>
+                <w:szCs w:val="28"/>
+                <w:cs/>
+                <w:lang w:bidi="ta-IN"/>
+              </w:rPr>
+              <w:t>ய</w:t>
+            </w:r>
+            <w:r>
+              <w:rPr>
+                <w:rFonts w:ascii="BRH Tamil Tab Extra" w:hAnsi="BRH Tamil Tab Extra" w:cs="Latha"/>
+                <w:b/>
+                <w:sz w:val="32"/>
+                <w:szCs w:val="28"/>
+                <w:lang w:val="it-IT" w:bidi="ta-IN"/>
+              </w:rPr>
+              <w:t>…</w:t>
+            </w:r>
+            <w:r>
+              <w:rPr>
+                <w:rFonts w:ascii="Latha" w:hAnsi="Latha" w:cs="Latha"/>
+                <w:sz w:val="28"/>
+                <w:szCs w:val="28"/>
+                <w:cs/>
+                <w:lang w:bidi="ta-IN"/>
+              </w:rPr>
+              <w:t>தா</w:t>
+            </w:r>
+            <w:r>
+              <w:rPr>
+                <w:rFonts w:ascii="BRH Tamil Tab Extra" w:hAnsi="BRH Tamil Tab Extra" w:cs="Latha"/>
+                <w:b/>
+                <w:sz w:val="32"/>
+                <w:szCs w:val="28"/>
+                <w:lang w:val="it-IT" w:bidi="ta-IN"/>
+              </w:rPr>
+              <w:t>…</w:t>
+            </w:r>
+            <w:r>
+              <w:rPr>
+                <w:rFonts w:ascii="Latha" w:hAnsi="Latha" w:cs="Latha"/>
+                <w:b/>
+                <w:bCs/>
+                <w:position w:val="-12"/>
+                <w:sz w:val="28"/>
+                <w:szCs w:val="28"/>
+                <w:cs/>
+                <w:lang w:bidi="ta-IN"/>
+              </w:rPr>
+              <w:t>2</w:t>
+            </w:r>
+            <w:r>
+              <w:rPr>
+                <w:rFonts w:ascii="Latha" w:hAnsi="Latha" w:cs="Latha"/>
+                <w:sz w:val="28"/>
+                <w:szCs w:val="28"/>
+                <w:cs/>
+                <w:lang w:bidi="ta-IN"/>
+              </w:rPr>
+              <w:t xml:space="preserve"> பு</w:t>
+            </w:r>
+            <w:r>
+              <w:rPr>
+                <w:rFonts w:ascii="BRH Tamil Tab Extra" w:hAnsi="BRH Tamil Tab Extra" w:cs="Latha"/>
+                <w:b/>
+                <w:sz w:val="32"/>
+                <w:szCs w:val="28"/>
+                <w:lang w:val="it-IT" w:bidi="ta-IN"/>
+              </w:rPr>
+              <w:t>…</w:t>
+            </w:r>
+            <w:r>
+              <w:rPr>
+                <w:rFonts w:ascii="Latha" w:hAnsi="Latha" w:cs="Latha"/>
+                <w:sz w:val="28"/>
+                <w:szCs w:val="28"/>
+                <w:cs/>
+                <w:lang w:bidi="ta-IN"/>
+              </w:rPr>
+              <w:t>ரீ</w:t>
+            </w:r>
+            <w:r>
+              <w:rPr>
+                <w:rFonts w:ascii="BRH Tamil Tab Extra" w:hAnsi="BRH Tamil Tab Extra" w:cs="Latha"/>
+                <w:b/>
+                <w:sz w:val="32"/>
+                <w:szCs w:val="28"/>
+                <w:lang w:val="it-IT" w:bidi="ta-IN"/>
+              </w:rPr>
+              <w:t>…</w:t>
+            </w:r>
+            <w:r>
+              <w:rPr>
+                <w:rFonts w:ascii="Latha" w:hAnsi="Latha" w:cs="Latha"/>
+                <w:sz w:val="28"/>
+                <w:szCs w:val="28"/>
+                <w:cs/>
+                <w:lang w:bidi="ta-IN"/>
+              </w:rPr>
+              <w:t>ஷி</w:t>
+            </w:r>
+            <w:r>
+              <w:rPr>
+                <w:rFonts w:ascii="BRH Tamil Tab Extra" w:hAnsi="BRH Tamil Tab Extra" w:cs="Latha"/>
+                <w:b/>
+                <w:sz w:val="32"/>
+                <w:szCs w:val="28"/>
+                <w:lang w:val="it-IT" w:bidi="ta-IN"/>
+              </w:rPr>
+              <w:t>…</w:t>
+            </w:r>
+            <w:r>
+              <w:rPr>
+                <w:rFonts w:ascii="Latha" w:hAnsi="Latha" w:cs="Latha"/>
+                <w:sz w:val="28"/>
+                <w:szCs w:val="28"/>
+                <w:cs/>
+                <w:lang w:bidi="ta-IN"/>
+              </w:rPr>
+              <w:t>ண</w:t>
+            </w:r>
+            <w:r>
+              <w:rPr>
+                <w:rFonts w:ascii="BRH Tamil Tab Extra" w:hAnsi="BRH Tamil Tab Extra" w:cs="Latha"/>
+                <w:b/>
+                <w:sz w:val="32"/>
+                <w:szCs w:val="28"/>
+                <w:lang w:val="it-IT" w:bidi="ta-IN"/>
+              </w:rPr>
+              <w:t>…</w:t>
+            </w:r>
+            <w:r>
+              <w:rPr>
+                <w:rFonts w:ascii="Latha" w:hAnsi="Latha" w:cs="Latha"/>
+                <w:b/>
+                <w:bCs/>
+                <w:sz w:val="32"/>
+                <w:szCs w:val="32"/>
+                <w:cs/>
+                <w:lang w:bidi="ta-IN"/>
+              </w:rPr>
+              <w:t>:</w:t>
+            </w:r>
+            <w:r>
+              <w:rPr>
+                <w:rFonts w:ascii="Latha" w:hAnsi="Latha" w:cs="Latha"/>
+                <w:sz w:val="28"/>
+                <w:szCs w:val="28"/>
+                <w:cs/>
+                <w:lang w:bidi="ta-IN"/>
+              </w:rPr>
+              <w:t xml:space="preserve"> </w:t>
+            </w:r>
+            <w:r>
+              <w:rPr>
+                <w:rFonts w:ascii="Latha" w:hAnsi="Latha" w:cs="Latha"/>
+                <w:sz w:val="28"/>
+                <w:szCs w:val="28"/>
+                <w:lang w:val="it-IT" w:bidi="ta-IN"/>
+              </w:rPr>
+              <w:t xml:space="preserve">| </w:t>
+            </w:r>
+            <w:r>
+              <w:rPr>
+                <w:rFonts w:ascii="Latha" w:hAnsi="Latha" w:cs="Latha"/>
+                <w:sz w:val="28"/>
+                <w:szCs w:val="28"/>
+                <w:lang w:val="it-IT" w:bidi="ta-IN"/>
+              </w:rPr>
+              <w:br/>
+            </w:r>
+            <w:r>
+              <w:rPr>
+                <w:rFonts w:ascii="Latha" w:hAnsi="Latha" w:cs="Latha"/>
+                <w:sz w:val="28"/>
+                <w:szCs w:val="28"/>
+                <w:cs/>
+                <w:lang w:bidi="ta-IN"/>
+              </w:rPr>
+              <w:t>பு</w:t>
+            </w:r>
+            <w:r>
+              <w:rPr>
+                <w:rFonts w:ascii="BRH Tamil Tab Extra" w:hAnsi="BRH Tamil Tab Extra" w:cs="Latha"/>
+                <w:b/>
+                <w:sz w:val="32"/>
+                <w:szCs w:val="28"/>
+                <w:lang w:val="it-IT" w:bidi="ta-IN"/>
+              </w:rPr>
+              <w:t>…</w:t>
+            </w:r>
+            <w:r>
+              <w:rPr>
+                <w:rFonts w:ascii="Latha" w:hAnsi="Latha" w:cs="Latha"/>
+                <w:sz w:val="28"/>
+                <w:szCs w:val="28"/>
+                <w:cs/>
+                <w:lang w:bidi="ta-IN"/>
+              </w:rPr>
+              <w:t>ரீ</w:t>
+            </w:r>
+            <w:r>
+              <w:rPr>
+                <w:rFonts w:ascii="BRH Tamil Tab Extra" w:hAnsi="BRH Tamil Tab Extra" w:cs="Latha"/>
+                <w:b/>
+                <w:sz w:val="32"/>
+                <w:szCs w:val="28"/>
+                <w:lang w:val="it-IT" w:bidi="ta-IN"/>
+              </w:rPr>
+              <w:t>…</w:t>
+            </w:r>
+            <w:r>
+              <w:rPr>
+                <w:rFonts w:ascii="Latha" w:hAnsi="Latha" w:cs="Latha"/>
+                <w:sz w:val="28"/>
+                <w:szCs w:val="28"/>
+                <w:highlight w:val="yellow"/>
+                <w:cs/>
+                <w:lang w:bidi="ta-IN"/>
+              </w:rPr>
+              <w:t>ஷ</w:t>
+            </w:r>
+            <w:r>
+              <w:rPr>
+                <w:rFonts w:ascii="BRH Tamil Tab Extra" w:hAnsi="BRH Tamil Tab Extra" w:cs="Latha"/>
+                <w:b/>
+                <w:sz w:val="32"/>
+                <w:szCs w:val="28"/>
+                <w:lang w:val="it-IT" w:bidi="ta-IN"/>
+              </w:rPr>
+              <w:t>…</w:t>
+            </w:r>
+            <w:r>
+              <w:rPr>
+                <w:rFonts w:ascii="Latha" w:hAnsi="Latha" w:cs="Latha"/>
+                <w:sz w:val="28"/>
+                <w:szCs w:val="28"/>
+                <w:cs/>
+                <w:lang w:bidi="ta-IN"/>
+              </w:rPr>
+              <w:t>ண</w:t>
+            </w:r>
+            <w:r>
+              <w:rPr>
+                <w:rFonts w:ascii="BRH Tamil Tab Extra" w:hAnsi="BRH Tamil Tab Extra" w:cs="Latha"/>
+                <w:b/>
+                <w:sz w:val="32"/>
+                <w:szCs w:val="28"/>
+                <w:lang w:val="it-IT" w:bidi="ta-IN"/>
+              </w:rPr>
+              <w:t>…</w:t>
+            </w:r>
+            <w:r>
+              <w:rPr>
+                <w:rFonts w:ascii="Latha" w:hAnsi="Latha" w:cs="Latha"/>
+                <w:sz w:val="28"/>
+                <w:szCs w:val="28"/>
+                <w:lang w:val="it-IT" w:bidi="ta-IN"/>
+              </w:rPr>
+              <w:t xml:space="preserve"> </w:t>
+            </w:r>
+            <w:r>
+              <w:rPr>
+                <w:rFonts w:ascii="Latha" w:hAnsi="Latha" w:cs="Latha"/>
+                <w:sz w:val="28"/>
+                <w:szCs w:val="28"/>
+                <w:cs/>
+                <w:lang w:bidi="ta-IN"/>
+              </w:rPr>
+              <w:t>இதி</w:t>
             </w:r>
             <w:r>
               <w:rPr>
@@ -421,7 +1216,7 @@
                 <w:b/>
                 <w:sz w:val="36"/>
                 <w:szCs w:val="28"/>
-                <w:lang w:bidi="ta-IN"/>
+                <w:lang w:val="it-IT" w:bidi="ta-IN"/>
               </w:rPr>
               <w:t>†</w:t>
             </w:r>
@@ -430,73 +1225,7 @@
                 <w:rFonts w:ascii="Latha" w:hAnsi="Latha" w:cs="Latha"/>
                 <w:sz w:val="28"/>
                 <w:szCs w:val="28"/>
-                <w:cs/>
-                <w:lang w:bidi="ta-IN"/>
-              </w:rPr>
-              <w:t>த்</w:t>
-            </w:r>
-            <w:r>
-              <w:rPr>
-                <w:rFonts w:ascii="Latha" w:hAnsi="Latha" w:cs="Latha"/>
-                <w:b/>
-                <w:bCs/>
-                <w:position w:val="-12"/>
-                <w:sz w:val="28"/>
-                <w:szCs w:val="28"/>
-                <w:cs/>
-                <w:lang w:bidi="ta-IN"/>
-              </w:rPr>
-              <w:t>3</w:t>
-            </w:r>
-            <w:r>
-              <w:rPr>
-                <w:rFonts w:ascii="Latha" w:hAnsi="Latha" w:cs="Latha"/>
-                <w:sz w:val="28"/>
-                <w:szCs w:val="28"/>
-                <w:cs/>
-                <w:lang w:bidi="ta-IN"/>
-              </w:rPr>
-              <w:t>த்</w:t>
-            </w:r>
-            <w:r>
-              <w:rPr>
-                <w:rFonts w:ascii="Latha" w:hAnsi="Latha" w:cs="Latha"/>
-                <w:b/>
-                <w:bCs/>
-                <w:position w:val="-12"/>
-                <w:sz w:val="28"/>
-                <w:szCs w:val="28"/>
-                <w:cs/>
-                <w:lang w:bidi="ta-IN"/>
-              </w:rPr>
-              <w:t>4</w:t>
-            </w:r>
-            <w:r>
-              <w:rPr>
-                <w:rFonts w:ascii="Latha" w:hAnsi="Latha" w:cs="Latha"/>
-                <w:sz w:val="28"/>
-                <w:szCs w:val="28"/>
-                <w:cs/>
-                <w:lang w:bidi="ta-IN"/>
-              </w:rPr>
-              <w:t>யா</w:t>
-            </w:r>
-            <w:r>
-              <w:rPr>
-                <w:rFonts w:ascii="BRH Tamil Tab Extra" w:hAnsi="BRH Tamil Tab Extra" w:cs="Latha"/>
-                <w:b/>
-                <w:sz w:val="32"/>
-                <w:szCs w:val="28"/>
-                <w:lang w:bidi="ta-IN"/>
-              </w:rPr>
-              <w:t>…</w:t>
-            </w:r>
-            <w:r>
-              <w:rPr>
-                <w:rFonts w:ascii="Latha" w:hAnsi="Latha" w:cs="Latha"/>
-                <w:sz w:val="28"/>
-                <w:szCs w:val="28"/>
-                <w:lang w:bidi="ta-IN"/>
+                <w:lang w:val="it-IT" w:bidi="ta-IN"/>
               </w:rPr>
               <w:t xml:space="preserve"> </w:t>
             </w:r>
@@ -508,23 +1237,47 @@
                 <w:cs/>
                 <w:lang w:bidi="ta-IN"/>
               </w:rPr>
-              <w:t>இதி</w:t>
-            </w:r>
-            <w:r>
-              <w:rPr>
-                <w:rFonts w:ascii="BRH Tamil Tab Extra" w:hAnsi="BRH Tamil Tab Extra" w:cs="Latha"/>
-                <w:b/>
-                <w:sz w:val="32"/>
-                <w:szCs w:val="28"/>
-                <w:lang w:bidi="ta-IN"/>
-              </w:rPr>
-              <w:t>…</w:t>
-            </w:r>
-            <w:r>
-              <w:rPr>
-                <w:rFonts w:ascii="Latha" w:hAnsi="Latha" w:cs="Latha"/>
-                <w:sz w:val="28"/>
-                <w:szCs w:val="28"/>
+              <w:t>புரீ</w:t>
+            </w:r>
+            <w:r>
+              <w:rPr>
+                <w:rFonts w:ascii="Latha" w:hAnsi="Latha" w:cs="Latha"/>
+                <w:sz w:val="28"/>
+                <w:szCs w:val="28"/>
+                <w:highlight w:val="yellow"/>
+                <w:cs/>
+                <w:lang w:bidi="ta-IN"/>
+              </w:rPr>
+              <w:t>ஷ</w:t>
+            </w:r>
+            <w:r>
+              <w:rPr>
+                <w:rFonts w:ascii="Latha" w:hAnsi="Latha" w:cs="Latha"/>
+                <w:sz w:val="28"/>
+                <w:szCs w:val="28"/>
+                <w:cs/>
+                <w:lang w:bidi="ta-IN"/>
+              </w:rPr>
+              <w:t>ண</w:t>
+            </w:r>
+            <w:r>
+              <w:rPr>
+                <w:rFonts w:ascii="Latha" w:hAnsi="Latha" w:cs="Latha"/>
+                <w:b/>
+                <w:bCs/>
+                <w:sz w:val="32"/>
+                <w:szCs w:val="32"/>
+                <w:cs/>
+                <w:lang w:bidi="ta-IN"/>
+              </w:rPr>
+              <w:t>:</w:t>
+            </w:r>
+            <w:r>
+              <w:rPr>
+                <w:rFonts w:ascii="Latha" w:hAnsi="Latha" w:cs="Latha"/>
+                <w:sz w:val="28"/>
+                <w:szCs w:val="28"/>
+                <w:cs/>
                 <w:lang w:bidi="ta-IN"/>
               </w:rPr>
               <w:t xml:space="preserve"> </w:t>
@@ -534,124 +1287,9 @@
                 <w:rFonts w:ascii="Latha" w:hAnsi="Latha" w:cs="Latha"/>
                 <w:sz w:val="28"/>
                 <w:szCs w:val="28"/>
-                <w:cs/>
-                <w:lang w:bidi="ta-IN"/>
-              </w:rPr>
-              <w:t xml:space="preserve">ஸம் </w:t>
-            </w:r>
-            <w:r>
-              <w:rPr>
-                <w:rFonts w:ascii="Latha" w:hAnsi="Latha" w:cs="Latha"/>
-                <w:sz w:val="28"/>
-                <w:szCs w:val="28"/>
-                <w:lang w:bidi="ta-IN"/>
-              </w:rPr>
-              <w:t xml:space="preserve">- </w:t>
-            </w:r>
-            <w:r>
-              <w:rPr>
-                <w:rFonts w:ascii="Latha" w:hAnsi="Latha" w:cs="Latha"/>
-                <w:b/>
-                <w:bCs/>
-                <w:i/>
-                <w:iCs/>
-                <w:sz w:val="28"/>
-                <w:szCs w:val="28"/>
-                <w:cs/>
-                <w:lang w:bidi="ta-IN"/>
-              </w:rPr>
-              <w:t>ரு</w:t>
-            </w:r>
-            <w:r>
-              <w:rPr>
-                <w:rFonts w:ascii="BRH Tamil Tab Extra" w:hAnsi="BRH Tamil Tab Extra" w:cs="Latha"/>
-                <w:b/>
-                <w:sz w:val="32"/>
-                <w:szCs w:val="28"/>
-                <w:lang w:bidi="ta-IN"/>
-              </w:rPr>
-              <w:t>…</w:t>
-            </w:r>
-            <w:r>
-              <w:rPr>
-                <w:rFonts w:ascii="Latha" w:hAnsi="Latha" w:cs="Latha"/>
-                <w:sz w:val="28"/>
-                <w:szCs w:val="28"/>
-                <w:cs/>
-                <w:lang w:bidi="ta-IN"/>
-              </w:rPr>
-              <w:t>த்</w:t>
-            </w:r>
-            <w:r>
-              <w:rPr>
-                <w:rFonts w:ascii="Latha" w:hAnsi="Latha" w:cs="Latha"/>
-                <w:b/>
-                <w:bCs/>
-                <w:position w:val="-12"/>
-                <w:sz w:val="28"/>
-                <w:szCs w:val="28"/>
-                <w:cs/>
-                <w:lang w:bidi="ta-IN"/>
-              </w:rPr>
-              <w:t>3</w:t>
-            </w:r>
-            <w:r>
-              <w:rPr>
-                <w:rFonts w:ascii="Latha" w:hAnsi="Latha" w:cs="Latha"/>
-                <w:sz w:val="28"/>
-                <w:szCs w:val="28"/>
-                <w:cs/>
-                <w:lang w:bidi="ta-IN"/>
-              </w:rPr>
-              <w:t>த்</w:t>
-            </w:r>
-            <w:r>
-              <w:rPr>
-                <w:rFonts w:ascii="Latha" w:hAnsi="Latha" w:cs="Latha"/>
-                <w:b/>
-                <w:bCs/>
-                <w:position w:val="-12"/>
-                <w:sz w:val="28"/>
-                <w:szCs w:val="28"/>
-                <w:highlight w:val="yellow"/>
-                <w:cs/>
-                <w:lang w:bidi="ta-IN"/>
-              </w:rPr>
-              <w:t>4</w:t>
-            </w:r>
-            <w:r>
-              <w:rPr>
-                <w:rFonts w:ascii="Latha" w:hAnsi="Latha" w:cs="Latha"/>
-                <w:color w:val="EE0000"/>
-                <w:sz w:val="28"/>
-                <w:szCs w:val="28"/>
-                <w:highlight w:val="yellow"/>
-                <w:cs/>
-                <w:lang w:bidi="ta-IN"/>
-              </w:rPr>
-              <w:t>யே</w:t>
-            </w:r>
-            <w:r>
-              <w:rPr>
-                <w:rFonts w:ascii="BRH Tamil Tab Extra" w:hAnsi="BRH Tamil Tab Extra" w:cs="Latha"/>
-                <w:b/>
-                <w:color w:val="EE0000"/>
-                <w:sz w:val="32"/>
-                <w:szCs w:val="28"/>
-                <w:highlight w:val="yellow"/>
-                <w:lang w:bidi="ta-IN"/>
-              </w:rPr>
-              <w:t>…</w:t>
-            </w:r>
-            <w:r>
-              <w:rPr>
-                <w:rFonts w:ascii="Latha" w:hAnsi="Latha" w:cs="Latha"/>
-                <w:sz w:val="28"/>
-                <w:szCs w:val="28"/>
-                <w:highlight w:val="yellow"/>
-                <w:lang w:bidi="ta-IN"/>
-              </w:rPr>
-              <w:t xml:space="preserve"> |</w:t>
+                <w:lang w:val="it-IT" w:bidi="ta-IN"/>
+              </w:rPr>
+              <w:t>||</w:t>
             </w:r>
           </w:p>
         </w:tc>
@@ -667,11 +1305,11 @@
               <w:adjustRightInd w:val="0"/>
               <w:spacing w:before="0" w:line="264" w:lineRule="auto"/>
               <w:rPr>
-                <w:rFonts w:ascii="Latha" w:hAnsi="Latha" w:cs="Latha"/>
-                <w:sz w:val="28"/>
-                <w:szCs w:val="28"/>
-                <w:cs/>
-                <w:lang w:bidi="ta-IN"/>
+                <w:rFonts w:ascii="BRH Malayalam Extra" w:hAnsi="BRH Malayalam Extra" w:cs="BRH Malayalam Extra"/>
+                <w:color w:val="000000"/>
+                <w:sz w:val="40"/>
+                <w:szCs w:val="40"/>
+                <w:lang w:val="it-IT"/>
               </w:rPr>
             </w:pPr>
             <w:r>
@@ -682,21 +1320,341 @@
                 <w:cs/>
                 <w:lang w:bidi="ta-IN"/>
               </w:rPr>
-              <w:t>ஸம்</w:t>
-            </w:r>
-            <w:r>
-              <w:rPr>
-                <w:rFonts w:ascii="Latha" w:hAnsi="Latha" w:cs="Latha"/>
-                <w:b/>
-                <w:bCs/>
-                <w:i/>
-                <w:iCs/>
-                <w:sz w:val="28"/>
-                <w:szCs w:val="28"/>
-                <w:cs/>
-                <w:lang w:bidi="ta-IN"/>
-              </w:rPr>
-              <w:t>ரு</w:t>
+              <w:t>வ</w:t>
+            </w:r>
+            <w:r>
+              <w:rPr>
+                <w:rFonts w:ascii="BRH Tamil Tab Extra" w:hAnsi="BRH Tamil Tab Extra" w:cs="Latha"/>
+                <w:b/>
+                <w:sz w:val="32"/>
+                <w:szCs w:val="28"/>
+                <w:lang w:val="it-IT" w:bidi="ta-IN"/>
+              </w:rPr>
+              <w:t>…</w:t>
+            </w:r>
+            <w:r>
+              <w:rPr>
+                <w:rFonts w:ascii="Latha" w:hAnsi="Latha" w:cs="Latha"/>
+                <w:sz w:val="28"/>
+                <w:szCs w:val="28"/>
+                <w:cs/>
+                <w:lang w:bidi="ta-IN"/>
+              </w:rPr>
+              <w:t>ர்</w:t>
+            </w:r>
+            <w:r>
+              <w:rPr>
+                <w:rFonts w:ascii="BRH Tamil Tab Extra" w:hAnsi="BRH Tamil Tab Extra" w:cs="Latha"/>
+                <w:b/>
+                <w:sz w:val="32"/>
+                <w:szCs w:val="28"/>
+                <w:lang w:val="it-IT" w:bidi="ta-IN"/>
+              </w:rPr>
+              <w:t>…</w:t>
+            </w:r>
+            <w:r>
+              <w:rPr>
+                <w:rFonts w:ascii="Latha" w:hAnsi="Latha" w:cs="Latha"/>
+                <w:b/>
+                <w:bCs/>
+                <w:sz w:val="32"/>
+                <w:szCs w:val="32"/>
+                <w:lang w:val="it-IT" w:bidi="ta-IN"/>
+              </w:rPr>
+              <w:t>.</w:t>
+            </w:r>
+            <w:r>
+              <w:rPr>
+                <w:rFonts w:ascii="Latha" w:hAnsi="Latha" w:cs="Latha"/>
+                <w:sz w:val="28"/>
+                <w:szCs w:val="28"/>
+                <w:cs/>
+                <w:lang w:bidi="ta-IN"/>
+              </w:rPr>
+              <w:t>ஷ</w:t>
+            </w:r>
+            <w:r>
+              <w:rPr>
+                <w:rFonts w:ascii="BRH Tamil Tab Extra" w:hAnsi="BRH Tamil Tab Extra" w:cs="Latha"/>
+                <w:b/>
+                <w:sz w:val="32"/>
+                <w:szCs w:val="28"/>
+                <w:lang w:val="it-IT" w:bidi="ta-IN"/>
+              </w:rPr>
+              <w:t>…</w:t>
+            </w:r>
+            <w:r>
+              <w:rPr>
+                <w:rFonts w:ascii="Latha" w:hAnsi="Latha" w:cs="Latha"/>
+                <w:sz w:val="28"/>
+                <w:szCs w:val="28"/>
+                <w:cs/>
+                <w:lang w:bidi="ta-IN"/>
+              </w:rPr>
+              <w:t>ய</w:t>
+            </w:r>
+            <w:r>
+              <w:rPr>
+                <w:rFonts w:ascii="BRH Tamil Tab Extra" w:hAnsi="BRH Tamil Tab Extra" w:cs="Latha"/>
+                <w:b/>
+                <w:sz w:val="32"/>
+                <w:szCs w:val="28"/>
+                <w:lang w:val="it-IT" w:bidi="ta-IN"/>
+              </w:rPr>
+              <w:t>…</w:t>
+            </w:r>
+            <w:r>
+              <w:rPr>
+                <w:rFonts w:ascii="Latha" w:hAnsi="Latha" w:cs="Latha"/>
+                <w:sz w:val="28"/>
+                <w:szCs w:val="28"/>
+                <w:cs/>
+                <w:lang w:bidi="ta-IN"/>
+              </w:rPr>
+              <w:t>தா</w:t>
+            </w:r>
+            <w:r>
+              <w:rPr>
+                <w:rFonts w:ascii="BRH Tamil Tab Extra" w:hAnsi="BRH Tamil Tab Extra" w:cs="Latha"/>
+                <w:b/>
+                <w:sz w:val="32"/>
+                <w:szCs w:val="28"/>
+                <w:lang w:val="it-IT" w:bidi="ta-IN"/>
+              </w:rPr>
+              <w:t>…</w:t>
+            </w:r>
+            <w:r>
+              <w:rPr>
+                <w:rFonts w:ascii="Latha" w:hAnsi="Latha" w:cs="Latha"/>
+                <w:b/>
+                <w:bCs/>
+                <w:position w:val="-12"/>
+                <w:sz w:val="28"/>
+                <w:szCs w:val="28"/>
+                <w:cs/>
+                <w:lang w:bidi="ta-IN"/>
+              </w:rPr>
+              <w:t>2</w:t>
+            </w:r>
+            <w:r>
+              <w:rPr>
+                <w:rFonts w:ascii="Latha" w:hAnsi="Latha" w:cs="Latha"/>
+                <w:sz w:val="28"/>
+                <w:szCs w:val="28"/>
+                <w:cs/>
+                <w:lang w:bidi="ta-IN"/>
+              </w:rPr>
+              <w:t xml:space="preserve"> பு</w:t>
+            </w:r>
+            <w:r>
+              <w:rPr>
+                <w:rFonts w:ascii="BRH Tamil Tab Extra" w:hAnsi="BRH Tamil Tab Extra" w:cs="Latha"/>
+                <w:b/>
+                <w:sz w:val="32"/>
+                <w:szCs w:val="28"/>
+                <w:lang w:val="it-IT" w:bidi="ta-IN"/>
+              </w:rPr>
+              <w:t>…</w:t>
+            </w:r>
+            <w:r>
+              <w:rPr>
+                <w:rFonts w:ascii="Latha" w:hAnsi="Latha" w:cs="Latha"/>
+                <w:sz w:val="28"/>
+                <w:szCs w:val="28"/>
+                <w:cs/>
+                <w:lang w:bidi="ta-IN"/>
+              </w:rPr>
+              <w:t>ரீ</w:t>
+            </w:r>
+            <w:r>
+              <w:rPr>
+                <w:rFonts w:ascii="BRH Tamil Tab Extra" w:hAnsi="BRH Tamil Tab Extra" w:cs="Latha"/>
+                <w:b/>
+                <w:sz w:val="32"/>
+                <w:szCs w:val="28"/>
+                <w:lang w:val="it-IT" w:bidi="ta-IN"/>
+              </w:rPr>
+              <w:t>…</w:t>
+            </w:r>
+            <w:r>
+              <w:rPr>
+                <w:rFonts w:ascii="Latha" w:hAnsi="Latha" w:cs="Latha"/>
+                <w:sz w:val="28"/>
+                <w:szCs w:val="28"/>
+                <w:cs/>
+                <w:lang w:bidi="ta-IN"/>
+              </w:rPr>
+              <w:t>ஷி</w:t>
+            </w:r>
+            <w:r>
+              <w:rPr>
+                <w:rFonts w:ascii="BRH Tamil Tab Extra" w:hAnsi="BRH Tamil Tab Extra" w:cs="Latha"/>
+                <w:b/>
+                <w:sz w:val="32"/>
+                <w:szCs w:val="28"/>
+                <w:lang w:val="it-IT" w:bidi="ta-IN"/>
+              </w:rPr>
+              <w:t>…</w:t>
+            </w:r>
+            <w:r>
+              <w:rPr>
+                <w:rFonts w:ascii="Latha" w:hAnsi="Latha" w:cs="Latha"/>
+                <w:sz w:val="28"/>
+                <w:szCs w:val="28"/>
+                <w:cs/>
+                <w:lang w:bidi="ta-IN"/>
+              </w:rPr>
+              <w:t>ண</w:t>
+            </w:r>
+            <w:r>
+              <w:rPr>
+                <w:rFonts w:ascii="BRH Tamil Tab Extra" w:hAnsi="BRH Tamil Tab Extra" w:cs="Latha"/>
+                <w:b/>
+                <w:sz w:val="32"/>
+                <w:szCs w:val="28"/>
+                <w:lang w:val="it-IT" w:bidi="ta-IN"/>
+              </w:rPr>
+              <w:t>…</w:t>
+            </w:r>
+            <w:r>
+              <w:rPr>
+                <w:rFonts w:ascii="Latha" w:hAnsi="Latha" w:cs="Latha"/>
+                <w:b/>
+                <w:bCs/>
+                <w:sz w:val="32"/>
+                <w:szCs w:val="32"/>
+                <w:cs/>
+                <w:lang w:bidi="ta-IN"/>
+              </w:rPr>
+              <w:t>:</w:t>
+            </w:r>
+            <w:r>
+              <w:rPr>
+                <w:rFonts w:ascii="Latha" w:hAnsi="Latha" w:cs="Latha"/>
+                <w:sz w:val="28"/>
+                <w:szCs w:val="28"/>
+                <w:cs/>
+                <w:lang w:bidi="ta-IN"/>
+              </w:rPr>
+              <w:t xml:space="preserve"> </w:t>
+            </w:r>
+            <w:r>
+              <w:rPr>
+                <w:rFonts w:ascii="Latha" w:hAnsi="Latha" w:cs="Latha"/>
+                <w:sz w:val="28"/>
+                <w:szCs w:val="28"/>
+                <w:lang w:val="it-IT" w:bidi="ta-IN"/>
+              </w:rPr>
+              <w:t xml:space="preserve">| </w:t>
+            </w:r>
+            <w:r>
+              <w:rPr>
+                <w:rFonts w:ascii="Latha" w:hAnsi="Latha" w:cs="Latha"/>
+                <w:sz w:val="28"/>
+                <w:szCs w:val="28"/>
+                <w:lang w:val="it-IT" w:bidi="ta-IN"/>
+              </w:rPr>
+              <w:br/>
+            </w:r>
+            <w:r>
+              <w:rPr>
+                <w:rFonts w:ascii="Latha" w:hAnsi="Latha" w:cs="Latha"/>
+                <w:sz w:val="28"/>
+                <w:szCs w:val="28"/>
+                <w:cs/>
+                <w:lang w:bidi="ta-IN"/>
+              </w:rPr>
+              <w:t>பு</w:t>
+            </w:r>
+            <w:r>
+              <w:rPr>
+                <w:rFonts w:ascii="BRH Tamil Tab Extra" w:hAnsi="BRH Tamil Tab Extra" w:cs="Latha"/>
+                <w:b/>
+                <w:sz w:val="32"/>
+                <w:szCs w:val="28"/>
+                <w:lang w:val="it-IT" w:bidi="ta-IN"/>
+              </w:rPr>
+              <w:t>…</w:t>
+            </w:r>
+            <w:r>
+              <w:rPr>
+                <w:rFonts w:ascii="Latha" w:hAnsi="Latha" w:cs="Latha"/>
+                <w:sz w:val="28"/>
+                <w:szCs w:val="28"/>
+                <w:cs/>
+                <w:lang w:bidi="ta-IN"/>
+              </w:rPr>
+              <w:t>ரீ</w:t>
+            </w:r>
+            <w:r>
+              <w:rPr>
+                <w:rFonts w:ascii="BRH Tamil Tab Extra" w:hAnsi="BRH Tamil Tab Extra" w:cs="Latha"/>
+                <w:b/>
+                <w:sz w:val="32"/>
+                <w:szCs w:val="28"/>
+                <w:lang w:val="it-IT" w:bidi="ta-IN"/>
+              </w:rPr>
+              <w:t>…</w:t>
+            </w:r>
+            <w:r>
+              <w:rPr>
+                <w:rFonts w:ascii="Latha" w:hAnsi="Latha" w:cs="Latha"/>
+                <w:sz w:val="28"/>
+                <w:szCs w:val="28"/>
+                <w:highlight w:val="green"/>
+                <w:cs/>
+                <w:lang w:bidi="ta-IN"/>
+              </w:rPr>
+              <w:t>ஷி</w:t>
+            </w:r>
+            <w:r>
+              <w:rPr>
+                <w:rFonts w:ascii="BRH Tamil Tab Extra" w:hAnsi="BRH Tamil Tab Extra" w:cs="Latha"/>
+                <w:b/>
+                <w:sz w:val="32"/>
+                <w:szCs w:val="28"/>
+                <w:lang w:val="it-IT" w:bidi="ta-IN"/>
+              </w:rPr>
+              <w:t>…</w:t>
+            </w:r>
+            <w:r>
+              <w:rPr>
+                <w:rFonts w:ascii="Latha" w:hAnsi="Latha" w:cs="Latha"/>
+                <w:sz w:val="28"/>
+                <w:szCs w:val="28"/>
+                <w:cs/>
+                <w:lang w:bidi="ta-IN"/>
+              </w:rPr>
+              <w:t>ண</w:t>
+            </w:r>
+            <w:r>
+              <w:rPr>
+                <w:rFonts w:ascii="BRH Tamil Tab Extra" w:hAnsi="BRH Tamil Tab Extra" w:cs="Latha"/>
+                <w:b/>
+                <w:sz w:val="32"/>
+                <w:szCs w:val="28"/>
+                <w:lang w:val="it-IT" w:bidi="ta-IN"/>
+              </w:rPr>
+              <w:t>…</w:t>
+            </w:r>
+            <w:r>
+              <w:rPr>
+                <w:rFonts w:ascii="Latha" w:hAnsi="Latha" w:cs="Latha"/>
+                <w:sz w:val="28"/>
+                <w:szCs w:val="28"/>
+                <w:lang w:val="it-IT" w:bidi="ta-IN"/>
+              </w:rPr>
+              <w:t xml:space="preserve"> </w:t>
+            </w:r>
+            <w:r>
+              <w:rPr>
+                <w:rFonts w:ascii="Latha" w:hAnsi="Latha" w:cs="Latha"/>
+                <w:sz w:val="28"/>
+                <w:szCs w:val="28"/>
+                <w:cs/>
+                <w:lang w:bidi="ta-IN"/>
+              </w:rPr>
+              <w:t>இதி</w:t>
             </w:r>
             <w:r>
               <w:rPr>
@@ -704,7 +1662,7 @@
                 <w:b/>
                 <w:sz w:val="36"/>
                 <w:szCs w:val="28"/>
-                <w:lang w:bidi="ta-IN"/>
+                <w:lang w:val="it-IT" w:bidi="ta-IN"/>
               </w:rPr>
               <w:t>†</w:t>
             </w:r>
@@ -713,73 +1671,7 @@
                 <w:rFonts w:ascii="Latha" w:hAnsi="Latha" w:cs="Latha"/>
                 <w:sz w:val="28"/>
                 <w:szCs w:val="28"/>
-                <w:cs/>
-                <w:lang w:bidi="ta-IN"/>
-              </w:rPr>
-              <w:t>த்</w:t>
-            </w:r>
-            <w:r>
-              <w:rPr>
-                <w:rFonts w:ascii="Latha" w:hAnsi="Latha" w:cs="Latha"/>
-                <w:b/>
-                <w:bCs/>
-                <w:position w:val="-12"/>
-                <w:sz w:val="28"/>
-                <w:szCs w:val="28"/>
-                <w:cs/>
-                <w:lang w:bidi="ta-IN"/>
-              </w:rPr>
-              <w:t>3</w:t>
-            </w:r>
-            <w:r>
-              <w:rPr>
-                <w:rFonts w:ascii="Latha" w:hAnsi="Latha" w:cs="Latha"/>
-                <w:sz w:val="28"/>
-                <w:szCs w:val="28"/>
-                <w:cs/>
-                <w:lang w:bidi="ta-IN"/>
-              </w:rPr>
-              <w:t>த்</w:t>
-            </w:r>
-            <w:r>
-              <w:rPr>
-                <w:rFonts w:ascii="Latha" w:hAnsi="Latha" w:cs="Latha"/>
-                <w:b/>
-                <w:bCs/>
-                <w:position w:val="-12"/>
-                <w:sz w:val="28"/>
-                <w:szCs w:val="28"/>
-                <w:cs/>
-                <w:lang w:bidi="ta-IN"/>
-              </w:rPr>
-              <w:t>4</w:t>
-            </w:r>
-            <w:r>
-              <w:rPr>
-                <w:rFonts w:ascii="Latha" w:hAnsi="Latha" w:cs="Latha"/>
-                <w:sz w:val="28"/>
-                <w:szCs w:val="28"/>
-                <w:cs/>
-                <w:lang w:bidi="ta-IN"/>
-              </w:rPr>
-              <w:t>யா</w:t>
-            </w:r>
-            <w:r>
-              <w:rPr>
-                <w:rFonts w:ascii="BRH Tamil Tab Extra" w:hAnsi="BRH Tamil Tab Extra" w:cs="Latha"/>
-                <w:b/>
-                <w:sz w:val="32"/>
-                <w:szCs w:val="28"/>
-                <w:lang w:bidi="ta-IN"/>
-              </w:rPr>
-              <w:t>…</w:t>
-            </w:r>
-            <w:r>
-              <w:rPr>
-                <w:rFonts w:ascii="Latha" w:hAnsi="Latha" w:cs="Latha"/>
-                <w:sz w:val="28"/>
-                <w:szCs w:val="28"/>
-                <w:lang w:bidi="ta-IN"/>
+                <w:lang w:val="it-IT" w:bidi="ta-IN"/>
               </w:rPr>
               <w:t xml:space="preserve"> </w:t>
             </w:r>
@@ -791,23 +1683,47 @@
                 <w:cs/>
                 <w:lang w:bidi="ta-IN"/>
               </w:rPr>
-              <w:t>இதி</w:t>
-            </w:r>
-            <w:r>
-              <w:rPr>
-                <w:rFonts w:ascii="BRH Tamil Tab Extra" w:hAnsi="BRH Tamil Tab Extra" w:cs="Latha"/>
-                <w:b/>
-                <w:sz w:val="32"/>
-                <w:szCs w:val="28"/>
-                <w:lang w:bidi="ta-IN"/>
-              </w:rPr>
-              <w:t>…</w:t>
-            </w:r>
-            <w:r>
-              <w:rPr>
-                <w:rFonts w:ascii="Latha" w:hAnsi="Latha" w:cs="Latha"/>
-                <w:sz w:val="28"/>
-                <w:szCs w:val="28"/>
+              <w:t>புரீ</w:t>
+            </w:r>
+            <w:r>
+              <w:rPr>
+                <w:rFonts w:ascii="Latha" w:hAnsi="Latha" w:cs="Latha"/>
+                <w:sz w:val="28"/>
+                <w:szCs w:val="28"/>
+                <w:highlight w:val="green"/>
+                <w:cs/>
+                <w:lang w:bidi="ta-IN"/>
+              </w:rPr>
+              <w:t>ஷி</w:t>
+            </w:r>
+            <w:r>
+              <w:rPr>
+                <w:rFonts w:ascii="Latha" w:hAnsi="Latha" w:cs="Latha"/>
+                <w:sz w:val="28"/>
+                <w:szCs w:val="28"/>
+                <w:cs/>
+                <w:lang w:bidi="ta-IN"/>
+              </w:rPr>
+              <w:t>ண</w:t>
+            </w:r>
+            <w:r>
+              <w:rPr>
+                <w:rFonts w:ascii="Latha" w:hAnsi="Latha" w:cs="Latha"/>
+                <w:b/>
+                <w:bCs/>
+                <w:sz w:val="32"/>
+                <w:szCs w:val="32"/>
+                <w:cs/>
+                <w:lang w:bidi="ta-IN"/>
+              </w:rPr>
+              <w:t>:</w:t>
+            </w:r>
+            <w:r>
+              <w:rPr>
+                <w:rFonts w:ascii="Latha" w:hAnsi="Latha" w:cs="Latha"/>
+                <w:sz w:val="28"/>
+                <w:szCs w:val="28"/>
+                <w:cs/>
                 <w:lang w:bidi="ta-IN"/>
               </w:rPr>
               <w:t xml:space="preserve"> </w:t>
@@ -817,132 +1733,9 @@
                 <w:rFonts w:ascii="Latha" w:hAnsi="Latha" w:cs="Latha"/>
                 <w:sz w:val="28"/>
                 <w:szCs w:val="28"/>
-                <w:cs/>
-                <w:lang w:bidi="ta-IN"/>
-              </w:rPr>
-              <w:t xml:space="preserve">ஸம் </w:t>
-            </w:r>
-            <w:r>
-              <w:rPr>
-                <w:rFonts w:ascii="Latha" w:hAnsi="Latha" w:cs="Latha"/>
-                <w:sz w:val="28"/>
-                <w:szCs w:val="28"/>
-                <w:lang w:bidi="ta-IN"/>
-              </w:rPr>
-              <w:t xml:space="preserve">- </w:t>
-            </w:r>
-            <w:r>
-              <w:rPr>
-                <w:rFonts w:ascii="Latha" w:hAnsi="Latha" w:cs="Latha"/>
-                <w:b/>
-                <w:bCs/>
-                <w:i/>
-                <w:iCs/>
-                <w:sz w:val="28"/>
-                <w:szCs w:val="28"/>
-                <w:cs/>
-                <w:lang w:bidi="ta-IN"/>
-              </w:rPr>
-              <w:t>ரு</w:t>
-            </w:r>
-            <w:r>
-              <w:rPr>
-                <w:rFonts w:ascii="BRH Tamil Tab Extra" w:hAnsi="BRH Tamil Tab Extra" w:cs="Latha"/>
-                <w:b/>
-                <w:sz w:val="32"/>
-                <w:szCs w:val="28"/>
-                <w:lang w:bidi="ta-IN"/>
-              </w:rPr>
-              <w:t>…</w:t>
-            </w:r>
-            <w:r>
-              <w:rPr>
-                <w:rFonts w:ascii="Latha" w:hAnsi="Latha" w:cs="Latha"/>
-                <w:sz w:val="28"/>
-                <w:szCs w:val="28"/>
-                <w:cs/>
-                <w:lang w:bidi="ta-IN"/>
-              </w:rPr>
-              <w:t>த்</w:t>
-            </w:r>
-            <w:r>
-              <w:rPr>
-                <w:rFonts w:ascii="Latha" w:hAnsi="Latha" w:cs="Latha"/>
-                <w:b/>
-                <w:bCs/>
-                <w:position w:val="-12"/>
-                <w:sz w:val="28"/>
-                <w:szCs w:val="28"/>
-                <w:cs/>
-                <w:lang w:bidi="ta-IN"/>
-              </w:rPr>
-              <w:t>3</w:t>
-            </w:r>
-            <w:r>
-              <w:rPr>
-                <w:rFonts w:ascii="Latha" w:hAnsi="Latha" w:cs="Latha"/>
-                <w:sz w:val="28"/>
-                <w:szCs w:val="28"/>
-                <w:highlight w:val="green"/>
-                <w:cs/>
-                <w:lang w:bidi="ta-IN"/>
-              </w:rPr>
-              <w:t>த்</w:t>
-            </w:r>
-            <w:r>
-              <w:rPr>
-                <w:rFonts w:ascii="Latha" w:hAnsi="Latha" w:cs="Latha"/>
-                <w:b/>
-                <w:bCs/>
-                <w:position w:val="-12"/>
-                <w:sz w:val="28"/>
-                <w:szCs w:val="28"/>
-                <w:highlight w:val="green"/>
-                <w:cs/>
-                <w:lang w:bidi="ta-IN"/>
-              </w:rPr>
-              <w:t>4</w:t>
-            </w:r>
-            <w:r>
-              <w:rPr>
-                <w:rFonts w:ascii="Latha" w:hAnsi="Latha" w:cs="Latha" w:hint="cs"/>
-                <w:sz w:val="28"/>
-                <w:szCs w:val="28"/>
-                <w:highlight w:val="green"/>
-                <w:cs/>
-                <w:lang w:bidi="ta-IN"/>
-              </w:rPr>
-              <w:t>யை</w:t>
-            </w:r>
-            <w:r>
-              <w:rPr>
-                <w:rFonts w:ascii="BRH Tamil Tab Extra" w:hAnsi="BRH Tamil Tab Extra" w:cs="Latha"/>
-                <w:b/>
-                <w:sz w:val="32"/>
-                <w:szCs w:val="28"/>
-                <w:lang w:bidi="ta-IN"/>
-              </w:rPr>
-              <w:t>…</w:t>
-            </w:r>
-            <w:r>
-              <w:rPr>
-                <w:rFonts w:ascii="Latha" w:hAnsi="Latha" w:cs="Latha" w:hint="cs"/>
-                <w:sz w:val="28"/>
-                <w:szCs w:val="28"/>
-                <w:highlight w:val="green"/>
-                <w:cs/>
-                <w:lang w:bidi="ta-IN"/>
-              </w:rPr>
-              <w:t xml:space="preserve"> </w:t>
-            </w:r>
-            <w:r>
-              <w:rPr>
-                <w:rFonts w:ascii="Latha" w:hAnsi="Latha" w:cs="Latha"/>
-                <w:sz w:val="28"/>
-                <w:szCs w:val="28"/>
-                <w:lang w:bidi="ta-IN"/>
-              </w:rPr>
-              <w:t>|</w:t>
+                <w:lang w:val="it-IT" w:bidi="ta-IN"/>
+              </w:rPr>
+              <w:t>||</w:t>
             </w:r>
           </w:p>
         </w:tc>
@@ -988,7 +1781,7 @@
                 <w:szCs w:val="28"/>
                 <w:lang w:val="it-IT"/>
               </w:rPr>
-              <w:t>1</w:t>
+              <w:t>11.5</w:t>
             </w:r>
             <w:r>
               <w:rPr>
@@ -998,6 +1791,42 @@
                 <w:szCs w:val="28"/>
                 <w:lang w:val="it-IT"/>
               </w:rPr>
+              <w:t xml:space="preserve"> - Kramam</w:t>
+            </w:r>
+          </w:p>
+          <w:p>
+            <w:pPr>
+              <w:widowControl w:val="0"/>
+              <w:autoSpaceDE w:val="0"/>
+              <w:autoSpaceDN w:val="0"/>
+              <w:adjustRightInd w:val="0"/>
+              <w:spacing w:before="0" w:line="240" w:lineRule="auto"/>
+              <w:rPr>
+                <w:rFonts w:cs="Arial"/>
+                <w:b/>
+                <w:sz w:val="28"/>
+                <w:szCs w:val="28"/>
+                <w:lang w:val="it-IT"/>
+              </w:rPr>
+            </w:pPr>
+            <w:r>
+              <w:rPr>
+                <w:rFonts w:cs="Arial"/>
+                <w:b/>
+                <w:sz w:val="28"/>
+                <w:szCs w:val="28"/>
+                <w:lang w:val="it-IT"/>
+              </w:rPr>
+              <w:t xml:space="preserve">Krama Vaakyam No. - </w:t>
+            </w:r>
+            <w:r>
+              <w:rPr>
+                <w:rFonts w:cs="Arial"/>
+                <w:b/>
+                <w:sz w:val="28"/>
+                <w:szCs w:val="28"/>
+                <w:lang w:val="it-IT"/>
+              </w:rPr>
               <w:t>4</w:t>
             </w:r>
             <w:r>
@@ -1008,7 +1837,7 @@
                 <w:szCs w:val="28"/>
                 <w:lang w:val="it-IT"/>
               </w:rPr>
-              <w:t>.</w:t>
+              <w:t>7</w:t>
             </w:r>
             <w:r>
               <w:rPr>
@@ -1018,7 +1847,644 @@
                 <w:szCs w:val="28"/>
                 <w:lang w:val="it-IT"/>
               </w:rPr>
+              <w:br/>
+              <w:t xml:space="preserve">Panchaati No. - </w:t>
+            </w:r>
+            <w:r>
+              <w:rPr>
+                <w:rFonts w:cs="Arial"/>
+                <w:b/>
+                <w:sz w:val="28"/>
+                <w:szCs w:val="28"/>
+                <w:lang w:val="it-IT"/>
+              </w:rPr>
+              <w:t>34</w:t>
+            </w:r>
+          </w:p>
+        </w:tc>
+        <w:tc>
+          <w:tcPr>
+            <w:tcW w:w="4738" w:type="dxa"/>
+          </w:tcPr>
+          <w:p>
+            <w:pPr>
+              <w:spacing w:before="0" w:line="240" w:lineRule="auto"/>
+              <w:rPr>
+                <w:rFonts w:ascii="Latha" w:hAnsi="Latha" w:cs="Latha"/>
+                <w:sz w:val="28"/>
+                <w:szCs w:val="28"/>
+                <w:cs/>
+                <w:lang w:bidi="ta-IN"/>
+              </w:rPr>
+            </w:pPr>
+            <w:r>
+              <w:rPr>
+                <w:rFonts w:ascii="Latha" w:hAnsi="Latha" w:cs="Latha"/>
+                <w:sz w:val="28"/>
+                <w:szCs w:val="28"/>
+                <w:cs/>
+                <w:lang w:bidi="ta-IN"/>
+              </w:rPr>
+              <w:t>ஸம்</w:t>
+            </w:r>
+            <w:r>
+              <w:rPr>
+                <w:rFonts w:ascii="Latha" w:hAnsi="Latha" w:cs="Latha"/>
+                <w:b/>
+                <w:bCs/>
+                <w:i/>
+                <w:iCs/>
+                <w:sz w:val="28"/>
+                <w:szCs w:val="28"/>
+                <w:cs/>
+                <w:lang w:bidi="ta-IN"/>
+              </w:rPr>
+              <w:t>ரு</w:t>
+            </w:r>
+            <w:r>
+              <w:rPr>
+                <w:rFonts w:ascii="BRH Tamil Tab Extra" w:hAnsi="BRH Tamil Tab Extra" w:cs="Latha"/>
+                <w:b/>
+                <w:sz w:val="36"/>
+                <w:szCs w:val="28"/>
+                <w:lang w:val="it-IT" w:bidi="ta-IN"/>
+              </w:rPr>
+              <w:t>†</w:t>
+            </w:r>
+            <w:r>
+              <w:rPr>
+                <w:rFonts w:ascii="Latha" w:hAnsi="Latha" w:cs="Latha"/>
+                <w:sz w:val="28"/>
+                <w:szCs w:val="28"/>
+                <w:cs/>
+                <w:lang w:bidi="ta-IN"/>
+              </w:rPr>
+              <w:t>த்</w:t>
+            </w:r>
+            <w:r>
+              <w:rPr>
+                <w:rFonts w:ascii="Latha" w:hAnsi="Latha" w:cs="Latha"/>
+                <w:b/>
+                <w:bCs/>
+                <w:position w:val="-12"/>
+                <w:sz w:val="28"/>
+                <w:szCs w:val="28"/>
+                <w:cs/>
+                <w:lang w:bidi="ta-IN"/>
+              </w:rPr>
               <w:t>3</w:t>
+            </w:r>
+            <w:r>
+              <w:rPr>
+                <w:rFonts w:ascii="Latha" w:hAnsi="Latha" w:cs="Latha"/>
+                <w:sz w:val="28"/>
+                <w:szCs w:val="28"/>
+                <w:cs/>
+                <w:lang w:bidi="ta-IN"/>
+              </w:rPr>
+              <w:t>த்</w:t>
+            </w:r>
+            <w:r>
+              <w:rPr>
+                <w:rFonts w:ascii="Latha" w:hAnsi="Latha" w:cs="Latha"/>
+                <w:b/>
+                <w:bCs/>
+                <w:position w:val="-12"/>
+                <w:sz w:val="28"/>
+                <w:szCs w:val="28"/>
+                <w:cs/>
+                <w:lang w:bidi="ta-IN"/>
+              </w:rPr>
+              <w:t>4</w:t>
+            </w:r>
+            <w:r>
+              <w:rPr>
+                <w:rFonts w:ascii="Latha" w:hAnsi="Latha" w:cs="Latha"/>
+                <w:sz w:val="28"/>
+                <w:szCs w:val="28"/>
+                <w:cs/>
+                <w:lang w:bidi="ta-IN"/>
+              </w:rPr>
+              <w:t>யா</w:t>
+            </w:r>
+            <w:r>
+              <w:rPr>
+                <w:rFonts w:ascii="BRH Tamil Tab Extra" w:hAnsi="BRH Tamil Tab Extra" w:cs="Latha"/>
+                <w:b/>
+                <w:sz w:val="32"/>
+                <w:szCs w:val="28"/>
+                <w:lang w:val="it-IT" w:bidi="ta-IN"/>
+              </w:rPr>
+              <w:t>…</w:t>
+            </w:r>
+            <w:r>
+              <w:rPr>
+                <w:rFonts w:ascii="Latha" w:hAnsi="Latha" w:cs="Latha"/>
+                <w:sz w:val="28"/>
+                <w:szCs w:val="28"/>
+                <w:lang w:val="it-IT" w:bidi="ta-IN"/>
+              </w:rPr>
+              <w:t xml:space="preserve"> </w:t>
+            </w:r>
+            <w:r>
+              <w:rPr>
+                <w:rFonts w:ascii="Latha" w:hAnsi="Latha" w:cs="Latha"/>
+                <w:sz w:val="28"/>
+                <w:szCs w:val="28"/>
+                <w:cs/>
+                <w:lang w:bidi="ta-IN"/>
+              </w:rPr>
+              <w:t>இதி</w:t>
+            </w:r>
+            <w:r>
+              <w:rPr>
+                <w:rFonts w:ascii="BRH Tamil Tab Extra" w:hAnsi="BRH Tamil Tab Extra" w:cs="Latha"/>
+                <w:b/>
+                <w:sz w:val="32"/>
+                <w:szCs w:val="28"/>
+                <w:lang w:val="it-IT" w:bidi="ta-IN"/>
+              </w:rPr>
+              <w:t>…</w:t>
+            </w:r>
+            <w:r>
+              <w:rPr>
+                <w:rFonts w:ascii="Latha" w:hAnsi="Latha" w:cs="Latha"/>
+                <w:sz w:val="28"/>
+                <w:szCs w:val="28"/>
+                <w:lang w:val="it-IT" w:bidi="ta-IN"/>
+              </w:rPr>
+              <w:t xml:space="preserve"> </w:t>
+            </w:r>
+            <w:r>
+              <w:rPr>
+                <w:rFonts w:ascii="Latha" w:hAnsi="Latha" w:cs="Latha"/>
+                <w:sz w:val="28"/>
+                <w:szCs w:val="28"/>
+                <w:cs/>
+                <w:lang w:bidi="ta-IN"/>
+              </w:rPr>
+              <w:t xml:space="preserve">ஸம் </w:t>
+            </w:r>
+            <w:r>
+              <w:rPr>
+                <w:rFonts w:ascii="Latha" w:hAnsi="Latha" w:cs="Latha"/>
+                <w:sz w:val="28"/>
+                <w:szCs w:val="28"/>
+                <w:lang w:val="it-IT" w:bidi="ta-IN"/>
+              </w:rPr>
+              <w:t xml:space="preserve">- </w:t>
+            </w:r>
+            <w:r>
+              <w:rPr>
+                <w:rFonts w:ascii="Latha" w:hAnsi="Latha" w:cs="Latha"/>
+                <w:b/>
+                <w:bCs/>
+                <w:i/>
+                <w:iCs/>
+                <w:sz w:val="28"/>
+                <w:szCs w:val="28"/>
+                <w:cs/>
+                <w:lang w:bidi="ta-IN"/>
+              </w:rPr>
+              <w:t>ரு</w:t>
+            </w:r>
+            <w:r>
+              <w:rPr>
+                <w:rFonts w:ascii="BRH Tamil Tab Extra" w:hAnsi="BRH Tamil Tab Extra" w:cs="Latha"/>
+                <w:b/>
+                <w:sz w:val="32"/>
+                <w:szCs w:val="28"/>
+                <w:lang w:val="it-IT" w:bidi="ta-IN"/>
+              </w:rPr>
+              <w:t>…</w:t>
+            </w:r>
+            <w:r>
+              <w:rPr>
+                <w:rFonts w:ascii="Latha" w:hAnsi="Latha" w:cs="Latha"/>
+                <w:sz w:val="28"/>
+                <w:szCs w:val="28"/>
+                <w:cs/>
+                <w:lang w:bidi="ta-IN"/>
+              </w:rPr>
+              <w:t>த்</w:t>
+            </w:r>
+            <w:r>
+              <w:rPr>
+                <w:rFonts w:ascii="Latha" w:hAnsi="Latha" w:cs="Latha"/>
+                <w:b/>
+                <w:bCs/>
+                <w:position w:val="-12"/>
+                <w:sz w:val="28"/>
+                <w:szCs w:val="28"/>
+                <w:cs/>
+                <w:lang w:bidi="ta-IN"/>
+              </w:rPr>
+              <w:t>3</w:t>
+            </w:r>
+            <w:r>
+              <w:rPr>
+                <w:rFonts w:ascii="Latha" w:hAnsi="Latha" w:cs="Latha"/>
+                <w:sz w:val="28"/>
+                <w:szCs w:val="28"/>
+                <w:cs/>
+                <w:lang w:bidi="ta-IN"/>
+              </w:rPr>
+              <w:t>த்</w:t>
+            </w:r>
+            <w:r>
+              <w:rPr>
+                <w:rFonts w:ascii="Latha" w:hAnsi="Latha" w:cs="Latha"/>
+                <w:b/>
+                <w:bCs/>
+                <w:position w:val="-12"/>
+                <w:sz w:val="28"/>
+                <w:szCs w:val="28"/>
+                <w:highlight w:val="yellow"/>
+                <w:cs/>
+                <w:lang w:bidi="ta-IN"/>
+              </w:rPr>
+              <w:t>4</w:t>
+            </w:r>
+            <w:r>
+              <w:rPr>
+                <w:rFonts w:ascii="Latha" w:hAnsi="Latha" w:cs="Latha"/>
+                <w:color w:val="EE0000"/>
+                <w:sz w:val="28"/>
+                <w:szCs w:val="28"/>
+                <w:highlight w:val="yellow"/>
+                <w:cs/>
+                <w:lang w:bidi="ta-IN"/>
+              </w:rPr>
+              <w:t>யே</w:t>
+            </w:r>
+            <w:r>
+              <w:rPr>
+                <w:rFonts w:ascii="BRH Tamil Tab Extra" w:hAnsi="BRH Tamil Tab Extra" w:cs="Latha"/>
+                <w:b/>
+                <w:color w:val="EE0000"/>
+                <w:sz w:val="32"/>
+                <w:szCs w:val="28"/>
+                <w:highlight w:val="yellow"/>
+                <w:lang w:val="it-IT" w:bidi="ta-IN"/>
+              </w:rPr>
+              <w:t>…</w:t>
+            </w:r>
+            <w:r>
+              <w:rPr>
+                <w:rFonts w:ascii="Latha" w:hAnsi="Latha" w:cs="Latha"/>
+                <w:sz w:val="28"/>
+                <w:szCs w:val="28"/>
+                <w:highlight w:val="yellow"/>
+                <w:lang w:val="it-IT" w:bidi="ta-IN"/>
+              </w:rPr>
+              <w:t xml:space="preserve"> </w:t>
+            </w:r>
+            <w:r>
+              <w:rPr>
+                <w:rFonts w:ascii="Latha" w:hAnsi="Latha" w:cs="Latha"/>
+                <w:sz w:val="28"/>
+                <w:szCs w:val="28"/>
+                <w:highlight w:val="yellow"/>
+                <w:lang w:bidi="ta-IN"/>
+              </w:rPr>
+              <w:t>|</w:t>
+            </w:r>
+          </w:p>
+        </w:tc>
+        <w:tc>
+          <w:tcPr>
+            <w:tcW w:w="5220" w:type="dxa"/>
+          </w:tcPr>
+          <w:p>
+            <w:pPr>
+              <w:widowControl w:val="0"/>
+              <w:autoSpaceDE w:val="0"/>
+              <w:autoSpaceDN w:val="0"/>
+              <w:adjustRightInd w:val="0"/>
+              <w:spacing w:before="0" w:line="264" w:lineRule="auto"/>
+              <w:rPr>
+                <w:rFonts w:ascii="Latha" w:hAnsi="Latha" w:cs="Latha"/>
+                <w:sz w:val="28"/>
+                <w:szCs w:val="28"/>
+                <w:cs/>
+                <w:lang w:bidi="ta-IN"/>
+              </w:rPr>
+            </w:pPr>
+            <w:r>
+              <w:rPr>
+                <w:rFonts w:ascii="Latha" w:hAnsi="Latha" w:cs="Latha"/>
+                <w:sz w:val="28"/>
+                <w:szCs w:val="28"/>
+                <w:cs/>
+                <w:lang w:bidi="ta-IN"/>
+              </w:rPr>
+              <w:t>ஸம்</w:t>
+            </w:r>
+            <w:r>
+              <w:rPr>
+                <w:rFonts w:ascii="Latha" w:hAnsi="Latha" w:cs="Latha"/>
+                <w:b/>
+                <w:bCs/>
+                <w:i/>
+                <w:iCs/>
+                <w:sz w:val="28"/>
+                <w:szCs w:val="28"/>
+                <w:cs/>
+                <w:lang w:bidi="ta-IN"/>
+              </w:rPr>
+              <w:t>ரு</w:t>
+            </w:r>
+            <w:r>
+              <w:rPr>
+                <w:rFonts w:ascii="BRH Tamil Tab Extra" w:hAnsi="BRH Tamil Tab Extra" w:cs="Latha"/>
+                <w:b/>
+                <w:sz w:val="36"/>
+                <w:szCs w:val="28"/>
+                <w:lang w:bidi="ta-IN"/>
+              </w:rPr>
+              <w:t>†</w:t>
+            </w:r>
+            <w:r>
+              <w:rPr>
+                <w:rFonts w:ascii="Latha" w:hAnsi="Latha" w:cs="Latha"/>
+                <w:sz w:val="28"/>
+                <w:szCs w:val="28"/>
+                <w:cs/>
+                <w:lang w:bidi="ta-IN"/>
+              </w:rPr>
+              <w:t>த்</w:t>
+            </w:r>
+            <w:r>
+              <w:rPr>
+                <w:rFonts w:ascii="Latha" w:hAnsi="Latha" w:cs="Latha"/>
+                <w:b/>
+                <w:bCs/>
+                <w:position w:val="-12"/>
+                <w:sz w:val="28"/>
+                <w:szCs w:val="28"/>
+                <w:cs/>
+                <w:lang w:bidi="ta-IN"/>
+              </w:rPr>
+              <w:t>3</w:t>
+            </w:r>
+            <w:r>
+              <w:rPr>
+                <w:rFonts w:ascii="Latha" w:hAnsi="Latha" w:cs="Latha"/>
+                <w:sz w:val="28"/>
+                <w:szCs w:val="28"/>
+                <w:cs/>
+                <w:lang w:bidi="ta-IN"/>
+              </w:rPr>
+              <w:t>த்</w:t>
+            </w:r>
+            <w:r>
+              <w:rPr>
+                <w:rFonts w:ascii="Latha" w:hAnsi="Latha" w:cs="Latha"/>
+                <w:b/>
+                <w:bCs/>
+                <w:position w:val="-12"/>
+                <w:sz w:val="28"/>
+                <w:szCs w:val="28"/>
+                <w:cs/>
+                <w:lang w:bidi="ta-IN"/>
+              </w:rPr>
+              <w:t>4</w:t>
+            </w:r>
+            <w:r>
+              <w:rPr>
+                <w:rFonts w:ascii="Latha" w:hAnsi="Latha" w:cs="Latha"/>
+                <w:sz w:val="28"/>
+                <w:szCs w:val="28"/>
+                <w:cs/>
+                <w:lang w:bidi="ta-IN"/>
+              </w:rPr>
+              <w:t>யா</w:t>
+            </w:r>
+            <w:r>
+              <w:rPr>
+                <w:rFonts w:ascii="BRH Tamil Tab Extra" w:hAnsi="BRH Tamil Tab Extra" w:cs="Latha"/>
+                <w:b/>
+                <w:sz w:val="32"/>
+                <w:szCs w:val="28"/>
+                <w:lang w:bidi="ta-IN"/>
+              </w:rPr>
+              <w:t>…</w:t>
+            </w:r>
+            <w:r>
+              <w:rPr>
+                <w:rFonts w:ascii="Latha" w:hAnsi="Latha" w:cs="Latha"/>
+                <w:sz w:val="28"/>
+                <w:szCs w:val="28"/>
+                <w:lang w:bidi="ta-IN"/>
+              </w:rPr>
+              <w:t xml:space="preserve"> </w:t>
+            </w:r>
+            <w:r>
+              <w:rPr>
+                <w:rFonts w:ascii="Latha" w:hAnsi="Latha" w:cs="Latha"/>
+                <w:sz w:val="28"/>
+                <w:szCs w:val="28"/>
+                <w:cs/>
+                <w:lang w:bidi="ta-IN"/>
+              </w:rPr>
+              <w:t>இதி</w:t>
+            </w:r>
+            <w:r>
+              <w:rPr>
+                <w:rFonts w:ascii="BRH Tamil Tab Extra" w:hAnsi="BRH Tamil Tab Extra" w:cs="Latha"/>
+                <w:b/>
+                <w:sz w:val="32"/>
+                <w:szCs w:val="28"/>
+                <w:lang w:bidi="ta-IN"/>
+              </w:rPr>
+              <w:t>…</w:t>
+            </w:r>
+            <w:r>
+              <w:rPr>
+                <w:rFonts w:ascii="Latha" w:hAnsi="Latha" w:cs="Latha"/>
+                <w:sz w:val="28"/>
+                <w:szCs w:val="28"/>
+                <w:lang w:bidi="ta-IN"/>
+              </w:rPr>
+              <w:t xml:space="preserve"> </w:t>
+            </w:r>
+            <w:r>
+              <w:rPr>
+                <w:rFonts w:ascii="Latha" w:hAnsi="Latha" w:cs="Latha"/>
+                <w:sz w:val="28"/>
+                <w:szCs w:val="28"/>
+                <w:cs/>
+                <w:lang w:bidi="ta-IN"/>
+              </w:rPr>
+              <w:t xml:space="preserve">ஸம் </w:t>
+            </w:r>
+            <w:r>
+              <w:rPr>
+                <w:rFonts w:ascii="Latha" w:hAnsi="Latha" w:cs="Latha"/>
+                <w:sz w:val="28"/>
+                <w:szCs w:val="28"/>
+                <w:lang w:bidi="ta-IN"/>
+              </w:rPr>
+              <w:t xml:space="preserve">- </w:t>
+            </w:r>
+            <w:r>
+              <w:rPr>
+                <w:rFonts w:ascii="Latha" w:hAnsi="Latha" w:cs="Latha"/>
+                <w:b/>
+                <w:bCs/>
+                <w:i/>
+                <w:iCs/>
+                <w:sz w:val="28"/>
+                <w:szCs w:val="28"/>
+                <w:cs/>
+                <w:lang w:bidi="ta-IN"/>
+              </w:rPr>
+              <w:t>ரு</w:t>
+            </w:r>
+            <w:r>
+              <w:rPr>
+                <w:rFonts w:ascii="BRH Tamil Tab Extra" w:hAnsi="BRH Tamil Tab Extra" w:cs="Latha"/>
+                <w:b/>
+                <w:sz w:val="32"/>
+                <w:szCs w:val="28"/>
+                <w:lang w:bidi="ta-IN"/>
+              </w:rPr>
+              <w:t>…</w:t>
+            </w:r>
+            <w:r>
+              <w:rPr>
+                <w:rFonts w:ascii="Latha" w:hAnsi="Latha" w:cs="Latha"/>
+                <w:sz w:val="28"/>
+                <w:szCs w:val="28"/>
+                <w:cs/>
+                <w:lang w:bidi="ta-IN"/>
+              </w:rPr>
+              <w:t>த்</w:t>
+            </w:r>
+            <w:r>
+              <w:rPr>
+                <w:rFonts w:ascii="Latha" w:hAnsi="Latha" w:cs="Latha"/>
+                <w:b/>
+                <w:bCs/>
+                <w:position w:val="-12"/>
+                <w:sz w:val="28"/>
+                <w:szCs w:val="28"/>
+                <w:cs/>
+                <w:lang w:bidi="ta-IN"/>
+              </w:rPr>
+              <w:t>3</w:t>
+            </w:r>
+            <w:r>
+              <w:rPr>
+                <w:rFonts w:ascii="Latha" w:hAnsi="Latha" w:cs="Latha"/>
+                <w:sz w:val="28"/>
+                <w:szCs w:val="28"/>
+                <w:highlight w:val="green"/>
+                <w:cs/>
+                <w:lang w:bidi="ta-IN"/>
+              </w:rPr>
+              <w:t>த்</w:t>
+            </w:r>
+            <w:r>
+              <w:rPr>
+                <w:rFonts w:ascii="Latha" w:hAnsi="Latha" w:cs="Latha"/>
+                <w:b/>
+                <w:bCs/>
+                <w:position w:val="-12"/>
+                <w:sz w:val="28"/>
+                <w:szCs w:val="28"/>
+                <w:highlight w:val="green"/>
+                <w:cs/>
+                <w:lang w:bidi="ta-IN"/>
+              </w:rPr>
+              <w:t>4</w:t>
+            </w:r>
+            <w:r>
+              <w:rPr>
+                <w:rFonts w:ascii="Latha" w:hAnsi="Latha" w:cs="Latha" w:hint="cs"/>
+                <w:sz w:val="28"/>
+                <w:szCs w:val="28"/>
+                <w:highlight w:val="green"/>
+                <w:cs/>
+                <w:lang w:bidi="ta-IN"/>
+              </w:rPr>
+              <w:t>யை</w:t>
+            </w:r>
+            <w:r>
+              <w:rPr>
+                <w:rFonts w:ascii="BRH Tamil Tab Extra" w:hAnsi="BRH Tamil Tab Extra" w:cs="Latha"/>
+                <w:b/>
+                <w:sz w:val="32"/>
+                <w:szCs w:val="28"/>
+                <w:lang w:bidi="ta-IN"/>
+              </w:rPr>
+              <w:t>…</w:t>
+            </w:r>
+            <w:r>
+              <w:rPr>
+                <w:rFonts w:ascii="Latha" w:hAnsi="Latha" w:cs="Latha" w:hint="cs"/>
+                <w:sz w:val="28"/>
+                <w:szCs w:val="28"/>
+                <w:highlight w:val="green"/>
+                <w:cs/>
+                <w:lang w:bidi="ta-IN"/>
+              </w:rPr>
+              <w:t xml:space="preserve"> </w:t>
+            </w:r>
+            <w:r>
+              <w:rPr>
+                <w:rFonts w:ascii="Latha" w:hAnsi="Latha" w:cs="Latha"/>
+                <w:sz w:val="28"/>
+                <w:szCs w:val="28"/>
+                <w:lang w:bidi="ta-IN"/>
+              </w:rPr>
+              <w:t>|</w:t>
+            </w:r>
+          </w:p>
+        </w:tc>
+      </w:tr>
+      <w:tr>
+        <w:trPr>
+          <w:trHeight w:val="680"/>
+        </w:trPr>
+        <w:tc>
+          <w:tcPr>
+            <w:tcW w:w="3877" w:type="dxa"/>
+          </w:tcPr>
+          <w:p>
+            <w:pPr>
+              <w:widowControl w:val="0"/>
+              <w:autoSpaceDE w:val="0"/>
+              <w:autoSpaceDN w:val="0"/>
+              <w:adjustRightInd w:val="0"/>
+              <w:spacing w:before="0" w:line="240" w:lineRule="auto"/>
+              <w:rPr>
+                <w:rFonts w:cs="Arial"/>
+                <w:b/>
+                <w:sz w:val="28"/>
+                <w:szCs w:val="28"/>
+                <w:lang w:val="it-IT"/>
+              </w:rPr>
+            </w:pPr>
+            <w:r>
+              <w:rPr>
+                <w:rFonts w:cs="Arial"/>
+                <w:b/>
+                <w:sz w:val="28"/>
+                <w:szCs w:val="28"/>
+                <w:lang w:val="it-IT"/>
+              </w:rPr>
+              <w:t>TS 2.4.</w:t>
+            </w:r>
+            <w:r>
+              <w:rPr>
+                <w:rFonts w:cs="Arial"/>
+                <w:b/>
+                <w:sz w:val="28"/>
+                <w:szCs w:val="28"/>
+                <w:lang w:val="it-IT"/>
+              </w:rPr>
+              <w:t>14.3</w:t>
             </w:r>
             <w:r>
               <w:rPr>
@@ -1978,6 +3444,7 @@
           <w:szCs w:val="32"/>
           <w:u w:val="single"/>
         </w:rPr>
+        <w:lastRenderedPageBreak/>
         <w:t xml:space="preserve">TS </w:t>
       </w:r>
       <w:r>
@@ -2474,7 +3941,6 @@
                 <w:cs/>
                 <w:lang w:bidi="ta-IN"/>
               </w:rPr>
-              <w:lastRenderedPageBreak/>
               <w:t>அ</w:t>
             </w:r>
             <w:r>
@@ -2603,7 +4069,6 @@
                 <w:szCs w:val="28"/>
                 <w:lang w:val="it-IT"/>
               </w:rPr>
-              <w:lastRenderedPageBreak/>
               <w:t>TS 2.4.14.1 - Kramam</w:t>
             </w:r>
           </w:p>
@@ -4022,7 +5487,6 @@
           <w:szCs w:val="32"/>
           <w:u w:val="single"/>
         </w:rPr>
-        <w:lastRenderedPageBreak/>
         <w:t xml:space="preserve">TS </w:t>
       </w:r>
       <w:r>
@@ -5940,6 +7404,7 @@
                 <w:sz w:val="28"/>
                 <w:szCs w:val="32"/>
               </w:rPr>
+              <w:lastRenderedPageBreak/>
               <w:t>T.S.2.</w:t>
             </w:r>
             <w:r>
@@ -6595,7 +8060,6 @@
                 <w:sz w:val="28"/>
                 <w:szCs w:val="32"/>
               </w:rPr>
-              <w:lastRenderedPageBreak/>
               <w:t>T.S.2.</w:t>
             </w:r>
             <w:r>
@@ -9617,6 +11081,7 @@
                 <w:sz w:val="28"/>
                 <w:szCs w:val="32"/>
               </w:rPr>
+              <w:lastRenderedPageBreak/>
               <w:t>Panchaati No</w:t>
             </w:r>
             <w:r>
@@ -9677,6 +11142,7 @@
                 <w:cs/>
                 <w:lang w:bidi="ta-IN"/>
               </w:rPr>
+              <w:lastRenderedPageBreak/>
               <w:t>த்வமி</w:t>
             </w:r>
             <w:r>
@@ -10043,17 +11509,9 @@
                 <w:b/>
                 <w:bCs/>
               </w:rPr>
-              <w:t>(</w:t>
-            </w:r>
-            <w:proofErr w:type="spellStart"/>
-            <w:r>
-              <w:rPr>
-                <w:b/>
-                <w:bCs/>
-              </w:rPr>
-              <w:t>avagraham</w:t>
-            </w:r>
-            <w:proofErr w:type="spellEnd"/>
+              <w:lastRenderedPageBreak/>
+              <w:t>(avagraham</w:t>
+            </w:r>
             <w:r>
               <w:rPr>
                 <w:rFonts w:ascii="BRH Devanagari Extra" w:hAnsi="BRH Devanagari Extra" w:cs="BRH Devanagari Extra"/>
@@ -10098,6 +11556,7 @@
           <w:szCs w:val="40"/>
           <w:lang w:val="en-IN" w:eastAsia="en-IN"/>
         </w:rPr>
+        <w:lastRenderedPageBreak/>
         <w:t>"</w:t>
       </w:r>
       <w:r>
@@ -10212,7 +11671,6 @@
           <w:szCs w:val="32"/>
           <w:u w:val="single"/>
         </w:rPr>
-        <w:lastRenderedPageBreak/>
         <w:t xml:space="preserve">TS </w:t>
       </w:r>
       <w:r>

--- a/TS-Kramam/TS-2.4/TS 2.4 Tamil Krama Paatam Corrections.docx
+++ b/TS-Kramam/TS-2.4/TS 2.4 Tamil Krama Paatam Corrections.docx
@@ -1742,7 +1742,7 @@
       </w:tr>
       <w:tr>
         <w:trPr>
-          <w:trHeight w:val="680"/>
+          <w:trHeight w:val="1471"/>
         </w:trPr>
         <w:tc>
           <w:tcPr>
@@ -1781,7 +1781,7 @@
                 <w:szCs w:val="28"/>
                 <w:lang w:val="it-IT"/>
               </w:rPr>
-              <w:t>11.5</w:t>
+              <w:t>11.1</w:t>
             </w:r>
             <w:r>
               <w:rPr>
@@ -1827,17 +1827,7 @@
                 <w:szCs w:val="28"/>
                 <w:lang w:val="it-IT"/>
               </w:rPr>
-              <w:t>4</w:t>
-            </w:r>
-            <w:r>
-              <w:rPr>
-                <w:rFonts w:cs="Arial"/>
-                <w:b/>
-                <w:sz w:val="28"/>
-                <w:szCs w:val="28"/>
-                <w:lang w:val="it-IT"/>
-              </w:rPr>
-              <w:t>7</w:t>
+              <w:t>44</w:t>
             </w:r>
             <w:r>
               <w:rPr>
@@ -1858,7 +1848,7 @@
                 <w:szCs w:val="28"/>
                 <w:lang w:val="it-IT"/>
               </w:rPr>
-              <w:t>34</w:t>
+              <w:t>30</w:t>
             </w:r>
           </w:p>
         </w:tc>
@@ -1870,11 +1860,11 @@
             <w:pPr>
               <w:spacing w:before="0" w:line="240" w:lineRule="auto"/>
               <w:rPr>
-                <w:rFonts w:ascii="Latha" w:hAnsi="Latha" w:cs="Latha"/>
-                <w:sz w:val="28"/>
-                <w:szCs w:val="28"/>
-                <w:cs/>
-                <w:lang w:bidi="ta-IN"/>
+                <w:rFonts w:ascii="BRH Malayalam Extra" w:hAnsi="BRH Malayalam Extra" w:cs="BRH Malayalam Extra"/>
+                <w:color w:val="000000"/>
+                <w:sz w:val="40"/>
+                <w:szCs w:val="40"/>
+                <w:lang w:val="it-IT"/>
               </w:rPr>
             </w:pPr>
             <w:r>
@@ -1885,21 +1875,70 @@
                 <w:cs/>
                 <w:lang w:bidi="ta-IN"/>
               </w:rPr>
-              <w:t>ஸம்</w:t>
-            </w:r>
-            <w:r>
-              <w:rPr>
-                <w:rFonts w:ascii="Latha" w:hAnsi="Latha" w:cs="Latha"/>
-                <w:b/>
-                <w:bCs/>
-                <w:i/>
-                <w:iCs/>
-                <w:sz w:val="28"/>
-                <w:szCs w:val="28"/>
-                <w:cs/>
-                <w:lang w:bidi="ta-IN"/>
-              </w:rPr>
-              <w:t>ரு</w:t>
+              <w:t>பு</w:t>
+            </w:r>
+            <w:r>
+              <w:rPr>
+                <w:rFonts w:ascii="BRH Tamil Tab Extra" w:hAnsi="BRH Tamil Tab Extra" w:cs="Latha"/>
+                <w:b/>
+                <w:sz w:val="32"/>
+                <w:szCs w:val="28"/>
+                <w:lang w:val="it-IT" w:bidi="ta-IN"/>
+              </w:rPr>
+              <w:t>…</w:t>
+            </w:r>
+            <w:r>
+              <w:rPr>
+                <w:rFonts w:ascii="Latha" w:hAnsi="Latha" w:cs="Latha"/>
+                <w:sz w:val="28"/>
+                <w:szCs w:val="28"/>
+                <w:cs/>
+                <w:lang w:bidi="ta-IN"/>
+              </w:rPr>
+              <w:t>ரோ</w:t>
+            </w:r>
+            <w:r>
+              <w:rPr>
+                <w:rFonts w:ascii="BRH Tamil Tab Extra" w:hAnsi="BRH Tamil Tab Extra" w:cs="Latha"/>
+                <w:b/>
+                <w:sz w:val="32"/>
+                <w:szCs w:val="28"/>
+                <w:lang w:val="it-IT" w:bidi="ta-IN"/>
+              </w:rPr>
+              <w:t>…</w:t>
+            </w:r>
+            <w:r>
+              <w:rPr>
+                <w:rFonts w:ascii="Latha" w:hAnsi="Latha" w:cs="Latha"/>
+                <w:sz w:val="28"/>
+                <w:szCs w:val="28"/>
+                <w:cs/>
+                <w:lang w:bidi="ta-IN"/>
+              </w:rPr>
+              <w:t>டா</w:t>
+            </w:r>
+            <w:r>
+              <w:rPr>
+                <w:rFonts w:ascii="Latha" w:hAnsi="Latha" w:cs="Latha"/>
+                <w:b/>
+                <w:bCs/>
+                <w:position w:val="-12"/>
+                <w:sz w:val="28"/>
+                <w:szCs w:val="28"/>
+                <w:cs/>
+                <w:lang w:bidi="ta-IN"/>
+              </w:rPr>
+              <w:t>3</w:t>
+            </w:r>
+            <w:r>
+              <w:rPr>
+                <w:rFonts w:ascii="Latha" w:hAnsi="Latha" w:cs="Latha"/>
+                <w:sz w:val="28"/>
+                <w:szCs w:val="28"/>
+                <w:cs/>
+                <w:lang w:bidi="ta-IN"/>
+              </w:rPr>
+              <w:t>ஶே</w:t>
             </w:r>
             <w:r>
               <w:rPr>
@@ -1916,10 +1955,39 @@
                 <w:rFonts w:ascii="Latha" w:hAnsi="Latha" w:cs="Latha"/>
                 <w:sz w:val="28"/>
                 <w:szCs w:val="28"/>
-                <w:cs/>
-                <w:lang w:bidi="ta-IN"/>
-              </w:rPr>
-              <w:t>த்</w:t>
+                <w:lang w:val="it-IT" w:bidi="ta-IN"/>
+              </w:rPr>
+              <w:t xml:space="preserve"> </w:t>
+            </w:r>
+            <w:r>
+              <w:rPr>
+                <w:rFonts w:ascii="Latha" w:hAnsi="Latha" w:cs="Latha"/>
+                <w:sz w:val="28"/>
+                <w:szCs w:val="28"/>
+                <w:cs/>
+                <w:lang w:bidi="ta-IN"/>
+              </w:rPr>
+              <w:t>புரோ</w:t>
+            </w:r>
+            <w:r>
+              <w:rPr>
+                <w:rFonts w:ascii="BRH Tamil Tab Extra" w:hAnsi="BRH Tamil Tab Extra" w:cs="Latha"/>
+                <w:b/>
+                <w:sz w:val="32"/>
+                <w:szCs w:val="28"/>
+                <w:lang w:val="it-IT" w:bidi="ta-IN"/>
+              </w:rPr>
+              <w:t>…</w:t>
+            </w:r>
+            <w:r>
+              <w:rPr>
+                <w:rFonts w:ascii="Latha" w:hAnsi="Latha" w:cs="Latha"/>
+                <w:sz w:val="28"/>
+                <w:szCs w:val="28"/>
+                <w:cs/>
+                <w:lang w:bidi="ta-IN"/>
+              </w:rPr>
+              <w:t>டா</w:t>
             </w:r>
             <w:r>
               <w:rPr>
@@ -1942,7 +2010,98 @@
                 <w:cs/>
                 <w:lang w:bidi="ta-IN"/>
               </w:rPr>
-              <w:t>த்</w:t>
+              <w:t>ஶ</w:t>
+            </w:r>
+            <w:r>
+              <w:rPr>
+                <w:rFonts w:ascii="BRH Tamil Tab Extra" w:hAnsi="BRH Tamil Tab Extra" w:cs="Latha"/>
+                <w:b/>
+                <w:sz w:val="36"/>
+                <w:szCs w:val="28"/>
+                <w:lang w:val="it-IT" w:bidi="ta-IN"/>
+              </w:rPr>
+              <w:t>†</w:t>
+            </w:r>
+            <w:r>
+              <w:rPr>
+                <w:rFonts w:ascii="Latha" w:hAnsi="Latha" w:cs="Latha"/>
+                <w:b/>
+                <w:bCs/>
+                <w:sz w:val="32"/>
+                <w:szCs w:val="32"/>
+                <w:cs/>
+                <w:lang w:bidi="ta-IN"/>
+              </w:rPr>
+              <w:t>:</w:t>
+            </w:r>
+            <w:r>
+              <w:rPr>
+                <w:rFonts w:ascii="Latha" w:hAnsi="Latha" w:cs="Latha"/>
+                <w:sz w:val="28"/>
+                <w:szCs w:val="28"/>
+                <w:cs/>
+                <w:lang w:bidi="ta-IN"/>
+              </w:rPr>
+              <w:t xml:space="preserve"> </w:t>
+            </w:r>
+            <w:r>
+              <w:rPr>
+                <w:rFonts w:ascii="Latha" w:hAnsi="Latha" w:cs="Latha"/>
+                <w:sz w:val="28"/>
+                <w:szCs w:val="28"/>
+                <w:lang w:val="it-IT" w:bidi="ta-IN"/>
+              </w:rPr>
+              <w:t xml:space="preserve">| </w:t>
+            </w:r>
+            <w:r>
+              <w:rPr>
+                <w:rFonts w:ascii="Latha" w:hAnsi="Latha" w:cs="Latha"/>
+                <w:sz w:val="28"/>
+                <w:szCs w:val="28"/>
+                <w:cs/>
+                <w:lang w:bidi="ta-IN"/>
+              </w:rPr>
+              <w:t>பு</w:t>
+            </w:r>
+            <w:r>
+              <w:rPr>
+                <w:rFonts w:ascii="BRH Tamil Tab Extra" w:hAnsi="BRH Tamil Tab Extra" w:cs="Latha"/>
+                <w:b/>
+                <w:sz w:val="32"/>
+                <w:szCs w:val="28"/>
+                <w:lang w:val="it-IT" w:bidi="ta-IN"/>
+              </w:rPr>
+              <w:t>…</w:t>
+            </w:r>
+            <w:r>
+              <w:rPr>
+                <w:rFonts w:ascii="Latha" w:hAnsi="Latha" w:cs="Latha"/>
+                <w:sz w:val="28"/>
+                <w:szCs w:val="28"/>
+                <w:cs/>
+                <w:lang w:bidi="ta-IN"/>
+              </w:rPr>
+              <w:t>ரோ</w:t>
+            </w:r>
+            <w:r>
+              <w:rPr>
+                <w:rFonts w:ascii="BRH Tamil Tab Extra" w:hAnsi="BRH Tamil Tab Extra" w:cs="Latha"/>
+                <w:b/>
+                <w:sz w:val="32"/>
+                <w:szCs w:val="28"/>
+                <w:lang w:val="it-IT" w:bidi="ta-IN"/>
+              </w:rPr>
+              <w:t>…</w:t>
+            </w:r>
+            <w:r>
+              <w:rPr>
+                <w:rFonts w:ascii="Latha" w:hAnsi="Latha" w:cs="Latha"/>
+                <w:sz w:val="28"/>
+                <w:szCs w:val="28"/>
+                <w:cs/>
+                <w:lang w:bidi="ta-IN"/>
+              </w:rPr>
+              <w:t>டா</w:t>
             </w:r>
             <w:r>
               <w:rPr>
@@ -1955,6 +2114,60 @@
                 <w:cs/>
                 <w:lang w:bidi="ta-IN"/>
               </w:rPr>
+              <w:t>3</w:t>
+            </w:r>
+            <w:r>
+              <w:rPr>
+                <w:rFonts w:ascii="Latha" w:hAnsi="Latha" w:cs="Latha"/>
+                <w:sz w:val="28"/>
+                <w:szCs w:val="28"/>
+                <w:highlight w:val="yellow"/>
+                <w:cs/>
+                <w:lang w:bidi="ta-IN"/>
+              </w:rPr>
+              <w:t>ஶோ</w:t>
+            </w:r>
+            <w:r>
+              <w:rPr>
+                <w:rFonts w:ascii="BRH Tamil Tab Extra" w:hAnsi="BRH Tamil Tab Extra" w:cs="Latha"/>
+                <w:b/>
+                <w:sz w:val="36"/>
+                <w:szCs w:val="28"/>
+                <w:lang w:val="it-IT" w:bidi="ta-IN"/>
+              </w:rPr>
+              <w:t>†</w:t>
+            </w:r>
+            <w:r>
+              <w:rPr>
+                <w:rFonts w:ascii="BRH Devanagari Extra" w:hAnsi="BRH Devanagari Extra" w:cs="Latha"/>
+                <w:b/>
+                <w:sz w:val="36"/>
+                <w:szCs w:val="28"/>
+                <w:lang w:val="it-IT" w:bidi="ta-IN"/>
+              </w:rPr>
+              <w:t>Å</w:t>
+            </w:r>
+            <w:r>
+              <w:rPr>
+                <w:rFonts w:ascii="Latha" w:hAnsi="Latha" w:cs="Latha"/>
+                <w:sz w:val="28"/>
+                <w:szCs w:val="28"/>
+                <w:cs/>
+                <w:lang w:bidi="ta-IN"/>
+              </w:rPr>
+              <w:t>தி</w:t>
+            </w:r>
+            <w:r>
+              <w:rPr>
+                <w:rFonts w:ascii="Latha" w:hAnsi="Latha" w:cs="Latha"/>
+                <w:b/>
+                <w:bCs/>
+                <w:position w:val="-12"/>
+                <w:sz w:val="28"/>
+                <w:szCs w:val="28"/>
+                <w:cs/>
+                <w:lang w:bidi="ta-IN"/>
+              </w:rPr>
               <w:t>4</w:t>
             </w:r>
             <w:r>
@@ -1965,187 +2178,14 @@
                 <w:cs/>
                 <w:lang w:bidi="ta-IN"/>
               </w:rPr>
-              <w:t>யா</w:t>
-            </w:r>
-            <w:r>
-              <w:rPr>
-                <w:rFonts w:ascii="BRH Tamil Tab Extra" w:hAnsi="BRH Tamil Tab Extra" w:cs="Latha"/>
-                <w:b/>
-                <w:sz w:val="32"/>
+              <w:t xml:space="preserve"> </w:t>
+            </w:r>
+            <w:r>
+              <w:rPr>
+                <w:rFonts w:ascii="Latha" w:hAnsi="Latha" w:cs="Latha"/>
+                <w:sz w:val="28"/>
                 <w:szCs w:val="28"/>
                 <w:lang w:val="it-IT" w:bidi="ta-IN"/>
-              </w:rPr>
-              <w:t>…</w:t>
-            </w:r>
-            <w:r>
-              <w:rPr>
-                <w:rFonts w:ascii="Latha" w:hAnsi="Latha" w:cs="Latha"/>
-                <w:sz w:val="28"/>
-                <w:szCs w:val="28"/>
-                <w:lang w:val="it-IT" w:bidi="ta-IN"/>
-              </w:rPr>
-              <w:t xml:space="preserve"> </w:t>
-            </w:r>
-            <w:r>
-              <w:rPr>
-                <w:rFonts w:ascii="Latha" w:hAnsi="Latha" w:cs="Latha"/>
-                <w:sz w:val="28"/>
-                <w:szCs w:val="28"/>
-                <w:cs/>
-                <w:lang w:bidi="ta-IN"/>
-              </w:rPr>
-              <w:t>இதி</w:t>
-            </w:r>
-            <w:r>
-              <w:rPr>
-                <w:rFonts w:ascii="BRH Tamil Tab Extra" w:hAnsi="BRH Tamil Tab Extra" w:cs="Latha"/>
-                <w:b/>
-                <w:sz w:val="32"/>
-                <w:szCs w:val="28"/>
-                <w:lang w:val="it-IT" w:bidi="ta-IN"/>
-              </w:rPr>
-              <w:t>…</w:t>
-            </w:r>
-            <w:r>
-              <w:rPr>
-                <w:rFonts w:ascii="Latha" w:hAnsi="Latha" w:cs="Latha"/>
-                <w:sz w:val="28"/>
-                <w:szCs w:val="28"/>
-                <w:lang w:val="it-IT" w:bidi="ta-IN"/>
-              </w:rPr>
-              <w:t xml:space="preserve"> </w:t>
-            </w:r>
-            <w:r>
-              <w:rPr>
-                <w:rFonts w:ascii="Latha" w:hAnsi="Latha" w:cs="Latha"/>
-                <w:sz w:val="28"/>
-                <w:szCs w:val="28"/>
-                <w:cs/>
-                <w:lang w:bidi="ta-IN"/>
-              </w:rPr>
-              <w:t xml:space="preserve">ஸம் </w:t>
-            </w:r>
-            <w:r>
-              <w:rPr>
-                <w:rFonts w:ascii="Latha" w:hAnsi="Latha" w:cs="Latha"/>
-                <w:sz w:val="28"/>
-                <w:szCs w:val="28"/>
-                <w:lang w:val="it-IT" w:bidi="ta-IN"/>
-              </w:rPr>
-              <w:t xml:space="preserve">- </w:t>
-            </w:r>
-            <w:r>
-              <w:rPr>
-                <w:rFonts w:ascii="Latha" w:hAnsi="Latha" w:cs="Latha"/>
-                <w:b/>
-                <w:bCs/>
-                <w:i/>
-                <w:iCs/>
-                <w:sz w:val="28"/>
-                <w:szCs w:val="28"/>
-                <w:cs/>
-                <w:lang w:bidi="ta-IN"/>
-              </w:rPr>
-              <w:t>ரு</w:t>
-            </w:r>
-            <w:r>
-              <w:rPr>
-                <w:rFonts w:ascii="BRH Tamil Tab Extra" w:hAnsi="BRH Tamil Tab Extra" w:cs="Latha"/>
-                <w:b/>
-                <w:sz w:val="32"/>
-                <w:szCs w:val="28"/>
-                <w:lang w:val="it-IT" w:bidi="ta-IN"/>
-              </w:rPr>
-              <w:t>…</w:t>
-            </w:r>
-            <w:r>
-              <w:rPr>
-                <w:rFonts w:ascii="Latha" w:hAnsi="Latha" w:cs="Latha"/>
-                <w:sz w:val="28"/>
-                <w:szCs w:val="28"/>
-                <w:cs/>
-                <w:lang w:bidi="ta-IN"/>
-              </w:rPr>
-              <w:t>த்</w:t>
-            </w:r>
-            <w:r>
-              <w:rPr>
-                <w:rFonts w:ascii="Latha" w:hAnsi="Latha" w:cs="Latha"/>
-                <w:b/>
-                <w:bCs/>
-                <w:position w:val="-12"/>
-                <w:sz w:val="28"/>
-                <w:szCs w:val="28"/>
-                <w:cs/>
-                <w:lang w:bidi="ta-IN"/>
-              </w:rPr>
-              <w:t>3</w:t>
-            </w:r>
-            <w:r>
-              <w:rPr>
-                <w:rFonts w:ascii="Latha" w:hAnsi="Latha" w:cs="Latha"/>
-                <w:sz w:val="28"/>
-                <w:szCs w:val="28"/>
-                <w:cs/>
-                <w:lang w:bidi="ta-IN"/>
-              </w:rPr>
-              <w:t>த்</w:t>
-            </w:r>
-            <w:r>
-              <w:rPr>
-                <w:rFonts w:ascii="Latha" w:hAnsi="Latha" w:cs="Latha"/>
-                <w:b/>
-                <w:bCs/>
-                <w:position w:val="-12"/>
-                <w:sz w:val="28"/>
-                <w:szCs w:val="28"/>
-                <w:highlight w:val="yellow"/>
-                <w:cs/>
-                <w:lang w:bidi="ta-IN"/>
-              </w:rPr>
-              <w:t>4</w:t>
-            </w:r>
-            <w:r>
-              <w:rPr>
-                <w:rFonts w:ascii="Latha" w:hAnsi="Latha" w:cs="Latha"/>
-                <w:color w:val="EE0000"/>
-                <w:sz w:val="28"/>
-                <w:szCs w:val="28"/>
-                <w:highlight w:val="yellow"/>
-                <w:cs/>
-                <w:lang w:bidi="ta-IN"/>
-              </w:rPr>
-              <w:t>யே</w:t>
-            </w:r>
-            <w:r>
-              <w:rPr>
-                <w:rFonts w:ascii="BRH Tamil Tab Extra" w:hAnsi="BRH Tamil Tab Extra" w:cs="Latha"/>
-                <w:b/>
-                <w:color w:val="EE0000"/>
-                <w:sz w:val="32"/>
-                <w:szCs w:val="28"/>
-                <w:highlight w:val="yellow"/>
-                <w:lang w:val="it-IT" w:bidi="ta-IN"/>
-              </w:rPr>
-              <w:t>…</w:t>
-            </w:r>
-            <w:r>
-              <w:rPr>
-                <w:rFonts w:ascii="Latha" w:hAnsi="Latha" w:cs="Latha"/>
-                <w:sz w:val="28"/>
-                <w:szCs w:val="28"/>
-                <w:highlight w:val="yellow"/>
-                <w:lang w:val="it-IT" w:bidi="ta-IN"/>
-              </w:rPr>
-              <w:t xml:space="preserve"> </w:t>
-            </w:r>
-            <w:r>
-              <w:rPr>
-                <w:rFonts w:ascii="Latha" w:hAnsi="Latha" w:cs="Latha"/>
-                <w:sz w:val="28"/>
-                <w:szCs w:val="28"/>
-                <w:highlight w:val="yellow"/>
-                <w:lang w:bidi="ta-IN"/>
               </w:rPr>
               <w:t>|</w:t>
             </w:r>
@@ -2161,13 +2201,13 @@
               <w:autoSpaceDE w:val="0"/>
               <w:autoSpaceDN w:val="0"/>
               <w:adjustRightInd w:val="0"/>
-              <w:spacing w:before="0" w:line="264" w:lineRule="auto"/>
-              <w:rPr>
-                <w:rFonts w:ascii="Latha" w:hAnsi="Latha" w:cs="Latha"/>
-                <w:sz w:val="28"/>
-                <w:szCs w:val="28"/>
-                <w:cs/>
-                <w:lang w:bidi="ta-IN"/>
+              <w:spacing w:before="0" w:line="240" w:lineRule="auto"/>
+              <w:rPr>
+                <w:rFonts w:ascii="BRH Malayalam Extra" w:hAnsi="BRH Malayalam Extra" w:cs="BRH Malayalam Extra"/>
+                <w:color w:val="000000"/>
+                <w:sz w:val="40"/>
+                <w:szCs w:val="40"/>
+                <w:lang w:val="it-IT"/>
               </w:rPr>
             </w:pPr>
             <w:r>
@@ -2178,21 +2218,70 @@
                 <w:cs/>
                 <w:lang w:bidi="ta-IN"/>
               </w:rPr>
-              <w:t>ஸம்</w:t>
-            </w:r>
-            <w:r>
-              <w:rPr>
-                <w:rFonts w:ascii="Latha" w:hAnsi="Latha" w:cs="Latha"/>
-                <w:b/>
-                <w:bCs/>
-                <w:i/>
-                <w:iCs/>
-                <w:sz w:val="28"/>
-                <w:szCs w:val="28"/>
-                <w:cs/>
-                <w:lang w:bidi="ta-IN"/>
-              </w:rPr>
-              <w:t>ரு</w:t>
+              <w:t>பு</w:t>
+            </w:r>
+            <w:r>
+              <w:rPr>
+                <w:rFonts w:ascii="BRH Tamil Tab Extra" w:hAnsi="BRH Tamil Tab Extra" w:cs="Latha"/>
+                <w:b/>
+                <w:sz w:val="32"/>
+                <w:szCs w:val="28"/>
+                <w:lang w:val="it-IT" w:bidi="ta-IN"/>
+              </w:rPr>
+              <w:t>…</w:t>
+            </w:r>
+            <w:r>
+              <w:rPr>
+                <w:rFonts w:ascii="Latha" w:hAnsi="Latha" w:cs="Latha"/>
+                <w:sz w:val="28"/>
+                <w:szCs w:val="28"/>
+                <w:cs/>
+                <w:lang w:bidi="ta-IN"/>
+              </w:rPr>
+              <w:t>ரோ</w:t>
+            </w:r>
+            <w:r>
+              <w:rPr>
+                <w:rFonts w:ascii="BRH Tamil Tab Extra" w:hAnsi="BRH Tamil Tab Extra" w:cs="Latha"/>
+                <w:b/>
+                <w:sz w:val="32"/>
+                <w:szCs w:val="28"/>
+                <w:lang w:val="it-IT" w:bidi="ta-IN"/>
+              </w:rPr>
+              <w:t>…</w:t>
+            </w:r>
+            <w:r>
+              <w:rPr>
+                <w:rFonts w:ascii="Latha" w:hAnsi="Latha" w:cs="Latha"/>
+                <w:sz w:val="28"/>
+                <w:szCs w:val="28"/>
+                <w:cs/>
+                <w:lang w:bidi="ta-IN"/>
+              </w:rPr>
+              <w:t>டா</w:t>
+            </w:r>
+            <w:r>
+              <w:rPr>
+                <w:rFonts w:ascii="Latha" w:hAnsi="Latha" w:cs="Latha"/>
+                <w:b/>
+                <w:bCs/>
+                <w:position w:val="-12"/>
+                <w:sz w:val="28"/>
+                <w:szCs w:val="28"/>
+                <w:cs/>
+                <w:lang w:bidi="ta-IN"/>
+              </w:rPr>
+              <w:t>3</w:t>
+            </w:r>
+            <w:r>
+              <w:rPr>
+                <w:rFonts w:ascii="Latha" w:hAnsi="Latha" w:cs="Latha"/>
+                <w:sz w:val="28"/>
+                <w:szCs w:val="28"/>
+                <w:cs/>
+                <w:lang w:bidi="ta-IN"/>
+              </w:rPr>
+              <w:t>ஶே</w:t>
             </w:r>
             <w:r>
               <w:rPr>
@@ -2200,7 +2289,7 @@
                 <w:b/>
                 <w:sz w:val="36"/>
                 <w:szCs w:val="28"/>
-                <w:lang w:bidi="ta-IN"/>
+                <w:lang w:val="it-IT" w:bidi="ta-IN"/>
               </w:rPr>
               <w:t>†</w:t>
             </w:r>
@@ -2209,10 +2298,39 @@
                 <w:rFonts w:ascii="Latha" w:hAnsi="Latha" w:cs="Latha"/>
                 <w:sz w:val="28"/>
                 <w:szCs w:val="28"/>
-                <w:cs/>
-                <w:lang w:bidi="ta-IN"/>
-              </w:rPr>
-              <w:t>த்</w:t>
+                <w:lang w:val="it-IT" w:bidi="ta-IN"/>
+              </w:rPr>
+              <w:t xml:space="preserve"> </w:t>
+            </w:r>
+            <w:r>
+              <w:rPr>
+                <w:rFonts w:ascii="Latha" w:hAnsi="Latha" w:cs="Latha"/>
+                <w:sz w:val="28"/>
+                <w:szCs w:val="28"/>
+                <w:cs/>
+                <w:lang w:bidi="ta-IN"/>
+              </w:rPr>
+              <w:t>புரோ</w:t>
+            </w:r>
+            <w:r>
+              <w:rPr>
+                <w:rFonts w:ascii="BRH Tamil Tab Extra" w:hAnsi="BRH Tamil Tab Extra" w:cs="Latha"/>
+                <w:b/>
+                <w:sz w:val="32"/>
+                <w:szCs w:val="28"/>
+                <w:lang w:val="it-IT" w:bidi="ta-IN"/>
+              </w:rPr>
+              <w:t>…</w:t>
+            </w:r>
+            <w:r>
+              <w:rPr>
+                <w:rFonts w:ascii="Latha" w:hAnsi="Latha" w:cs="Latha"/>
+                <w:sz w:val="28"/>
+                <w:szCs w:val="28"/>
+                <w:cs/>
+                <w:lang w:bidi="ta-IN"/>
+              </w:rPr>
+              <w:t>டா</w:t>
             </w:r>
             <w:r>
               <w:rPr>
@@ -2235,7 +2353,98 @@
                 <w:cs/>
                 <w:lang w:bidi="ta-IN"/>
               </w:rPr>
-              <w:t>த்</w:t>
+              <w:t>ஶ</w:t>
+            </w:r>
+            <w:r>
+              <w:rPr>
+                <w:rFonts w:ascii="BRH Tamil Tab Extra" w:hAnsi="BRH Tamil Tab Extra" w:cs="Latha"/>
+                <w:b/>
+                <w:sz w:val="36"/>
+                <w:szCs w:val="28"/>
+                <w:lang w:val="it-IT" w:bidi="ta-IN"/>
+              </w:rPr>
+              <w:t>†</w:t>
+            </w:r>
+            <w:r>
+              <w:rPr>
+                <w:rFonts w:ascii="Latha" w:hAnsi="Latha" w:cs="Latha"/>
+                <w:b/>
+                <w:bCs/>
+                <w:sz w:val="32"/>
+                <w:szCs w:val="32"/>
+                <w:cs/>
+                <w:lang w:bidi="ta-IN"/>
+              </w:rPr>
+              <w:t>:</w:t>
+            </w:r>
+            <w:r>
+              <w:rPr>
+                <w:rFonts w:ascii="Latha" w:hAnsi="Latha" w:cs="Latha"/>
+                <w:sz w:val="28"/>
+                <w:szCs w:val="28"/>
+                <w:cs/>
+                <w:lang w:bidi="ta-IN"/>
+              </w:rPr>
+              <w:t xml:space="preserve"> </w:t>
+            </w:r>
+            <w:r>
+              <w:rPr>
+                <w:rFonts w:ascii="Latha" w:hAnsi="Latha" w:cs="Latha"/>
+                <w:sz w:val="28"/>
+                <w:szCs w:val="28"/>
+                <w:lang w:val="it-IT" w:bidi="ta-IN"/>
+              </w:rPr>
+              <w:t xml:space="preserve">| </w:t>
+            </w:r>
+            <w:r>
+              <w:rPr>
+                <w:rFonts w:ascii="Latha" w:hAnsi="Latha" w:cs="Latha"/>
+                <w:sz w:val="28"/>
+                <w:szCs w:val="28"/>
+                <w:cs/>
+                <w:lang w:bidi="ta-IN"/>
+              </w:rPr>
+              <w:t>பு</w:t>
+            </w:r>
+            <w:r>
+              <w:rPr>
+                <w:rFonts w:ascii="BRH Tamil Tab Extra" w:hAnsi="BRH Tamil Tab Extra" w:cs="Latha"/>
+                <w:b/>
+                <w:sz w:val="32"/>
+                <w:szCs w:val="28"/>
+                <w:lang w:val="it-IT" w:bidi="ta-IN"/>
+              </w:rPr>
+              <w:t>…</w:t>
+            </w:r>
+            <w:r>
+              <w:rPr>
+                <w:rFonts w:ascii="Latha" w:hAnsi="Latha" w:cs="Latha"/>
+                <w:sz w:val="28"/>
+                <w:szCs w:val="28"/>
+                <w:cs/>
+                <w:lang w:bidi="ta-IN"/>
+              </w:rPr>
+              <w:t>ரோ</w:t>
+            </w:r>
+            <w:r>
+              <w:rPr>
+                <w:rFonts w:ascii="BRH Tamil Tab Extra" w:hAnsi="BRH Tamil Tab Extra" w:cs="Latha"/>
+                <w:b/>
+                <w:sz w:val="32"/>
+                <w:szCs w:val="28"/>
+                <w:lang w:val="it-IT" w:bidi="ta-IN"/>
+              </w:rPr>
+              <w:t>…</w:t>
+            </w:r>
+            <w:r>
+              <w:rPr>
+                <w:rFonts w:ascii="Latha" w:hAnsi="Latha" w:cs="Latha"/>
+                <w:sz w:val="28"/>
+                <w:szCs w:val="28"/>
+                <w:cs/>
+                <w:lang w:bidi="ta-IN"/>
+              </w:rPr>
+              <w:t>டா</w:t>
             </w:r>
             <w:r>
               <w:rPr>
@@ -2248,6 +2457,60 @@
                 <w:cs/>
                 <w:lang w:bidi="ta-IN"/>
               </w:rPr>
+              <w:t>3</w:t>
+            </w:r>
+            <w:r>
+              <w:rPr>
+                <w:rFonts w:ascii="Latha" w:hAnsi="Latha" w:cs="Latha"/>
+                <w:sz w:val="28"/>
+                <w:szCs w:val="28"/>
+                <w:cs/>
+                <w:lang w:bidi="ta-IN"/>
+              </w:rPr>
+              <w:t>ஶோ</w:t>
+            </w:r>
+            <w:r>
+              <w:rPr>
+                <w:rFonts w:ascii="BRH Devanagari Extra" w:hAnsi="BRH Devanagari Extra" w:cs="Latha"/>
+                <w:b/>
+                <w:sz w:val="36"/>
+                <w:szCs w:val="28"/>
+                <w:lang w:val="it-IT" w:bidi="ta-IN"/>
+              </w:rPr>
+              <w:t>Å</w:t>
+            </w:r>
+            <w:r>
+              <w:rPr>
+                <w:rFonts w:ascii="Latha" w:hAnsi="Latha" w:cs="Latha"/>
+                <w:sz w:val="28"/>
+                <w:szCs w:val="28"/>
+                <w:highlight w:val="green"/>
+                <w:cs/>
+                <w:lang w:bidi="ta-IN"/>
+              </w:rPr>
+              <w:t>தி</w:t>
+            </w:r>
+            <w:r>
+              <w:rPr>
+                <w:rFonts w:ascii="BRH Tamil Tab Extra" w:hAnsi="BRH Tamil Tab Extra" w:cs="Latha"/>
+                <w:b/>
+                <w:sz w:val="36"/>
+                <w:szCs w:val="28"/>
+                <w:lang w:val="it-IT" w:bidi="ta-IN"/>
+              </w:rPr>
+              <w:t>†</w:t>
+            </w:r>
+            <w:r>
+              <w:rPr>
+                <w:rFonts w:ascii="Latha" w:hAnsi="Latha" w:cs="Latha"/>
+                <w:b/>
+                <w:bCs/>
+                <w:position w:val="-12"/>
+                <w:sz w:val="28"/>
+                <w:szCs w:val="28"/>
+                <w:cs/>
+                <w:lang w:bidi="ta-IN"/>
+              </w:rPr>
               <w:t>4</w:t>
             </w:r>
             <w:r>
@@ -2258,25 +2521,6 @@
                 <w:cs/>
                 <w:lang w:bidi="ta-IN"/>
               </w:rPr>
-              <w:t>யா</w:t>
-            </w:r>
-            <w:r>
-              <w:rPr>
-                <w:rFonts w:ascii="BRH Tamil Tab Extra" w:hAnsi="BRH Tamil Tab Extra" w:cs="Latha"/>
-                <w:b/>
-                <w:sz w:val="32"/>
-                <w:szCs w:val="28"/>
-                <w:lang w:bidi="ta-IN"/>
-              </w:rPr>
-              <w:t>…</w:t>
-            </w:r>
-            <w:r>
-              <w:rPr>
-                <w:rFonts w:ascii="Latha" w:hAnsi="Latha" w:cs="Latha"/>
-                <w:sz w:val="28"/>
-                <w:szCs w:val="28"/>
-                <w:lang w:bidi="ta-IN"/>
-              </w:rPr>
               <w:t xml:space="preserve"> </w:t>
             </w:r>
             <w:r>
@@ -2284,159 +2528,7 @@
                 <w:rFonts w:ascii="Latha" w:hAnsi="Latha" w:cs="Latha"/>
                 <w:sz w:val="28"/>
                 <w:szCs w:val="28"/>
-                <w:cs/>
-                <w:lang w:bidi="ta-IN"/>
-              </w:rPr>
-              <w:t>இதி</w:t>
-            </w:r>
-            <w:r>
-              <w:rPr>
-                <w:rFonts w:ascii="BRH Tamil Tab Extra" w:hAnsi="BRH Tamil Tab Extra" w:cs="Latha"/>
-                <w:b/>
-                <w:sz w:val="32"/>
-                <w:szCs w:val="28"/>
-                <w:lang w:bidi="ta-IN"/>
-              </w:rPr>
-              <w:t>…</w:t>
-            </w:r>
-            <w:r>
-              <w:rPr>
-                <w:rFonts w:ascii="Latha" w:hAnsi="Latha" w:cs="Latha"/>
-                <w:sz w:val="28"/>
-                <w:szCs w:val="28"/>
-                <w:lang w:bidi="ta-IN"/>
-              </w:rPr>
-              <w:t xml:space="preserve"> </w:t>
-            </w:r>
-            <w:r>
-              <w:rPr>
-                <w:rFonts w:ascii="Latha" w:hAnsi="Latha" w:cs="Latha"/>
-                <w:sz w:val="28"/>
-                <w:szCs w:val="28"/>
-                <w:cs/>
-                <w:lang w:bidi="ta-IN"/>
-              </w:rPr>
-              <w:t xml:space="preserve">ஸம் </w:t>
-            </w:r>
-            <w:r>
-              <w:rPr>
-                <w:rFonts w:ascii="Latha" w:hAnsi="Latha" w:cs="Latha"/>
-                <w:sz w:val="28"/>
-                <w:szCs w:val="28"/>
-                <w:lang w:bidi="ta-IN"/>
-              </w:rPr>
-              <w:t xml:space="preserve">- </w:t>
-            </w:r>
-            <w:r>
-              <w:rPr>
-                <w:rFonts w:ascii="Latha" w:hAnsi="Latha" w:cs="Latha"/>
-                <w:b/>
-                <w:bCs/>
-                <w:i/>
-                <w:iCs/>
-                <w:sz w:val="28"/>
-                <w:szCs w:val="28"/>
-                <w:cs/>
-                <w:lang w:bidi="ta-IN"/>
-              </w:rPr>
-              <w:t>ரு</w:t>
-            </w:r>
-            <w:r>
-              <w:rPr>
-                <w:rFonts w:ascii="BRH Tamil Tab Extra" w:hAnsi="BRH Tamil Tab Extra" w:cs="Latha"/>
-                <w:b/>
-                <w:sz w:val="32"/>
-                <w:szCs w:val="28"/>
-                <w:lang w:bidi="ta-IN"/>
-              </w:rPr>
-              <w:t>…</w:t>
-            </w:r>
-            <w:r>
-              <w:rPr>
-                <w:rFonts w:ascii="Latha" w:hAnsi="Latha" w:cs="Latha"/>
-                <w:sz w:val="28"/>
-                <w:szCs w:val="28"/>
-                <w:cs/>
-                <w:lang w:bidi="ta-IN"/>
-              </w:rPr>
-              <w:t>த்</w:t>
-            </w:r>
-            <w:r>
-              <w:rPr>
-                <w:rFonts w:ascii="Latha" w:hAnsi="Latha" w:cs="Latha"/>
-                <w:b/>
-                <w:bCs/>
-                <w:position w:val="-12"/>
-                <w:sz w:val="28"/>
-                <w:szCs w:val="28"/>
-                <w:cs/>
-                <w:lang w:bidi="ta-IN"/>
-              </w:rPr>
-              <w:t>3</w:t>
-            </w:r>
-            <w:r>
-              <w:rPr>
-                <w:rFonts w:ascii="Latha" w:hAnsi="Latha" w:cs="Latha"/>
-                <w:sz w:val="28"/>
-                <w:szCs w:val="28"/>
-                <w:highlight w:val="green"/>
-                <w:cs/>
-                <w:lang w:bidi="ta-IN"/>
-              </w:rPr>
-              <w:t>த்</w:t>
-            </w:r>
-            <w:r>
-              <w:rPr>
-                <w:rFonts w:ascii="Latha" w:hAnsi="Latha" w:cs="Latha"/>
-                <w:b/>
-                <w:bCs/>
-                <w:position w:val="-12"/>
-                <w:sz w:val="28"/>
-                <w:szCs w:val="28"/>
-                <w:highlight w:val="green"/>
-                <w:cs/>
-                <w:lang w:bidi="ta-IN"/>
-              </w:rPr>
-              <w:t>4</w:t>
-            </w:r>
-            <w:r>
-              <w:rPr>
-                <w:rFonts w:ascii="Latha" w:hAnsi="Latha" w:cs="Latha" w:hint="cs"/>
-                <w:sz w:val="28"/>
-                <w:szCs w:val="28"/>
-                <w:highlight w:val="green"/>
-                <w:cs/>
-                <w:lang w:bidi="ta-IN"/>
-              </w:rPr>
-              <w:t>யை</w:t>
-            </w:r>
-            <w:r>
-              <w:rPr>
-                <w:rFonts w:ascii="BRH Tamil Tab Extra" w:hAnsi="BRH Tamil Tab Extra" w:cs="Latha"/>
-                <w:b/>
-                <w:sz w:val="32"/>
-                <w:szCs w:val="28"/>
-                <w:lang w:bidi="ta-IN"/>
-              </w:rPr>
-              <w:t>…</w:t>
-            </w:r>
-            <w:r>
-              <w:rPr>
-                <w:rFonts w:ascii="Latha" w:hAnsi="Latha" w:cs="Latha" w:hint="cs"/>
-                <w:sz w:val="28"/>
-                <w:szCs w:val="28"/>
-                <w:highlight w:val="green"/>
-                <w:cs/>
-                <w:lang w:bidi="ta-IN"/>
-              </w:rPr>
-              <w:t xml:space="preserve"> </w:t>
-            </w:r>
-            <w:r>
-              <w:rPr>
-                <w:rFonts w:ascii="Latha" w:hAnsi="Latha" w:cs="Latha"/>
-                <w:sz w:val="28"/>
-                <w:szCs w:val="28"/>
-                <w:lang w:bidi="ta-IN"/>
+                <w:lang w:val="it-IT" w:bidi="ta-IN"/>
               </w:rPr>
               <w:t>|</w:t>
             </w:r>
@@ -2474,6 +2566,1361 @@
                 <w:szCs w:val="28"/>
                 <w:lang w:val="it-IT"/>
               </w:rPr>
+              <w:t>TS 2.4.</w:t>
+            </w:r>
+            <w:r>
+              <w:rPr>
+                <w:rFonts w:cs="Arial"/>
+                <w:b/>
+                <w:sz w:val="28"/>
+                <w:szCs w:val="28"/>
+                <w:lang w:val="it-IT"/>
+              </w:rPr>
+              <w:t>11.5</w:t>
+            </w:r>
+            <w:r>
+              <w:rPr>
+                <w:rFonts w:cs="Arial"/>
+                <w:b/>
+                <w:sz w:val="28"/>
+                <w:szCs w:val="28"/>
+                <w:lang w:val="it-IT"/>
+              </w:rPr>
+              <w:t xml:space="preserve"> - Kramam</w:t>
+            </w:r>
+          </w:p>
+          <w:p>
+            <w:pPr>
+              <w:widowControl w:val="0"/>
+              <w:autoSpaceDE w:val="0"/>
+              <w:autoSpaceDN w:val="0"/>
+              <w:adjustRightInd w:val="0"/>
+              <w:spacing w:before="0" w:line="240" w:lineRule="auto"/>
+              <w:rPr>
+                <w:rFonts w:cs="Arial"/>
+                <w:b/>
+                <w:sz w:val="28"/>
+                <w:szCs w:val="28"/>
+                <w:lang w:val="it-IT"/>
+              </w:rPr>
+            </w:pPr>
+            <w:r>
+              <w:rPr>
+                <w:rFonts w:cs="Arial"/>
+                <w:b/>
+                <w:sz w:val="28"/>
+                <w:szCs w:val="28"/>
+                <w:lang w:val="it-IT"/>
+              </w:rPr>
+              <w:t xml:space="preserve">Krama Vaakyam No. - </w:t>
+            </w:r>
+            <w:r>
+              <w:rPr>
+                <w:rFonts w:cs="Arial"/>
+                <w:b/>
+                <w:sz w:val="28"/>
+                <w:szCs w:val="28"/>
+                <w:lang w:val="it-IT"/>
+              </w:rPr>
+              <w:t>4</w:t>
+            </w:r>
+            <w:r>
+              <w:rPr>
+                <w:rFonts w:cs="Arial"/>
+                <w:b/>
+                <w:sz w:val="28"/>
+                <w:szCs w:val="28"/>
+                <w:lang w:val="it-IT"/>
+              </w:rPr>
+              <w:t>7</w:t>
+            </w:r>
+            <w:r>
+              <w:rPr>
+                <w:rFonts w:cs="Arial"/>
+                <w:b/>
+                <w:sz w:val="28"/>
+                <w:szCs w:val="28"/>
+                <w:lang w:val="it-IT"/>
+              </w:rPr>
+              <w:br/>
+              <w:t xml:space="preserve">Panchaati No. - </w:t>
+            </w:r>
+            <w:r>
+              <w:rPr>
+                <w:rFonts w:cs="Arial"/>
+                <w:b/>
+                <w:sz w:val="28"/>
+                <w:szCs w:val="28"/>
+                <w:lang w:val="it-IT"/>
+              </w:rPr>
+              <w:t>34</w:t>
+            </w:r>
+          </w:p>
+        </w:tc>
+        <w:tc>
+          <w:tcPr>
+            <w:tcW w:w="4738" w:type="dxa"/>
+          </w:tcPr>
+          <w:p>
+            <w:pPr>
+              <w:spacing w:before="0" w:line="240" w:lineRule="auto"/>
+              <w:rPr>
+                <w:rFonts w:ascii="Latha" w:hAnsi="Latha" w:cs="Latha"/>
+                <w:sz w:val="28"/>
+                <w:szCs w:val="28"/>
+                <w:cs/>
+                <w:lang w:bidi="ta-IN"/>
+              </w:rPr>
+            </w:pPr>
+            <w:r>
+              <w:rPr>
+                <w:rFonts w:ascii="Latha" w:hAnsi="Latha" w:cs="Latha"/>
+                <w:sz w:val="28"/>
+                <w:szCs w:val="28"/>
+                <w:cs/>
+                <w:lang w:bidi="ta-IN"/>
+              </w:rPr>
+              <w:t>ஸம்</w:t>
+            </w:r>
+            <w:r>
+              <w:rPr>
+                <w:rFonts w:ascii="Latha" w:hAnsi="Latha" w:cs="Latha"/>
+                <w:b/>
+                <w:bCs/>
+                <w:i/>
+                <w:iCs/>
+                <w:sz w:val="28"/>
+                <w:szCs w:val="28"/>
+                <w:cs/>
+                <w:lang w:bidi="ta-IN"/>
+              </w:rPr>
+              <w:t>ரு</w:t>
+            </w:r>
+            <w:r>
+              <w:rPr>
+                <w:rFonts w:ascii="BRH Tamil Tab Extra" w:hAnsi="BRH Tamil Tab Extra" w:cs="Latha"/>
+                <w:b/>
+                <w:sz w:val="36"/>
+                <w:szCs w:val="28"/>
+                <w:lang w:val="it-IT" w:bidi="ta-IN"/>
+              </w:rPr>
+              <w:t>†</w:t>
+            </w:r>
+            <w:r>
+              <w:rPr>
+                <w:rFonts w:ascii="Latha" w:hAnsi="Latha" w:cs="Latha"/>
+                <w:sz w:val="28"/>
+                <w:szCs w:val="28"/>
+                <w:cs/>
+                <w:lang w:bidi="ta-IN"/>
+              </w:rPr>
+              <w:t>த்</w:t>
+            </w:r>
+            <w:r>
+              <w:rPr>
+                <w:rFonts w:ascii="Latha" w:hAnsi="Latha" w:cs="Latha"/>
+                <w:b/>
+                <w:bCs/>
+                <w:position w:val="-12"/>
+                <w:sz w:val="28"/>
+                <w:szCs w:val="28"/>
+                <w:cs/>
+                <w:lang w:bidi="ta-IN"/>
+              </w:rPr>
+              <w:t>3</w:t>
+            </w:r>
+            <w:r>
+              <w:rPr>
+                <w:rFonts w:ascii="Latha" w:hAnsi="Latha" w:cs="Latha"/>
+                <w:sz w:val="28"/>
+                <w:szCs w:val="28"/>
+                <w:cs/>
+                <w:lang w:bidi="ta-IN"/>
+              </w:rPr>
+              <w:t>த்</w:t>
+            </w:r>
+            <w:r>
+              <w:rPr>
+                <w:rFonts w:ascii="Latha" w:hAnsi="Latha" w:cs="Latha"/>
+                <w:b/>
+                <w:bCs/>
+                <w:position w:val="-12"/>
+                <w:sz w:val="28"/>
+                <w:szCs w:val="28"/>
+                <w:cs/>
+                <w:lang w:bidi="ta-IN"/>
+              </w:rPr>
+              <w:t>4</w:t>
+            </w:r>
+            <w:r>
+              <w:rPr>
+                <w:rFonts w:ascii="Latha" w:hAnsi="Latha" w:cs="Latha"/>
+                <w:sz w:val="28"/>
+                <w:szCs w:val="28"/>
+                <w:cs/>
+                <w:lang w:bidi="ta-IN"/>
+              </w:rPr>
+              <w:t>யா</w:t>
+            </w:r>
+            <w:r>
+              <w:rPr>
+                <w:rFonts w:ascii="BRH Tamil Tab Extra" w:hAnsi="BRH Tamil Tab Extra" w:cs="Latha"/>
+                <w:b/>
+                <w:sz w:val="32"/>
+                <w:szCs w:val="28"/>
+                <w:lang w:val="it-IT" w:bidi="ta-IN"/>
+              </w:rPr>
+              <w:t>…</w:t>
+            </w:r>
+            <w:r>
+              <w:rPr>
+                <w:rFonts w:ascii="Latha" w:hAnsi="Latha" w:cs="Latha"/>
+                <w:sz w:val="28"/>
+                <w:szCs w:val="28"/>
+                <w:lang w:val="it-IT" w:bidi="ta-IN"/>
+              </w:rPr>
+              <w:t xml:space="preserve"> </w:t>
+            </w:r>
+            <w:r>
+              <w:rPr>
+                <w:rFonts w:ascii="Latha" w:hAnsi="Latha" w:cs="Latha"/>
+                <w:sz w:val="28"/>
+                <w:szCs w:val="28"/>
+                <w:cs/>
+                <w:lang w:bidi="ta-IN"/>
+              </w:rPr>
+              <w:t>இதி</w:t>
+            </w:r>
+            <w:r>
+              <w:rPr>
+                <w:rFonts w:ascii="BRH Tamil Tab Extra" w:hAnsi="BRH Tamil Tab Extra" w:cs="Latha"/>
+                <w:b/>
+                <w:sz w:val="32"/>
+                <w:szCs w:val="28"/>
+                <w:lang w:val="it-IT" w:bidi="ta-IN"/>
+              </w:rPr>
+              <w:t>…</w:t>
+            </w:r>
+            <w:r>
+              <w:rPr>
+                <w:rFonts w:ascii="Latha" w:hAnsi="Latha" w:cs="Latha"/>
+                <w:sz w:val="28"/>
+                <w:szCs w:val="28"/>
+                <w:lang w:val="it-IT" w:bidi="ta-IN"/>
+              </w:rPr>
+              <w:t xml:space="preserve"> </w:t>
+            </w:r>
+            <w:r>
+              <w:rPr>
+                <w:rFonts w:ascii="Latha" w:hAnsi="Latha" w:cs="Latha"/>
+                <w:sz w:val="28"/>
+                <w:szCs w:val="28"/>
+                <w:cs/>
+                <w:lang w:bidi="ta-IN"/>
+              </w:rPr>
+              <w:t xml:space="preserve">ஸம் </w:t>
+            </w:r>
+            <w:r>
+              <w:rPr>
+                <w:rFonts w:ascii="Latha" w:hAnsi="Latha" w:cs="Latha"/>
+                <w:sz w:val="28"/>
+                <w:szCs w:val="28"/>
+                <w:lang w:val="it-IT" w:bidi="ta-IN"/>
+              </w:rPr>
+              <w:t xml:space="preserve">- </w:t>
+            </w:r>
+            <w:r>
+              <w:rPr>
+                <w:rFonts w:ascii="Latha" w:hAnsi="Latha" w:cs="Latha"/>
+                <w:b/>
+                <w:bCs/>
+                <w:i/>
+                <w:iCs/>
+                <w:sz w:val="28"/>
+                <w:szCs w:val="28"/>
+                <w:cs/>
+                <w:lang w:bidi="ta-IN"/>
+              </w:rPr>
+              <w:t>ரு</w:t>
+            </w:r>
+            <w:r>
+              <w:rPr>
+                <w:rFonts w:ascii="BRH Tamil Tab Extra" w:hAnsi="BRH Tamil Tab Extra" w:cs="Latha"/>
+                <w:b/>
+                <w:sz w:val="32"/>
+                <w:szCs w:val="28"/>
+                <w:lang w:val="it-IT" w:bidi="ta-IN"/>
+              </w:rPr>
+              <w:t>…</w:t>
+            </w:r>
+            <w:r>
+              <w:rPr>
+                <w:rFonts w:ascii="Latha" w:hAnsi="Latha" w:cs="Latha"/>
+                <w:sz w:val="28"/>
+                <w:szCs w:val="28"/>
+                <w:cs/>
+                <w:lang w:bidi="ta-IN"/>
+              </w:rPr>
+              <w:t>த்</w:t>
+            </w:r>
+            <w:r>
+              <w:rPr>
+                <w:rFonts w:ascii="Latha" w:hAnsi="Latha" w:cs="Latha"/>
+                <w:b/>
+                <w:bCs/>
+                <w:position w:val="-12"/>
+                <w:sz w:val="28"/>
+                <w:szCs w:val="28"/>
+                <w:cs/>
+                <w:lang w:bidi="ta-IN"/>
+              </w:rPr>
+              <w:t>3</w:t>
+            </w:r>
+            <w:r>
+              <w:rPr>
+                <w:rFonts w:ascii="Latha" w:hAnsi="Latha" w:cs="Latha"/>
+                <w:sz w:val="28"/>
+                <w:szCs w:val="28"/>
+                <w:cs/>
+                <w:lang w:bidi="ta-IN"/>
+              </w:rPr>
+              <w:t>த்</w:t>
+            </w:r>
+            <w:r>
+              <w:rPr>
+                <w:rFonts w:ascii="Latha" w:hAnsi="Latha" w:cs="Latha"/>
+                <w:b/>
+                <w:bCs/>
+                <w:position w:val="-12"/>
+                <w:sz w:val="28"/>
+                <w:szCs w:val="28"/>
+                <w:highlight w:val="yellow"/>
+                <w:cs/>
+                <w:lang w:bidi="ta-IN"/>
+              </w:rPr>
+              <w:t>4</w:t>
+            </w:r>
+            <w:r>
+              <w:rPr>
+                <w:rFonts w:ascii="Latha" w:hAnsi="Latha" w:cs="Latha"/>
+                <w:color w:val="EE0000"/>
+                <w:sz w:val="28"/>
+                <w:szCs w:val="28"/>
+                <w:highlight w:val="yellow"/>
+                <w:cs/>
+                <w:lang w:bidi="ta-IN"/>
+              </w:rPr>
+              <w:t>யே</w:t>
+            </w:r>
+            <w:r>
+              <w:rPr>
+                <w:rFonts w:ascii="BRH Tamil Tab Extra" w:hAnsi="BRH Tamil Tab Extra" w:cs="Latha"/>
+                <w:b/>
+                <w:color w:val="EE0000"/>
+                <w:sz w:val="32"/>
+                <w:szCs w:val="28"/>
+                <w:highlight w:val="yellow"/>
+                <w:lang w:val="it-IT" w:bidi="ta-IN"/>
+              </w:rPr>
+              <w:t>…</w:t>
+            </w:r>
+            <w:r>
+              <w:rPr>
+                <w:rFonts w:ascii="Latha" w:hAnsi="Latha" w:cs="Latha"/>
+                <w:sz w:val="28"/>
+                <w:szCs w:val="28"/>
+                <w:highlight w:val="yellow"/>
+                <w:lang w:val="it-IT" w:bidi="ta-IN"/>
+              </w:rPr>
+              <w:t xml:space="preserve"> </w:t>
+            </w:r>
+            <w:r>
+              <w:rPr>
+                <w:rFonts w:ascii="Latha" w:hAnsi="Latha" w:cs="Latha"/>
+                <w:sz w:val="28"/>
+                <w:szCs w:val="28"/>
+                <w:highlight w:val="yellow"/>
+                <w:lang w:bidi="ta-IN"/>
+              </w:rPr>
+              <w:t>|</w:t>
+            </w:r>
+          </w:p>
+        </w:tc>
+        <w:tc>
+          <w:tcPr>
+            <w:tcW w:w="5220" w:type="dxa"/>
+          </w:tcPr>
+          <w:p>
+            <w:pPr>
+              <w:widowControl w:val="0"/>
+              <w:autoSpaceDE w:val="0"/>
+              <w:autoSpaceDN w:val="0"/>
+              <w:adjustRightInd w:val="0"/>
+              <w:spacing w:before="0" w:line="264" w:lineRule="auto"/>
+              <w:rPr>
+                <w:rFonts w:ascii="Latha" w:hAnsi="Latha" w:cs="Latha"/>
+                <w:sz w:val="28"/>
+                <w:szCs w:val="28"/>
+                <w:cs/>
+                <w:lang w:bidi="ta-IN"/>
+              </w:rPr>
+            </w:pPr>
+            <w:r>
+              <w:rPr>
+                <w:rFonts w:ascii="Latha" w:hAnsi="Latha" w:cs="Latha"/>
+                <w:sz w:val="28"/>
+                <w:szCs w:val="28"/>
+                <w:cs/>
+                <w:lang w:bidi="ta-IN"/>
+              </w:rPr>
+              <w:t>ஸம்</w:t>
+            </w:r>
+            <w:r>
+              <w:rPr>
+                <w:rFonts w:ascii="Latha" w:hAnsi="Latha" w:cs="Latha"/>
+                <w:b/>
+                <w:bCs/>
+                <w:i/>
+                <w:iCs/>
+                <w:sz w:val="28"/>
+                <w:szCs w:val="28"/>
+                <w:cs/>
+                <w:lang w:bidi="ta-IN"/>
+              </w:rPr>
+              <w:t>ரு</w:t>
+            </w:r>
+            <w:r>
+              <w:rPr>
+                <w:rFonts w:ascii="BRH Tamil Tab Extra" w:hAnsi="BRH Tamil Tab Extra" w:cs="Latha"/>
+                <w:b/>
+                <w:sz w:val="36"/>
+                <w:szCs w:val="28"/>
+                <w:lang w:bidi="ta-IN"/>
+              </w:rPr>
+              <w:t>†</w:t>
+            </w:r>
+            <w:r>
+              <w:rPr>
+                <w:rFonts w:ascii="Latha" w:hAnsi="Latha" w:cs="Latha"/>
+                <w:sz w:val="28"/>
+                <w:szCs w:val="28"/>
+                <w:cs/>
+                <w:lang w:bidi="ta-IN"/>
+              </w:rPr>
+              <w:t>த்</w:t>
+            </w:r>
+            <w:r>
+              <w:rPr>
+                <w:rFonts w:ascii="Latha" w:hAnsi="Latha" w:cs="Latha"/>
+                <w:b/>
+                <w:bCs/>
+                <w:position w:val="-12"/>
+                <w:sz w:val="28"/>
+                <w:szCs w:val="28"/>
+                <w:cs/>
+                <w:lang w:bidi="ta-IN"/>
+              </w:rPr>
+              <w:t>3</w:t>
+            </w:r>
+            <w:r>
+              <w:rPr>
+                <w:rFonts w:ascii="Latha" w:hAnsi="Latha" w:cs="Latha"/>
+                <w:sz w:val="28"/>
+                <w:szCs w:val="28"/>
+                <w:cs/>
+                <w:lang w:bidi="ta-IN"/>
+              </w:rPr>
+              <w:t>த்</w:t>
+            </w:r>
+            <w:r>
+              <w:rPr>
+                <w:rFonts w:ascii="Latha" w:hAnsi="Latha" w:cs="Latha"/>
+                <w:b/>
+                <w:bCs/>
+                <w:position w:val="-12"/>
+                <w:sz w:val="28"/>
+                <w:szCs w:val="28"/>
+                <w:cs/>
+                <w:lang w:bidi="ta-IN"/>
+              </w:rPr>
+              <w:t>4</w:t>
+            </w:r>
+            <w:r>
+              <w:rPr>
+                <w:rFonts w:ascii="Latha" w:hAnsi="Latha" w:cs="Latha"/>
+                <w:sz w:val="28"/>
+                <w:szCs w:val="28"/>
+                <w:cs/>
+                <w:lang w:bidi="ta-IN"/>
+              </w:rPr>
+              <w:t>யா</w:t>
+            </w:r>
+            <w:r>
+              <w:rPr>
+                <w:rFonts w:ascii="BRH Tamil Tab Extra" w:hAnsi="BRH Tamil Tab Extra" w:cs="Latha"/>
+                <w:b/>
+                <w:sz w:val="32"/>
+                <w:szCs w:val="28"/>
+                <w:lang w:bidi="ta-IN"/>
+              </w:rPr>
+              <w:t>…</w:t>
+            </w:r>
+            <w:r>
+              <w:rPr>
+                <w:rFonts w:ascii="Latha" w:hAnsi="Latha" w:cs="Latha"/>
+                <w:sz w:val="28"/>
+                <w:szCs w:val="28"/>
+                <w:lang w:bidi="ta-IN"/>
+              </w:rPr>
+              <w:t xml:space="preserve"> </w:t>
+            </w:r>
+            <w:r>
+              <w:rPr>
+                <w:rFonts w:ascii="Latha" w:hAnsi="Latha" w:cs="Latha"/>
+                <w:sz w:val="28"/>
+                <w:szCs w:val="28"/>
+                <w:cs/>
+                <w:lang w:bidi="ta-IN"/>
+              </w:rPr>
+              <w:t>இதி</w:t>
+            </w:r>
+            <w:r>
+              <w:rPr>
+                <w:rFonts w:ascii="BRH Tamil Tab Extra" w:hAnsi="BRH Tamil Tab Extra" w:cs="Latha"/>
+                <w:b/>
+                <w:sz w:val="32"/>
+                <w:szCs w:val="28"/>
+                <w:lang w:bidi="ta-IN"/>
+              </w:rPr>
+              <w:t>…</w:t>
+            </w:r>
+            <w:r>
+              <w:rPr>
+                <w:rFonts w:ascii="Latha" w:hAnsi="Latha" w:cs="Latha"/>
+                <w:sz w:val="28"/>
+                <w:szCs w:val="28"/>
+                <w:lang w:bidi="ta-IN"/>
+              </w:rPr>
+              <w:t xml:space="preserve"> </w:t>
+            </w:r>
+            <w:r>
+              <w:rPr>
+                <w:rFonts w:ascii="Latha" w:hAnsi="Latha" w:cs="Latha"/>
+                <w:sz w:val="28"/>
+                <w:szCs w:val="28"/>
+                <w:cs/>
+                <w:lang w:bidi="ta-IN"/>
+              </w:rPr>
+              <w:t xml:space="preserve">ஸம் </w:t>
+            </w:r>
+            <w:r>
+              <w:rPr>
+                <w:rFonts w:ascii="Latha" w:hAnsi="Latha" w:cs="Latha"/>
+                <w:sz w:val="28"/>
+                <w:szCs w:val="28"/>
+                <w:lang w:bidi="ta-IN"/>
+              </w:rPr>
+              <w:t xml:space="preserve">- </w:t>
+            </w:r>
+            <w:r>
+              <w:rPr>
+                <w:rFonts w:ascii="Latha" w:hAnsi="Latha" w:cs="Latha"/>
+                <w:b/>
+                <w:bCs/>
+                <w:i/>
+                <w:iCs/>
+                <w:sz w:val="28"/>
+                <w:szCs w:val="28"/>
+                <w:cs/>
+                <w:lang w:bidi="ta-IN"/>
+              </w:rPr>
+              <w:t>ரு</w:t>
+            </w:r>
+            <w:r>
+              <w:rPr>
+                <w:rFonts w:ascii="BRH Tamil Tab Extra" w:hAnsi="BRH Tamil Tab Extra" w:cs="Latha"/>
+                <w:b/>
+                <w:sz w:val="32"/>
+                <w:szCs w:val="28"/>
+                <w:lang w:bidi="ta-IN"/>
+              </w:rPr>
+              <w:t>…</w:t>
+            </w:r>
+            <w:r>
+              <w:rPr>
+                <w:rFonts w:ascii="Latha" w:hAnsi="Latha" w:cs="Latha"/>
+                <w:sz w:val="28"/>
+                <w:szCs w:val="28"/>
+                <w:cs/>
+                <w:lang w:bidi="ta-IN"/>
+              </w:rPr>
+              <w:t>த்</w:t>
+            </w:r>
+            <w:r>
+              <w:rPr>
+                <w:rFonts w:ascii="Latha" w:hAnsi="Latha" w:cs="Latha"/>
+                <w:b/>
+                <w:bCs/>
+                <w:position w:val="-12"/>
+                <w:sz w:val="28"/>
+                <w:szCs w:val="28"/>
+                <w:cs/>
+                <w:lang w:bidi="ta-IN"/>
+              </w:rPr>
+              <w:t>3</w:t>
+            </w:r>
+            <w:r>
+              <w:rPr>
+                <w:rFonts w:ascii="Latha" w:hAnsi="Latha" w:cs="Latha"/>
+                <w:sz w:val="28"/>
+                <w:szCs w:val="28"/>
+                <w:highlight w:val="green"/>
+                <w:cs/>
+                <w:lang w:bidi="ta-IN"/>
+              </w:rPr>
+              <w:t>த்</w:t>
+            </w:r>
+            <w:r>
+              <w:rPr>
+                <w:rFonts w:ascii="Latha" w:hAnsi="Latha" w:cs="Latha"/>
+                <w:b/>
+                <w:bCs/>
+                <w:position w:val="-12"/>
+                <w:sz w:val="28"/>
+                <w:szCs w:val="28"/>
+                <w:highlight w:val="green"/>
+                <w:cs/>
+                <w:lang w:bidi="ta-IN"/>
+              </w:rPr>
+              <w:t>4</w:t>
+            </w:r>
+            <w:r>
+              <w:rPr>
+                <w:rFonts w:ascii="Latha" w:hAnsi="Latha" w:cs="Latha" w:hint="cs"/>
+                <w:sz w:val="28"/>
+                <w:szCs w:val="28"/>
+                <w:highlight w:val="green"/>
+                <w:cs/>
+                <w:lang w:bidi="ta-IN"/>
+              </w:rPr>
+              <w:t>யை</w:t>
+            </w:r>
+            <w:r>
+              <w:rPr>
+                <w:rFonts w:ascii="BRH Tamil Tab Extra" w:hAnsi="BRH Tamil Tab Extra" w:cs="Latha"/>
+                <w:b/>
+                <w:sz w:val="32"/>
+                <w:szCs w:val="28"/>
+                <w:lang w:bidi="ta-IN"/>
+              </w:rPr>
+              <w:t>…</w:t>
+            </w:r>
+            <w:r>
+              <w:rPr>
+                <w:rFonts w:ascii="Latha" w:hAnsi="Latha" w:cs="Latha" w:hint="cs"/>
+                <w:sz w:val="28"/>
+                <w:szCs w:val="28"/>
+                <w:highlight w:val="green"/>
+                <w:cs/>
+                <w:lang w:bidi="ta-IN"/>
+              </w:rPr>
+              <w:t xml:space="preserve"> </w:t>
+            </w:r>
+            <w:r>
+              <w:rPr>
+                <w:rFonts w:ascii="Latha" w:hAnsi="Latha" w:cs="Latha"/>
+                <w:sz w:val="28"/>
+                <w:szCs w:val="28"/>
+                <w:lang w:bidi="ta-IN"/>
+              </w:rPr>
+              <w:t>|</w:t>
+            </w:r>
+          </w:p>
+        </w:tc>
+      </w:tr>
+      <w:tr>
+        <w:trPr>
+          <w:trHeight w:val="680"/>
+        </w:trPr>
+        <w:tc>
+          <w:tcPr>
+            <w:tcW w:w="3877" w:type="dxa"/>
+          </w:tcPr>
+          <w:p>
+            <w:pPr>
+              <w:widowControl w:val="0"/>
+              <w:autoSpaceDE w:val="0"/>
+              <w:autoSpaceDN w:val="0"/>
+              <w:adjustRightInd w:val="0"/>
+              <w:spacing w:before="0" w:line="240" w:lineRule="auto"/>
+              <w:rPr>
+                <w:rFonts w:cs="Arial"/>
+                <w:b/>
+                <w:sz w:val="28"/>
+                <w:szCs w:val="28"/>
+                <w:lang w:val="it-IT"/>
+              </w:rPr>
+            </w:pPr>
+            <w:r>
+              <w:rPr>
+                <w:rFonts w:cs="Arial"/>
+                <w:b/>
+                <w:sz w:val="28"/>
+                <w:szCs w:val="28"/>
+                <w:lang w:val="it-IT"/>
+              </w:rPr>
+              <w:t>TS 2.4.</w:t>
+            </w:r>
+            <w:r>
+              <w:rPr>
+                <w:rFonts w:cs="Arial"/>
+                <w:b/>
+                <w:sz w:val="28"/>
+                <w:szCs w:val="28"/>
+                <w:lang w:val="it-IT"/>
+              </w:rPr>
+              <w:t>12.4</w:t>
+            </w:r>
+            <w:r>
+              <w:rPr>
+                <w:rFonts w:cs="Arial"/>
+                <w:b/>
+                <w:sz w:val="28"/>
+                <w:szCs w:val="28"/>
+                <w:lang w:val="it-IT"/>
+              </w:rPr>
+              <w:t xml:space="preserve"> - Kramam</w:t>
+            </w:r>
+          </w:p>
+          <w:p>
+            <w:pPr>
+              <w:widowControl w:val="0"/>
+              <w:autoSpaceDE w:val="0"/>
+              <w:autoSpaceDN w:val="0"/>
+              <w:adjustRightInd w:val="0"/>
+              <w:spacing w:before="0" w:line="240" w:lineRule="auto"/>
+              <w:rPr>
+                <w:rFonts w:cs="Arial"/>
+                <w:b/>
+                <w:sz w:val="28"/>
+                <w:szCs w:val="28"/>
+                <w:lang w:val="it-IT"/>
+              </w:rPr>
+            </w:pPr>
+            <w:r>
+              <w:rPr>
+                <w:rFonts w:cs="Arial"/>
+                <w:b/>
+                <w:sz w:val="28"/>
+                <w:szCs w:val="28"/>
+                <w:lang w:val="it-IT"/>
+              </w:rPr>
+              <w:t xml:space="preserve">Krama Vaakyam No. - </w:t>
+            </w:r>
+            <w:r>
+              <w:rPr>
+                <w:rFonts w:cs="Arial"/>
+                <w:b/>
+                <w:sz w:val="28"/>
+                <w:szCs w:val="28"/>
+                <w:lang w:val="it-IT"/>
+              </w:rPr>
+              <w:t>15</w:t>
+            </w:r>
+            <w:r>
+              <w:rPr>
+                <w:rFonts w:cs="Arial"/>
+                <w:b/>
+                <w:sz w:val="28"/>
+                <w:szCs w:val="28"/>
+                <w:lang w:val="it-IT"/>
+              </w:rPr>
+              <w:br/>
+              <w:t xml:space="preserve">Panchaati No. - </w:t>
+            </w:r>
+            <w:r>
+              <w:rPr>
+                <w:rFonts w:cs="Arial"/>
+                <w:b/>
+                <w:sz w:val="28"/>
+                <w:szCs w:val="28"/>
+                <w:lang w:val="it-IT"/>
+              </w:rPr>
+              <w:t>39</w:t>
+            </w:r>
+          </w:p>
+        </w:tc>
+        <w:tc>
+          <w:tcPr>
+            <w:tcW w:w="4738" w:type="dxa"/>
+          </w:tcPr>
+          <w:p>
+            <w:pPr>
+              <w:spacing w:before="0" w:line="240" w:lineRule="auto"/>
+              <w:rPr>
+                <w:rFonts w:ascii="Latha" w:hAnsi="Latha" w:cs="Latha"/>
+                <w:sz w:val="28"/>
+                <w:szCs w:val="28"/>
+                <w:lang w:val="it-IT" w:bidi="ta-IN"/>
+              </w:rPr>
+            </w:pPr>
+            <w:r>
+              <w:rPr>
+                <w:rFonts w:ascii="Latha" w:hAnsi="Latha" w:cs="Latha"/>
+                <w:sz w:val="28"/>
+                <w:szCs w:val="28"/>
+                <w:cs/>
+                <w:lang w:bidi="ta-IN"/>
+              </w:rPr>
+              <w:t>அ</w:t>
+            </w:r>
+            <w:r>
+              <w:rPr>
+                <w:rFonts w:ascii="BRH Tamil Tab Extra" w:hAnsi="BRH Tamil Tab Extra" w:cs="Latha"/>
+                <w:b/>
+                <w:sz w:val="32"/>
+                <w:szCs w:val="28"/>
+                <w:lang w:val="it-IT" w:bidi="ta-IN"/>
+              </w:rPr>
+              <w:t>…</w:t>
+            </w:r>
+            <w:r>
+              <w:rPr>
+                <w:rFonts w:ascii="Latha" w:hAnsi="Latha" w:cs="Latha"/>
+                <w:sz w:val="28"/>
+                <w:szCs w:val="28"/>
+                <w:cs/>
+                <w:lang w:bidi="ta-IN"/>
+              </w:rPr>
+              <w:t>க்</w:t>
+            </w:r>
+            <w:r>
+              <w:rPr>
+                <w:rFonts w:ascii="Latha" w:hAnsi="Latha" w:cs="Latha"/>
+                <w:b/>
+                <w:bCs/>
+                <w:position w:val="-12"/>
+                <w:sz w:val="28"/>
+                <w:szCs w:val="28"/>
+                <w:cs/>
+                <w:lang w:bidi="ta-IN"/>
+              </w:rPr>
+              <w:t>3</w:t>
+            </w:r>
+            <w:r>
+              <w:rPr>
+                <w:rFonts w:ascii="Latha" w:hAnsi="Latha" w:cs="Latha"/>
+                <w:b/>
+                <w:bCs/>
+                <w:i/>
+                <w:iCs/>
+                <w:sz w:val="28"/>
+                <w:szCs w:val="28"/>
+                <w:cs/>
+                <w:lang w:bidi="ta-IN"/>
+              </w:rPr>
+              <w:t>ரு</w:t>
+            </w:r>
+            <w:r>
+              <w:rPr>
+                <w:rFonts w:ascii="BRH Tamil Tab Extra" w:hAnsi="BRH Tamil Tab Extra" w:cs="Latha"/>
+                <w:b/>
+                <w:sz w:val="32"/>
+                <w:szCs w:val="28"/>
+                <w:lang w:val="it-IT" w:bidi="ta-IN"/>
+              </w:rPr>
+              <w:t>…</w:t>
+            </w:r>
+            <w:r>
+              <w:rPr>
+                <w:rFonts w:ascii="Latha" w:hAnsi="Latha" w:cs="Latha"/>
+                <w:sz w:val="28"/>
+                <w:szCs w:val="28"/>
+                <w:cs/>
+                <w:lang w:bidi="ta-IN"/>
+              </w:rPr>
+              <w:t>ஹ்ணா</w:t>
+            </w:r>
+            <w:r>
+              <w:rPr>
+                <w:rFonts w:ascii="BRH Tamil Tab Extra" w:hAnsi="BRH Tamil Tab Extra" w:cs="Latha"/>
+                <w:b/>
+                <w:sz w:val="32"/>
+                <w:szCs w:val="28"/>
+                <w:lang w:val="it-IT" w:bidi="ta-IN"/>
+              </w:rPr>
+              <w:t>…</w:t>
+            </w:r>
+            <w:r>
+              <w:rPr>
+                <w:rFonts w:ascii="Latha" w:hAnsi="Latha" w:cs="Latha"/>
+                <w:sz w:val="28"/>
+                <w:szCs w:val="28"/>
+                <w:cs/>
+                <w:lang w:bidi="ta-IN"/>
+              </w:rPr>
+              <w:t>த</w:t>
+            </w:r>
+            <w:r>
+              <w:rPr>
+                <w:rFonts w:ascii="Latha" w:hAnsi="Latha" w:cs="Latha"/>
+                <w:b/>
+                <w:bCs/>
+                <w:position w:val="-12"/>
+                <w:sz w:val="28"/>
+                <w:szCs w:val="28"/>
+                <w:cs/>
+                <w:lang w:bidi="ta-IN"/>
+              </w:rPr>
+              <w:t>3</w:t>
+            </w:r>
+            <w:r>
+              <w:rPr>
+                <w:rFonts w:ascii="Latha" w:hAnsi="Latha" w:cs="Latha"/>
+                <w:sz w:val="28"/>
+                <w:szCs w:val="28"/>
+                <w:cs/>
+                <w:lang w:bidi="ta-IN"/>
+              </w:rPr>
+              <w:t>தா</w:t>
+            </w:r>
+            <w:r>
+              <w:rPr>
+                <w:rFonts w:ascii="BRH Tamil Tab Extra" w:hAnsi="BRH Tamil Tab Extra" w:cs="Latha"/>
+                <w:b/>
+                <w:sz w:val="36"/>
+                <w:szCs w:val="28"/>
+                <w:lang w:val="it-IT" w:bidi="ta-IN"/>
+              </w:rPr>
+              <w:t>‡</w:t>
+            </w:r>
+            <w:r>
+              <w:rPr>
+                <w:rFonts w:ascii="Latha" w:hAnsi="Latha" w:cs="Latha"/>
+                <w:b/>
+                <w:bCs/>
+                <w:position w:val="-12"/>
+                <w:sz w:val="28"/>
+                <w:szCs w:val="28"/>
+                <w:cs/>
+                <w:lang w:bidi="ta-IN"/>
+              </w:rPr>
+              <w:t>4</w:t>
+            </w:r>
+            <w:r>
+              <w:rPr>
+                <w:rFonts w:ascii="Latha" w:hAnsi="Latha" w:cs="Latha"/>
+                <w:b/>
+                <w:bCs/>
+                <w:sz w:val="32"/>
+                <w:szCs w:val="32"/>
+                <w:cs/>
+                <w:lang w:bidi="ta-IN"/>
+              </w:rPr>
+              <w:t>:</w:t>
+            </w:r>
+            <w:r>
+              <w:rPr>
+                <w:rFonts w:ascii="Latha" w:hAnsi="Latha" w:cs="Latha"/>
+                <w:sz w:val="28"/>
+                <w:szCs w:val="28"/>
+                <w:cs/>
+                <w:lang w:bidi="ta-IN"/>
+              </w:rPr>
+              <w:t xml:space="preserve"> </w:t>
+            </w:r>
+            <w:r>
+              <w:rPr>
+                <w:rFonts w:ascii="Latha" w:hAnsi="Latha" w:cs="Latha"/>
+                <w:sz w:val="28"/>
+                <w:szCs w:val="28"/>
+                <w:lang w:val="it-IT" w:bidi="ta-IN"/>
+              </w:rPr>
+              <w:t xml:space="preserve">| </w:t>
+            </w:r>
+          </w:p>
+          <w:p>
+            <w:pPr>
+              <w:spacing w:before="0" w:line="240" w:lineRule="auto"/>
+              <w:rPr>
+                <w:rFonts w:ascii="BRH Malayalam Extra" w:hAnsi="BRH Malayalam Extra" w:cs="BRH Malayalam Extra"/>
+                <w:color w:val="000000"/>
+                <w:sz w:val="40"/>
+                <w:szCs w:val="40"/>
+                <w:highlight w:val="yellow"/>
+                <w:lang w:val="it-IT"/>
+              </w:rPr>
+            </w:pPr>
+            <w:r>
+              <w:rPr>
+                <w:rFonts w:ascii="Latha" w:hAnsi="Latha" w:cs="Latha"/>
+                <w:sz w:val="28"/>
+                <w:szCs w:val="28"/>
+                <w:cs/>
+                <w:lang w:bidi="ta-IN"/>
+              </w:rPr>
+              <w:t>அ</w:t>
+            </w:r>
+            <w:r>
+              <w:rPr>
+                <w:rFonts w:ascii="Latha" w:hAnsi="Latha" w:cs="Latha"/>
+                <w:sz w:val="28"/>
+                <w:szCs w:val="28"/>
+                <w:highlight w:val="yellow"/>
+                <w:cs/>
+                <w:lang w:bidi="ta-IN"/>
+              </w:rPr>
+              <w:t>தா</w:t>
+            </w:r>
+            <w:r>
+              <w:rPr>
+                <w:rFonts w:ascii="BRH Tamil Tab Extra" w:hAnsi="BRH Tamil Tab Extra" w:cs="Latha"/>
+                <w:b/>
+                <w:sz w:val="32"/>
+                <w:szCs w:val="28"/>
+                <w:lang w:val="it-IT" w:bidi="ta-IN"/>
+              </w:rPr>
+              <w:t>…</w:t>
+            </w:r>
+            <w:r>
+              <w:rPr>
+                <w:rFonts w:ascii="Latha" w:hAnsi="Latha" w:cs="Latha"/>
+                <w:b/>
+                <w:bCs/>
+                <w:position w:val="-12"/>
+                <w:sz w:val="28"/>
+                <w:szCs w:val="28"/>
+                <w:cs/>
+                <w:lang w:bidi="ta-IN"/>
+              </w:rPr>
+              <w:t>4</w:t>
+            </w:r>
+            <w:r>
+              <w:rPr>
+                <w:rFonts w:ascii="Latha" w:hAnsi="Latha" w:cs="Latha"/>
+                <w:sz w:val="28"/>
+                <w:szCs w:val="28"/>
+                <w:cs/>
+                <w:lang w:bidi="ta-IN"/>
+              </w:rPr>
+              <w:t xml:space="preserve"> மா </w:t>
+            </w:r>
+            <w:r>
+              <w:rPr>
+                <w:rFonts w:ascii="Latha" w:hAnsi="Latha" w:cs="Latha"/>
+                <w:sz w:val="28"/>
+                <w:szCs w:val="28"/>
+                <w:lang w:val="it-IT" w:bidi="ta-IN"/>
+              </w:rPr>
+              <w:t>|</w:t>
+            </w:r>
+          </w:p>
+        </w:tc>
+        <w:tc>
+          <w:tcPr>
+            <w:tcW w:w="5220" w:type="dxa"/>
+          </w:tcPr>
+          <w:p>
+            <w:pPr>
+              <w:widowControl w:val="0"/>
+              <w:autoSpaceDE w:val="0"/>
+              <w:autoSpaceDN w:val="0"/>
+              <w:adjustRightInd w:val="0"/>
+              <w:spacing w:before="0" w:line="264" w:lineRule="auto"/>
+              <w:rPr>
+                <w:rFonts w:ascii="Latha" w:hAnsi="Latha" w:cs="Latha"/>
+                <w:sz w:val="28"/>
+                <w:szCs w:val="28"/>
+                <w:lang w:val="it-IT" w:bidi="ta-IN"/>
+              </w:rPr>
+            </w:pPr>
+            <w:r>
+              <w:rPr>
+                <w:rFonts w:ascii="Latha" w:hAnsi="Latha" w:cs="Latha"/>
+                <w:sz w:val="28"/>
+                <w:szCs w:val="28"/>
+                <w:cs/>
+                <w:lang w:bidi="ta-IN"/>
+              </w:rPr>
+              <w:t>அ</w:t>
+            </w:r>
+            <w:r>
+              <w:rPr>
+                <w:rFonts w:ascii="BRH Tamil Tab Extra" w:hAnsi="BRH Tamil Tab Extra" w:cs="Latha"/>
+                <w:b/>
+                <w:sz w:val="32"/>
+                <w:szCs w:val="28"/>
+                <w:lang w:val="it-IT" w:bidi="ta-IN"/>
+              </w:rPr>
+              <w:t>…</w:t>
+            </w:r>
+            <w:r>
+              <w:rPr>
+                <w:rFonts w:ascii="Latha" w:hAnsi="Latha" w:cs="Latha"/>
+                <w:sz w:val="28"/>
+                <w:szCs w:val="28"/>
+                <w:cs/>
+                <w:lang w:bidi="ta-IN"/>
+              </w:rPr>
+              <w:t>க்</w:t>
+            </w:r>
+            <w:r>
+              <w:rPr>
+                <w:rFonts w:ascii="Latha" w:hAnsi="Latha" w:cs="Latha"/>
+                <w:b/>
+                <w:bCs/>
+                <w:position w:val="-12"/>
+                <w:sz w:val="28"/>
+                <w:szCs w:val="28"/>
+                <w:cs/>
+                <w:lang w:bidi="ta-IN"/>
+              </w:rPr>
+              <w:t>3</w:t>
+            </w:r>
+            <w:r>
+              <w:rPr>
+                <w:rFonts w:ascii="Latha" w:hAnsi="Latha" w:cs="Latha"/>
+                <w:b/>
+                <w:bCs/>
+                <w:i/>
+                <w:iCs/>
+                <w:sz w:val="28"/>
+                <w:szCs w:val="28"/>
+                <w:cs/>
+                <w:lang w:bidi="ta-IN"/>
+              </w:rPr>
+              <w:t>ரு</w:t>
+            </w:r>
+            <w:r>
+              <w:rPr>
+                <w:rFonts w:ascii="BRH Tamil Tab Extra" w:hAnsi="BRH Tamil Tab Extra" w:cs="Latha"/>
+                <w:b/>
+                <w:sz w:val="32"/>
+                <w:szCs w:val="28"/>
+                <w:lang w:val="it-IT" w:bidi="ta-IN"/>
+              </w:rPr>
+              <w:t>…</w:t>
+            </w:r>
+            <w:r>
+              <w:rPr>
+                <w:rFonts w:ascii="Latha" w:hAnsi="Latha" w:cs="Latha"/>
+                <w:sz w:val="28"/>
+                <w:szCs w:val="28"/>
+                <w:cs/>
+                <w:lang w:bidi="ta-IN"/>
+              </w:rPr>
+              <w:t>ஹ்ணா</w:t>
+            </w:r>
+            <w:r>
+              <w:rPr>
+                <w:rFonts w:ascii="BRH Tamil Tab Extra" w:hAnsi="BRH Tamil Tab Extra" w:cs="Latha"/>
+                <w:b/>
+                <w:sz w:val="32"/>
+                <w:szCs w:val="28"/>
+                <w:lang w:val="it-IT" w:bidi="ta-IN"/>
+              </w:rPr>
+              <w:t>…</w:t>
+            </w:r>
+            <w:r>
+              <w:rPr>
+                <w:rFonts w:ascii="Latha" w:hAnsi="Latha" w:cs="Latha"/>
+                <w:sz w:val="28"/>
+                <w:szCs w:val="28"/>
+                <w:cs/>
+                <w:lang w:bidi="ta-IN"/>
+              </w:rPr>
+              <w:t>த</w:t>
+            </w:r>
+            <w:r>
+              <w:rPr>
+                <w:rFonts w:ascii="Latha" w:hAnsi="Latha" w:cs="Latha"/>
+                <w:b/>
+                <w:bCs/>
+                <w:position w:val="-12"/>
+                <w:sz w:val="28"/>
+                <w:szCs w:val="28"/>
+                <w:cs/>
+                <w:lang w:bidi="ta-IN"/>
+              </w:rPr>
+              <w:t>3</w:t>
+            </w:r>
+            <w:r>
+              <w:rPr>
+                <w:rFonts w:ascii="Latha" w:hAnsi="Latha" w:cs="Latha"/>
+                <w:sz w:val="28"/>
+                <w:szCs w:val="28"/>
+                <w:cs/>
+                <w:lang w:bidi="ta-IN"/>
+              </w:rPr>
+              <w:t>தா</w:t>
+            </w:r>
+            <w:r>
+              <w:rPr>
+                <w:rFonts w:ascii="BRH Tamil Tab Extra" w:hAnsi="BRH Tamil Tab Extra" w:cs="Latha"/>
+                <w:b/>
+                <w:sz w:val="36"/>
+                <w:szCs w:val="28"/>
+                <w:lang w:val="it-IT" w:bidi="ta-IN"/>
+              </w:rPr>
+              <w:t>‡</w:t>
+            </w:r>
+            <w:r>
+              <w:rPr>
+                <w:rFonts w:ascii="Latha" w:hAnsi="Latha" w:cs="Latha"/>
+                <w:b/>
+                <w:bCs/>
+                <w:position w:val="-12"/>
+                <w:sz w:val="28"/>
+                <w:szCs w:val="28"/>
+                <w:cs/>
+                <w:lang w:bidi="ta-IN"/>
+              </w:rPr>
+              <w:t>4</w:t>
+            </w:r>
+            <w:r>
+              <w:rPr>
+                <w:rFonts w:ascii="Latha" w:hAnsi="Latha" w:cs="Latha"/>
+                <w:b/>
+                <w:bCs/>
+                <w:sz w:val="32"/>
+                <w:szCs w:val="32"/>
+                <w:cs/>
+                <w:lang w:bidi="ta-IN"/>
+              </w:rPr>
+              <w:t>:</w:t>
+            </w:r>
+            <w:r>
+              <w:rPr>
+                <w:rFonts w:ascii="Latha" w:hAnsi="Latha" w:cs="Latha"/>
+                <w:sz w:val="28"/>
+                <w:szCs w:val="28"/>
+                <w:cs/>
+                <w:lang w:bidi="ta-IN"/>
+              </w:rPr>
+              <w:t xml:space="preserve"> </w:t>
+            </w:r>
+            <w:r>
+              <w:rPr>
+                <w:rFonts w:ascii="Latha" w:hAnsi="Latha" w:cs="Latha"/>
+                <w:sz w:val="28"/>
+                <w:szCs w:val="28"/>
+                <w:lang w:val="it-IT" w:bidi="ta-IN"/>
+              </w:rPr>
+              <w:t xml:space="preserve">| </w:t>
+            </w:r>
+          </w:p>
+          <w:p>
+            <w:pPr>
+              <w:widowControl w:val="0"/>
+              <w:autoSpaceDE w:val="0"/>
+              <w:autoSpaceDN w:val="0"/>
+              <w:adjustRightInd w:val="0"/>
+              <w:spacing w:before="0" w:line="264" w:lineRule="auto"/>
+              <w:rPr>
+                <w:rFonts w:ascii="BRH Malayalam Extra" w:hAnsi="BRH Malayalam Extra" w:cs="BRH Malayalam Extra"/>
+                <w:sz w:val="40"/>
+                <w:szCs w:val="40"/>
+                <w:lang w:val="it-IT"/>
+              </w:rPr>
+            </w:pPr>
+            <w:r>
+              <w:rPr>
+                <w:rFonts w:ascii="Latha" w:hAnsi="Latha" w:cs="Latha"/>
+                <w:sz w:val="28"/>
+                <w:szCs w:val="28"/>
+                <w:cs/>
+                <w:lang w:bidi="ta-IN"/>
+              </w:rPr>
+              <w:t>அ</w:t>
+            </w:r>
+            <w:r>
+              <w:rPr>
+                <w:rFonts w:ascii="Latha" w:hAnsi="Latha" w:cs="Latha"/>
+                <w:sz w:val="28"/>
+                <w:szCs w:val="28"/>
+                <w:highlight w:val="green"/>
+                <w:cs/>
+                <w:lang w:bidi="ta-IN"/>
+              </w:rPr>
+              <w:t>தா</w:t>
+            </w:r>
+            <w:r>
+              <w:rPr>
+                <w:rFonts w:ascii="BRH Tamil Tab Extra" w:hAnsi="BRH Tamil Tab Extra" w:cs="Latha"/>
+                <w:b/>
+                <w:sz w:val="36"/>
+                <w:szCs w:val="28"/>
+                <w:lang w:val="it-IT" w:bidi="ta-IN"/>
+              </w:rPr>
+              <w:t>†</w:t>
+            </w:r>
+            <w:r>
+              <w:rPr>
+                <w:rFonts w:ascii="Latha" w:hAnsi="Latha" w:cs="Latha"/>
+                <w:b/>
+                <w:bCs/>
+                <w:position w:val="-12"/>
+                <w:sz w:val="28"/>
+                <w:szCs w:val="28"/>
+                <w:cs/>
+                <w:lang w:bidi="ta-IN"/>
+              </w:rPr>
+              <w:t>4</w:t>
+            </w:r>
+            <w:r>
+              <w:rPr>
+                <w:rFonts w:ascii="Latha" w:hAnsi="Latha" w:cs="Latha"/>
+                <w:sz w:val="28"/>
+                <w:szCs w:val="28"/>
+                <w:cs/>
+                <w:lang w:bidi="ta-IN"/>
+              </w:rPr>
+              <w:t xml:space="preserve"> மா </w:t>
+            </w:r>
+            <w:r>
+              <w:rPr>
+                <w:rFonts w:ascii="Latha" w:hAnsi="Latha" w:cs="Latha"/>
+                <w:sz w:val="28"/>
+                <w:szCs w:val="28"/>
+                <w:lang w:val="it-IT" w:bidi="ta-IN"/>
+              </w:rPr>
+              <w:t>|</w:t>
+            </w:r>
+          </w:p>
+        </w:tc>
+      </w:tr>
+      <w:tr>
+        <w:trPr>
+          <w:trHeight w:val="680"/>
+        </w:trPr>
+        <w:tc>
+          <w:tcPr>
+            <w:tcW w:w="3877" w:type="dxa"/>
+          </w:tcPr>
+          <w:p>
+            <w:pPr>
+              <w:widowControl w:val="0"/>
+              <w:autoSpaceDE w:val="0"/>
+              <w:autoSpaceDN w:val="0"/>
+              <w:adjustRightInd w:val="0"/>
+              <w:spacing w:before="0" w:line="240" w:lineRule="auto"/>
+              <w:rPr>
+                <w:rFonts w:cs="Arial"/>
+                <w:b/>
+                <w:sz w:val="28"/>
+                <w:szCs w:val="28"/>
+                <w:lang w:val="it-IT"/>
+              </w:rPr>
+            </w:pPr>
+            <w:r>
+              <w:rPr>
+                <w:rFonts w:cs="Arial"/>
+                <w:b/>
+                <w:sz w:val="28"/>
+                <w:szCs w:val="28"/>
+                <w:lang w:val="it-IT"/>
+              </w:rPr>
+              <w:lastRenderedPageBreak/>
               <w:t>TS 2.4.</w:t>
             </w:r>
             <w:r>
@@ -3444,7 +4891,6 @@
           <w:szCs w:val="32"/>
           <w:u w:val="single"/>
         </w:rPr>
-        <w:lastRenderedPageBreak/>
         <w:t xml:space="preserve">TS </w:t>
       </w:r>
       <w:r>
@@ -5086,6 +6532,7 @@
           <w:szCs w:val="32"/>
           <w:u w:val="single"/>
         </w:rPr>
+        <w:lastRenderedPageBreak/>
         <w:t>================</w:t>
       </w:r>
     </w:p>
@@ -6258,6 +7705,7 @@
                 <w:sz w:val="28"/>
                 <w:szCs w:val="32"/>
               </w:rPr>
+              <w:lastRenderedPageBreak/>
               <w:t>T.S.2.</w:t>
             </w:r>
             <w:r>
@@ -7404,7 +8852,6 @@
                 <w:sz w:val="28"/>
                 <w:szCs w:val="32"/>
               </w:rPr>
-              <w:lastRenderedPageBreak/>
               <w:t>T.S.2.</w:t>
             </w:r>
             <w:r>
@@ -9592,6 +11039,7 @@
                 <w:sz w:val="28"/>
                 <w:szCs w:val="32"/>
               </w:rPr>
+              <w:lastRenderedPageBreak/>
               <w:t>T.S.2.</w:t>
             </w:r>
             <w:r>
@@ -11081,7 +12529,6 @@
                 <w:sz w:val="28"/>
                 <w:szCs w:val="32"/>
               </w:rPr>
-              <w:lastRenderedPageBreak/>
               <w:t>Panchaati No</w:t>
             </w:r>
             <w:r>
@@ -11142,7 +12589,6 @@
                 <w:cs/>
                 <w:lang w:bidi="ta-IN"/>
               </w:rPr>
-              <w:lastRenderedPageBreak/>
               <w:t>த்வமி</w:t>
             </w:r>
             <w:r>
@@ -11509,7 +12955,6 @@
                 <w:b/>
                 <w:bCs/>
               </w:rPr>
-              <w:lastRenderedPageBreak/>
               <w:t>(avagraham</w:t>
             </w:r>
             <w:r>
@@ -11556,7 +13001,6 @@
           <w:szCs w:val="40"/>
           <w:lang w:val="en-IN" w:eastAsia="en-IN"/>
         </w:rPr>
-        <w:lastRenderedPageBreak/>
         <w:t>"</w:t>
       </w:r>
       <w:r>
@@ -12704,6 +14148,7 @@
                 <w:sz w:val="28"/>
                 <w:szCs w:val="28"/>
               </w:rPr>
+              <w:lastRenderedPageBreak/>
               <w:t>T.S.2.</w:t>
             </w:r>
             <w:r>

--- a/TS-Kramam/TS-2.4/TS 2.4 Tamil Krama Paatam Corrections.docx
+++ b/TS-Kramam/TS-2.4/TS 2.4 Tamil Krama Paatam Corrections.docx
@@ -1,6 +1,6 @@
 
 <file path=word/document.xml><?xml version="1.0" encoding="utf-8"?>
-<w:document xmlns:wpc="http://schemas.microsoft.com/office/word/2010/wordprocessingCanvas" xmlns:cx="http://schemas.microsoft.com/office/drawing/2014/chartex" xmlns:cx1="http://schemas.microsoft.com/office/drawing/2015/9/8/chartex" xmlns:cx2="http://schemas.microsoft.com/office/drawing/2015/10/21/chartex" xmlns:cx3="http://schemas.microsoft.com/office/drawing/2016/5/9/chartex" xmlns:cx4="http://schemas.microsoft.com/office/drawing/2016/5/10/chartex" xmlns:cx5="http://schemas.microsoft.com/office/drawing/2016/5/11/chartex" xmlns:cx6="http://schemas.microsoft.com/office/drawing/2016/5/12/chartex" xmlns:cx7="http://schemas.microsoft.com/office/drawing/2016/5/13/chartex" xmlns:cx8="http://schemas.microsoft.com/office/drawing/2016/5/14/chartex" xmlns:mc="http://schemas.openxmlformats.org/markup-compatibility/2006" xmlns:aink="http://schemas.microsoft.com/office/drawing/2016/ink" xmlns:am3d="http://schemas.microsoft.com/office/drawing/2017/model3d" xmlns:o="urn:schemas-microsoft-com:office:office" xmlns:oel="http://schemas.microsoft.com/office/2019/extlst" xmlns:r="http://schemas.openxmlformats.org/officeDocument/2006/relationships" xmlns:m="http://schemas.openxmlformats.org/officeDocument/2006/math" xmlns:v="urn:schemas-microsoft-com:vml" xmlns:wp14="http://schemas.microsoft.com/office/word/2010/wordprocessingDrawing" xmlns:wp="http://schemas.openxmlformats.org/drawingml/2006/wordprocessingDrawing" xmlns:w10="urn:schemas-microsoft-com:office:word" xmlns:w="http://schemas.openxmlformats.org/wordprocessingml/2006/main" xmlns:w14="http://schemas.microsoft.com/office/word/2010/wordml" xmlns:w15="http://schemas.microsoft.com/office/word/2012/wordml" xmlns:w16cex="http://schemas.microsoft.com/office/word/2018/wordml/cex" xmlns:w16cid="http://schemas.microsoft.com/office/word/2016/wordml/cid" xmlns:w16="http://schemas.microsoft.com/office/word/2018/wordml" xmlns:w16du="http://schemas.microsoft.com/office/word/2023/wordml/word16du" xmlns:w16sdtdh="http://schemas.microsoft.com/office/word/2020/wordml/sdtdatahash" xmlns:w16sdtfl="http://schemas.microsoft.com/office/word/2024/wordml/sdtformatlock" xmlns:w16se="http://schemas.microsoft.com/office/word/2015/wordml/symex" xmlns:wpg="http://schemas.microsoft.com/office/word/2010/wordprocessingGroup" xmlns:wpi="http://schemas.microsoft.com/office/word/2010/wordprocessingInk" xmlns:wne="http://schemas.microsoft.com/office/word/2006/wordml" xmlns:wps="http://schemas.microsoft.com/office/word/2010/wordprocessingShape" mc:Ignorable="w14 w15 w16se w16cid w16 w16cex w16sdtdh w16sdtfl w16du wp14">
+<w:document xmlns:wpc="http://schemas.microsoft.com/office/word/2010/wordprocessingCanvas" xmlns:cx="http://schemas.microsoft.com/office/drawing/2014/chartex" xmlns:cx1="http://schemas.microsoft.com/office/drawing/2015/9/8/chartex" xmlns:cx2="http://schemas.microsoft.com/office/drawing/2015/10/21/chartex" xmlns:cx3="http://schemas.microsoft.com/office/drawing/2016/5/9/chartex" xmlns:cx4="http://schemas.microsoft.com/office/drawing/2016/5/10/chartex" xmlns:cx5="http://schemas.microsoft.com/office/drawing/2016/5/11/chartex" xmlns:cx6="http://schemas.microsoft.com/office/drawing/2016/5/12/chartex" xmlns:cx7="http://schemas.microsoft.com/office/drawing/2016/5/13/chartex" xmlns:cx8="http://schemas.microsoft.com/office/drawing/2016/5/14/chartex" xmlns:mc="http://schemas.openxmlformats.org/markup-compatibility/2006" xmlns:aink="http://schemas.microsoft.com/office/drawing/2016/ink" xmlns:am3d="http://schemas.microsoft.com/office/drawing/2017/model3d" xmlns:o="urn:schemas-microsoft-com:office:office" xmlns:oel="http://schemas.microsoft.com/office/2019/extlst" xmlns:r="http://schemas.openxmlformats.org/officeDocument/2006/relationships" xmlns:m="http://schemas.openxmlformats.org/officeDocument/2006/math" xmlns:v="urn:schemas-microsoft-com:vml" xmlns:wp14="http://schemas.microsoft.com/office/word/2010/wordprocessingDrawing" xmlns:wp="http://schemas.openxmlformats.org/drawingml/2006/wordprocessingDrawing" xmlns:w10="urn:schemas-microsoft-com:office:word" xmlns:w="http://schemas.openxmlformats.org/wordprocessingml/2006/main" xmlns:w14="http://schemas.microsoft.com/office/word/2010/wordml" xmlns:w15="http://schemas.microsoft.com/office/word/2012/wordml" xmlns:w16cei="http://schemas.microsoft.com/office/word/2026/wordml/cei" xmlns:w16cex="http://schemas.microsoft.com/office/word/2018/wordml/cex" xmlns:w16cid="http://schemas.microsoft.com/office/word/2016/wordml/cid" xmlns:w16="http://schemas.microsoft.com/office/word/2018/wordml" xmlns:w16du="http://schemas.microsoft.com/office/word/2023/wordml/word16du" xmlns:w16sdtdh="http://schemas.microsoft.com/office/word/2020/wordml/sdtdatahash" xmlns:w16sdtfl="http://schemas.microsoft.com/office/word/2024/wordml/sdtformatlock" xmlns:w16se="http://schemas.microsoft.com/office/word/2015/wordml/symex" xmlns:wpg="http://schemas.microsoft.com/office/word/2010/wordprocessingGroup" xmlns:wpi="http://schemas.microsoft.com/office/word/2010/wordprocessingInk" xmlns:wne="http://schemas.microsoft.com/office/word/2006/wordml" xmlns:wps="http://schemas.microsoft.com/office/word/2010/wordprocessingShape" mc:Ignorable="w14 w15 w16se w16cid w16 w16cex w16sdtdh w16sdtfl w16du wp14">
   <w:body>
     <w:p>
       <w:pPr>
@@ -69,10 +69,9 @@
           <w:bCs/>
           <w:sz w:val="32"/>
           <w:szCs w:val="32"/>
-          <w:highlight w:val="red"/>
           <w:u w:val="single"/>
         </w:rPr>
-        <w:t>????</w:t>
+        <w:t>31st July 2026</w:t>
       </w:r>
     </w:p>
     <w:p>
@@ -6878,54 +6877,6 @@
           <w:u w:val="single"/>
         </w:rPr>
       </w:pPr>
-    </w:p>
-    <w:p>
-      <w:pPr>
-        <w:jc w:val="center"/>
-        <w:rPr>
-          <w:b/>
-          <w:bCs/>
-          <w:sz w:val="32"/>
-          <w:szCs w:val="32"/>
-          <w:u w:val="single"/>
-        </w:rPr>
-      </w:pPr>
-    </w:p>
-    <w:p>
-      <w:pPr>
-        <w:jc w:val="center"/>
-        <w:rPr>
-          <w:b/>
-          <w:bCs/>
-          <w:sz w:val="32"/>
-          <w:szCs w:val="32"/>
-          <w:u w:val="single"/>
-        </w:rPr>
-      </w:pPr>
-    </w:p>
-    <w:p>
-      <w:pPr>
-        <w:jc w:val="center"/>
-        <w:rPr>
-          <w:b/>
-          <w:bCs/>
-          <w:sz w:val="32"/>
-          <w:szCs w:val="32"/>
-          <w:u w:val="single"/>
-        </w:rPr>
-      </w:pPr>
-    </w:p>
-    <w:p>
-      <w:pPr>
-        <w:jc w:val="center"/>
-        <w:rPr>
-          <w:b/>
-          <w:bCs/>
-          <w:sz w:val="32"/>
-          <w:szCs w:val="32"/>
-          <w:u w:val="single"/>
-        </w:rPr>
-      </w:pPr>
       <w:r>
         <w:rPr>
           <w:b/>
@@ -7705,7 +7656,6 @@
                 <w:sz w:val="28"/>
                 <w:szCs w:val="32"/>
               </w:rPr>
-              <w:lastRenderedPageBreak/>
               <w:t>T.S.2.</w:t>
             </w:r>
             <w:r>
@@ -8020,178 +7970,193 @@
               <w:adjustRightInd w:val="0"/>
               <w:spacing w:before="0" w:line="264" w:lineRule="auto"/>
               <w:rPr>
+                <w:rFonts w:ascii="Latha" w:hAnsi="Latha" w:cs="Latha"/>
+                <w:sz w:val="28"/>
+                <w:szCs w:val="28"/>
+                <w:lang w:bidi="ta-IN"/>
+              </w:rPr>
+            </w:pPr>
+            <w:r>
+              <w:rPr>
+                <w:rFonts w:ascii="Latha" w:hAnsi="Latha" w:cs="Latha"/>
+                <w:sz w:val="28"/>
+                <w:szCs w:val="28"/>
+                <w:cs/>
+                <w:lang w:bidi="ta-IN"/>
+              </w:rPr>
+              <w:t>இத்ய</w:t>
+            </w:r>
+            <w:r>
+              <w:rPr>
+                <w:rFonts w:ascii="BRH Tamil Tab Extra" w:hAnsi="BRH Tamil Tab Extra" w:cs="Latha"/>
+                <w:b/>
+                <w:sz w:val="36"/>
+                <w:szCs w:val="28"/>
+                <w:lang w:bidi="ta-IN"/>
+              </w:rPr>
+              <w:t>†</w:t>
+            </w:r>
+            <w:r>
+              <w:rPr>
+                <w:rFonts w:ascii="Latha" w:hAnsi="Latha" w:cs="Latha"/>
+                <w:sz w:val="28"/>
+                <w:szCs w:val="28"/>
+                <w:cs/>
+                <w:lang w:bidi="ta-IN"/>
+              </w:rPr>
+              <w:t>ப்</w:t>
+            </w:r>
+            <w:r>
+              <w:rPr>
+                <w:rFonts w:ascii="Latha" w:hAnsi="Latha" w:cs="Latha"/>
+                <w:b/>
+                <w:bCs/>
+                <w:position w:val="-12"/>
+                <w:sz w:val="28"/>
+                <w:szCs w:val="28"/>
+                <w:cs/>
+                <w:lang w:bidi="ta-IN"/>
+              </w:rPr>
+              <w:t>3</w:t>
+            </w:r>
+            <w:r>
+              <w:rPr>
+                <w:rFonts w:ascii="Latha" w:hAnsi="Latha" w:cs="Latha"/>
+                <w:sz w:val="28"/>
+                <w:szCs w:val="28"/>
+                <w:cs/>
+                <w:lang w:bidi="ta-IN"/>
+              </w:rPr>
+              <w:t xml:space="preserve">ரவீத் </w:t>
+            </w:r>
+            <w:r>
+              <w:rPr>
+                <w:rFonts w:ascii="Latha" w:hAnsi="Latha" w:cs="Latha"/>
+                <w:sz w:val="28"/>
+                <w:szCs w:val="28"/>
+                <w:lang w:bidi="ta-IN"/>
+              </w:rPr>
+              <w:t xml:space="preserve">| </w:t>
+            </w:r>
+            <w:r>
+              <w:rPr>
+                <w:rFonts w:ascii="Latha" w:hAnsi="Latha" w:cs="Latha"/>
+                <w:sz w:val="28"/>
+                <w:szCs w:val="28"/>
+                <w:cs/>
+                <w:lang w:bidi="ta-IN"/>
+              </w:rPr>
+              <w:t>அ</w:t>
+            </w:r>
+            <w:r>
+              <w:rPr>
+                <w:rFonts w:ascii="BRH Tamil Tab Extra" w:hAnsi="BRH Tamil Tab Extra" w:cs="Latha"/>
+                <w:b/>
+                <w:sz w:val="32"/>
+                <w:szCs w:val="28"/>
+                <w:lang w:bidi="ta-IN"/>
+              </w:rPr>
+              <w:t>…</w:t>
+            </w:r>
+            <w:r>
+              <w:rPr>
+                <w:rFonts w:ascii="Latha" w:hAnsi="Latha" w:cs="Latha"/>
+                <w:sz w:val="28"/>
+                <w:szCs w:val="28"/>
+                <w:cs/>
+                <w:lang w:bidi="ta-IN"/>
+              </w:rPr>
+              <w:t>ப்</w:t>
+            </w:r>
+            <w:r>
+              <w:rPr>
+                <w:rFonts w:ascii="Latha" w:hAnsi="Latha" w:cs="Latha"/>
+                <w:b/>
+                <w:bCs/>
+                <w:position w:val="-12"/>
+                <w:sz w:val="28"/>
+                <w:szCs w:val="28"/>
+                <w:cs/>
+                <w:lang w:bidi="ta-IN"/>
+              </w:rPr>
+              <w:t>3</w:t>
+            </w:r>
+            <w:r>
+              <w:rPr>
+                <w:rFonts w:ascii="Latha" w:hAnsi="Latha" w:cs="Latha"/>
+                <w:sz w:val="28"/>
+                <w:szCs w:val="28"/>
+                <w:cs/>
+                <w:lang w:bidi="ta-IN"/>
+              </w:rPr>
+              <w:t>ர</w:t>
+            </w:r>
+            <w:r>
+              <w:rPr>
+                <w:rFonts w:ascii="BRH Tamil Tab Extra" w:hAnsi="BRH Tamil Tab Extra" w:cs="Latha"/>
+                <w:b/>
+                <w:sz w:val="32"/>
+                <w:szCs w:val="28"/>
+                <w:highlight w:val="green"/>
+                <w:lang w:bidi="ta-IN"/>
+              </w:rPr>
+              <w:t>……</w:t>
+            </w:r>
+            <w:r>
+              <w:rPr>
+                <w:rFonts w:ascii="Latha" w:hAnsi="Latha" w:cs="Latha"/>
+                <w:sz w:val="28"/>
+                <w:szCs w:val="28"/>
+                <w:highlight w:val="green"/>
+                <w:cs/>
+                <w:lang w:bidi="ta-IN"/>
+              </w:rPr>
+              <w:t>வீ</w:t>
+            </w:r>
+            <w:r>
+              <w:rPr>
+                <w:rFonts w:ascii="BRH Tamil Tab Extra" w:hAnsi="BRH Tamil Tab Extra" w:cs="Latha"/>
+                <w:b/>
+                <w:sz w:val="32"/>
+                <w:szCs w:val="28"/>
+                <w:lang w:bidi="ta-IN"/>
+              </w:rPr>
+              <w:t>…</w:t>
+            </w:r>
+            <w:r>
+              <w:rPr>
+                <w:rFonts w:ascii="Latha" w:hAnsi="Latha" w:cs="Latha"/>
+                <w:sz w:val="28"/>
+                <w:szCs w:val="28"/>
+                <w:cs/>
+                <w:lang w:bidi="ta-IN"/>
+              </w:rPr>
+              <w:t xml:space="preserve">த் தே </w:t>
+            </w:r>
+            <w:r>
+              <w:rPr>
+                <w:rFonts w:ascii="Latha" w:hAnsi="Latha" w:cs="Latha"/>
+                <w:sz w:val="28"/>
+                <w:szCs w:val="28"/>
+                <w:lang w:bidi="ta-IN"/>
+              </w:rPr>
+              <w:t>|</w:t>
+            </w:r>
+          </w:p>
+          <w:p>
+            <w:pPr>
+              <w:widowControl w:val="0"/>
+              <w:autoSpaceDE w:val="0"/>
+              <w:autoSpaceDN w:val="0"/>
+              <w:adjustRightInd w:val="0"/>
+              <w:spacing w:before="0" w:line="264" w:lineRule="auto"/>
+              <w:rPr>
                 <w:rFonts w:ascii="BRH Devanagari Extra" w:hAnsi="BRH Devanagari Extra" w:cs="BRH Devanagari Extra"/>
                 <w:color w:val="000000"/>
                 <w:sz w:val="40"/>
                 <w:szCs w:val="40"/>
               </w:rPr>
             </w:pPr>
-            <w:r>
-              <w:rPr>
-                <w:rFonts w:ascii="Latha" w:hAnsi="Latha" w:cs="Latha"/>
-                <w:sz w:val="28"/>
-                <w:szCs w:val="28"/>
-                <w:cs/>
-                <w:lang w:bidi="ta-IN"/>
-              </w:rPr>
-              <w:t>இத்ய</w:t>
-            </w:r>
-            <w:r>
-              <w:rPr>
-                <w:rFonts w:ascii="BRH Tamil Tab Extra" w:hAnsi="BRH Tamil Tab Extra" w:cs="Latha"/>
-                <w:b/>
-                <w:sz w:val="36"/>
-                <w:szCs w:val="28"/>
-                <w:lang w:bidi="ta-IN"/>
-              </w:rPr>
-              <w:t>†</w:t>
-            </w:r>
-            <w:r>
-              <w:rPr>
-                <w:rFonts w:ascii="Latha" w:hAnsi="Latha" w:cs="Latha"/>
-                <w:sz w:val="28"/>
-                <w:szCs w:val="28"/>
-                <w:cs/>
-                <w:lang w:bidi="ta-IN"/>
-              </w:rPr>
-              <w:t>ப்</w:t>
-            </w:r>
-            <w:r>
-              <w:rPr>
-                <w:rFonts w:ascii="Latha" w:hAnsi="Latha" w:cs="Latha"/>
-                <w:b/>
-                <w:bCs/>
-                <w:position w:val="-12"/>
-                <w:sz w:val="28"/>
-                <w:szCs w:val="28"/>
-                <w:cs/>
-                <w:lang w:bidi="ta-IN"/>
-              </w:rPr>
-              <w:t>3</w:t>
-            </w:r>
-            <w:r>
-              <w:rPr>
-                <w:rFonts w:ascii="Latha" w:hAnsi="Latha" w:cs="Latha"/>
-                <w:sz w:val="28"/>
-                <w:szCs w:val="28"/>
-                <w:cs/>
-                <w:lang w:bidi="ta-IN"/>
-              </w:rPr>
-              <w:t xml:space="preserve">ரவீத் </w:t>
-            </w:r>
-            <w:r>
-              <w:rPr>
-                <w:rFonts w:ascii="Latha" w:hAnsi="Latha" w:cs="Latha"/>
-                <w:sz w:val="28"/>
-                <w:szCs w:val="28"/>
-                <w:lang w:bidi="ta-IN"/>
-              </w:rPr>
-              <w:t xml:space="preserve">| </w:t>
-            </w:r>
-            <w:r>
-              <w:rPr>
-                <w:rFonts w:ascii="Latha" w:hAnsi="Latha" w:cs="Latha"/>
-                <w:sz w:val="28"/>
-                <w:szCs w:val="28"/>
-                <w:cs/>
-                <w:lang w:bidi="ta-IN"/>
-              </w:rPr>
-              <w:t>அ</w:t>
-            </w:r>
-            <w:r>
-              <w:rPr>
-                <w:rFonts w:ascii="BRH Tamil Tab Extra" w:hAnsi="BRH Tamil Tab Extra" w:cs="Latha"/>
-                <w:b/>
-                <w:sz w:val="32"/>
-                <w:szCs w:val="28"/>
-                <w:lang w:bidi="ta-IN"/>
-              </w:rPr>
-              <w:t>…</w:t>
-            </w:r>
-            <w:r>
-              <w:rPr>
-                <w:rFonts w:ascii="Latha" w:hAnsi="Latha" w:cs="Latha"/>
-                <w:sz w:val="28"/>
-                <w:szCs w:val="28"/>
-                <w:cs/>
-                <w:lang w:bidi="ta-IN"/>
-              </w:rPr>
-              <w:t>ப்</w:t>
-            </w:r>
-            <w:r>
-              <w:rPr>
-                <w:rFonts w:ascii="Latha" w:hAnsi="Latha" w:cs="Latha"/>
-                <w:b/>
-                <w:bCs/>
-                <w:position w:val="-12"/>
-                <w:sz w:val="28"/>
-                <w:szCs w:val="28"/>
-                <w:cs/>
-                <w:lang w:bidi="ta-IN"/>
-              </w:rPr>
-              <w:t>3</w:t>
-            </w:r>
-            <w:r>
-              <w:rPr>
-                <w:rFonts w:ascii="Latha" w:hAnsi="Latha" w:cs="Latha"/>
-                <w:sz w:val="28"/>
-                <w:szCs w:val="28"/>
-                <w:cs/>
-                <w:lang w:bidi="ta-IN"/>
-              </w:rPr>
-              <w:t>ர</w:t>
-            </w:r>
-            <w:r>
-              <w:rPr>
-                <w:rFonts w:ascii="BRH Tamil Tab Extra" w:hAnsi="BRH Tamil Tab Extra" w:cs="Latha"/>
-                <w:b/>
-                <w:sz w:val="32"/>
-                <w:szCs w:val="28"/>
-                <w:highlight w:val="green"/>
-                <w:lang w:bidi="ta-IN"/>
-              </w:rPr>
-              <w:t>……</w:t>
-            </w:r>
-            <w:r>
-              <w:rPr>
-                <w:rFonts w:ascii="Latha" w:hAnsi="Latha" w:cs="Latha"/>
-                <w:sz w:val="28"/>
-                <w:szCs w:val="28"/>
-                <w:highlight w:val="green"/>
-                <w:cs/>
-                <w:lang w:bidi="ta-IN"/>
-              </w:rPr>
-              <w:t>வீ</w:t>
-            </w:r>
-            <w:r>
-              <w:rPr>
-                <w:rFonts w:ascii="BRH Tamil Tab Extra" w:hAnsi="BRH Tamil Tab Extra" w:cs="Latha"/>
-                <w:b/>
-                <w:sz w:val="32"/>
-                <w:szCs w:val="28"/>
-                <w:lang w:bidi="ta-IN"/>
-              </w:rPr>
-              <w:t>…</w:t>
-            </w:r>
-            <w:r>
-              <w:rPr>
-                <w:rFonts w:ascii="Latha" w:hAnsi="Latha" w:cs="Latha"/>
-                <w:sz w:val="28"/>
-                <w:szCs w:val="28"/>
-                <w:cs/>
-                <w:lang w:bidi="ta-IN"/>
-              </w:rPr>
-              <w:t xml:space="preserve">த் தே </w:t>
-            </w:r>
-            <w:r>
-              <w:rPr>
-                <w:rFonts w:ascii="Latha" w:hAnsi="Latha" w:cs="Latha"/>
-                <w:sz w:val="28"/>
-                <w:szCs w:val="28"/>
-                <w:lang w:bidi="ta-IN"/>
-              </w:rPr>
-              <w:t>|</w:t>
-            </w:r>
           </w:p>
         </w:tc>
       </w:tr>
@@ -8227,6 +8192,7 @@
                 <w:sz w:val="28"/>
                 <w:szCs w:val="32"/>
               </w:rPr>
+              <w:lastRenderedPageBreak/>
               <w:t>T.S.2.</w:t>
             </w:r>
             <w:r>
@@ -11039,7 +11005,6 @@
                 <w:sz w:val="28"/>
                 <w:szCs w:val="32"/>
               </w:rPr>
-              <w:lastRenderedPageBreak/>
               <w:t>T.S.2.</w:t>
             </w:r>
             <w:r>
@@ -11646,6 +11611,7 @@
                 <w:sz w:val="28"/>
                 <w:szCs w:val="32"/>
               </w:rPr>
+              <w:lastRenderedPageBreak/>
               <w:t>T.S.2.</w:t>
             </w:r>
             <w:r>
@@ -12955,8 +12921,17 @@
                 <w:b/>
                 <w:bCs/>
               </w:rPr>
-              <w:t>(avagraham</w:t>
-            </w:r>
+              <w:t>(</w:t>
+            </w:r>
+            <w:proofErr w:type="spellStart"/>
+            <w:r>
+              <w:rPr>
+                <w:b/>
+                <w:bCs/>
+              </w:rPr>
+              <w:t>avagraham</w:t>
+            </w:r>
+            <w:proofErr w:type="spellEnd"/>
             <w:r>
               <w:rPr>
                 <w:rFonts w:ascii="BRH Devanagari Extra" w:hAnsi="BRH Devanagari Extra" w:cs="BRH Devanagari Extra"/>
@@ -14148,7 +14123,6 @@
                 <w:sz w:val="28"/>
                 <w:szCs w:val="28"/>
               </w:rPr>
-              <w:lastRenderedPageBreak/>
               <w:t>T.S.2.</w:t>
             </w:r>
             <w:r>
@@ -14814,20 +14788,6 @@
       <w:pPr>
         <w:jc w:val="center"/>
       </w:pPr>
-      <w:r>
-        <w:rPr>
-          <w:b/>
-          <w:bCs/>
-          <w:sz w:val="32"/>
-          <w:szCs w:val="32"/>
-          <w:u w:val="single"/>
-        </w:rPr>
-        <w:br w:type="page"/>
-      </w:r>
-      <w:r>
-        <w:lastRenderedPageBreak/>
-        <w:t xml:space="preserve"> </w:t>
-      </w:r>
     </w:p>
     <w:sectPr>
       <w:headerReference w:type="even" r:id="rId7"/>
@@ -14844,7 +14804,7 @@
 </file>
 
 <file path=word/endnotes.xml><?xml version="1.0" encoding="utf-8"?>
-<w:endnotes xmlns:wpc="http://schemas.microsoft.com/office/word/2010/wordprocessingCanvas" xmlns:cx="http://schemas.microsoft.com/office/drawing/2014/chartex" xmlns:cx1="http://schemas.microsoft.com/office/drawing/2015/9/8/chartex" xmlns:cx2="http://schemas.microsoft.com/office/drawing/2015/10/21/chartex" xmlns:cx3="http://schemas.microsoft.com/office/drawing/2016/5/9/chartex" xmlns:cx4="http://schemas.microsoft.com/office/drawing/2016/5/10/chartex" xmlns:cx5="http://schemas.microsoft.com/office/drawing/2016/5/11/chartex" xmlns:cx6="http://schemas.microsoft.com/office/drawing/2016/5/12/chartex" xmlns:cx7="http://schemas.microsoft.com/office/drawing/2016/5/13/chartex" xmlns:cx8="http://schemas.microsoft.com/office/drawing/2016/5/14/chartex" xmlns:mc="http://schemas.openxmlformats.org/markup-compatibility/2006" xmlns:aink="http://schemas.microsoft.com/office/drawing/2016/ink" xmlns:am3d="http://schemas.microsoft.com/office/drawing/2017/model3d" xmlns:o="urn:schemas-microsoft-com:office:office" xmlns:oel="http://schemas.microsoft.com/office/2019/extlst" xmlns:r="http://schemas.openxmlformats.org/officeDocument/2006/relationships" xmlns:m="http://schemas.openxmlformats.org/officeDocument/2006/math" xmlns:v="urn:schemas-microsoft-com:vml" xmlns:wp14="http://schemas.microsoft.com/office/word/2010/wordprocessingDrawing" xmlns:wp="http://schemas.openxmlformats.org/drawingml/2006/wordprocessingDrawing" xmlns:w10="urn:schemas-microsoft-com:office:word" xmlns:w="http://schemas.openxmlformats.org/wordprocessingml/2006/main" xmlns:w14="http://schemas.microsoft.com/office/word/2010/wordml" xmlns:w15="http://schemas.microsoft.com/office/word/2012/wordml" xmlns:w16cex="http://schemas.microsoft.com/office/word/2018/wordml/cex" xmlns:w16cid="http://schemas.microsoft.com/office/word/2016/wordml/cid" xmlns:w16="http://schemas.microsoft.com/office/word/2018/wordml" xmlns:w16du="http://schemas.microsoft.com/office/word/2023/wordml/word16du" xmlns:w16sdtdh="http://schemas.microsoft.com/office/word/2020/wordml/sdtdatahash" xmlns:w16sdtfl="http://schemas.microsoft.com/office/word/2024/wordml/sdtformatlock" xmlns:w16se="http://schemas.microsoft.com/office/word/2015/wordml/symex" xmlns:wpg="http://schemas.microsoft.com/office/word/2010/wordprocessingGroup" xmlns:wpi="http://schemas.microsoft.com/office/word/2010/wordprocessingInk" xmlns:wne="http://schemas.microsoft.com/office/word/2006/wordml" xmlns:wps="http://schemas.microsoft.com/office/word/2010/wordprocessingShape" mc:Ignorable="w14 w15 w16se w16cid w16 w16cex w16sdtdh w16sdtfl w16du wp14">
+<w:endnotes xmlns:wpc="http://schemas.microsoft.com/office/word/2010/wordprocessingCanvas" xmlns:cx="http://schemas.microsoft.com/office/drawing/2014/chartex" xmlns:cx1="http://schemas.microsoft.com/office/drawing/2015/9/8/chartex" xmlns:cx2="http://schemas.microsoft.com/office/drawing/2015/10/21/chartex" xmlns:cx3="http://schemas.microsoft.com/office/drawing/2016/5/9/chartex" xmlns:cx4="http://schemas.microsoft.com/office/drawing/2016/5/10/chartex" xmlns:cx5="http://schemas.microsoft.com/office/drawing/2016/5/11/chartex" xmlns:cx6="http://schemas.microsoft.com/office/drawing/2016/5/12/chartex" xmlns:cx7="http://schemas.microsoft.com/office/drawing/2016/5/13/chartex" xmlns:cx8="http://schemas.microsoft.com/office/drawing/2016/5/14/chartex" xmlns:mc="http://schemas.openxmlformats.org/markup-compatibility/2006" xmlns:aink="http://schemas.microsoft.com/office/drawing/2016/ink" xmlns:am3d="http://schemas.microsoft.com/office/drawing/2017/model3d" xmlns:o="urn:schemas-microsoft-com:office:office" xmlns:oel="http://schemas.microsoft.com/office/2019/extlst" xmlns:r="http://schemas.openxmlformats.org/officeDocument/2006/relationships" xmlns:m="http://schemas.openxmlformats.org/officeDocument/2006/math" xmlns:v="urn:schemas-microsoft-com:vml" xmlns:wp14="http://schemas.microsoft.com/office/word/2010/wordprocessingDrawing" xmlns:wp="http://schemas.openxmlformats.org/drawingml/2006/wordprocessingDrawing" xmlns:w10="urn:schemas-microsoft-com:office:word" xmlns:w="http://schemas.openxmlformats.org/wordprocessingml/2006/main" xmlns:w14="http://schemas.microsoft.com/office/word/2010/wordml" xmlns:w15="http://schemas.microsoft.com/office/word/2012/wordml" xmlns:w16cei="http://schemas.microsoft.com/office/word/2026/wordml/cei" xmlns:w16cex="http://schemas.microsoft.com/office/word/2018/wordml/cex" xmlns:w16cid="http://schemas.microsoft.com/office/word/2016/wordml/cid" xmlns:w16="http://schemas.microsoft.com/office/word/2018/wordml" xmlns:w16du="http://schemas.microsoft.com/office/word/2023/wordml/word16du" xmlns:w16sdtdh="http://schemas.microsoft.com/office/word/2020/wordml/sdtdatahash" xmlns:w16sdtfl="http://schemas.microsoft.com/office/word/2024/wordml/sdtformatlock" xmlns:w16se="http://schemas.microsoft.com/office/word/2015/wordml/symex" xmlns:wpg="http://schemas.microsoft.com/office/word/2010/wordprocessingGroup" xmlns:wpi="http://schemas.microsoft.com/office/word/2010/wordprocessingInk" xmlns:wne="http://schemas.microsoft.com/office/word/2006/wordml" xmlns:wps="http://schemas.microsoft.com/office/word/2010/wordprocessingShape" mc:Ignorable="w14 w15 w16se w16cid w16 w16cex w16sdtdh w16sdtfl w16du wp14">
   <w:endnote w:type="separator" w:id="-1">
     <w:p>
       <w:pPr>
@@ -14869,7 +14829,7 @@
 </file>
 
 <file path=word/footer1.xml><?xml version="1.0" encoding="utf-8"?>
-<w:ftr xmlns:wpc="http://schemas.microsoft.com/office/word/2010/wordprocessingCanvas" xmlns:cx="http://schemas.microsoft.com/office/drawing/2014/chartex" xmlns:cx1="http://schemas.microsoft.com/office/drawing/2015/9/8/chartex" xmlns:cx2="http://schemas.microsoft.com/office/drawing/2015/10/21/chartex" xmlns:cx3="http://schemas.microsoft.com/office/drawing/2016/5/9/chartex" xmlns:cx4="http://schemas.microsoft.com/office/drawing/2016/5/10/chartex" xmlns:cx5="http://schemas.microsoft.com/office/drawing/2016/5/11/chartex" xmlns:cx6="http://schemas.microsoft.com/office/drawing/2016/5/12/chartex" xmlns:cx7="http://schemas.microsoft.com/office/drawing/2016/5/13/chartex" xmlns:cx8="http://schemas.microsoft.com/office/drawing/2016/5/14/chartex" xmlns:mc="http://schemas.openxmlformats.org/markup-compatibility/2006" xmlns:aink="http://schemas.microsoft.com/office/drawing/2016/ink" xmlns:am3d="http://schemas.microsoft.com/office/drawing/2017/model3d" xmlns:o="urn:schemas-microsoft-com:office:office" xmlns:oel="http://schemas.microsoft.com/office/2019/extlst" xmlns:r="http://schemas.openxmlformats.org/officeDocument/2006/relationships" xmlns:m="http://schemas.openxmlformats.org/officeDocument/2006/math" xmlns:v="urn:schemas-microsoft-com:vml" xmlns:wp14="http://schemas.microsoft.com/office/word/2010/wordprocessingDrawing" xmlns:wp="http://schemas.openxmlformats.org/drawingml/2006/wordprocessingDrawing" xmlns:w10="urn:schemas-microsoft-com:office:word" xmlns:w="http://schemas.openxmlformats.org/wordprocessingml/2006/main" xmlns:w14="http://schemas.microsoft.com/office/word/2010/wordml" xmlns:w15="http://schemas.microsoft.com/office/word/2012/wordml" xmlns:w16cex="http://schemas.microsoft.com/office/word/2018/wordml/cex" xmlns:w16cid="http://schemas.microsoft.com/office/word/2016/wordml/cid" xmlns:w16="http://schemas.microsoft.com/office/word/2018/wordml" xmlns:w16du="http://schemas.microsoft.com/office/word/2023/wordml/word16du" xmlns:w16sdtdh="http://schemas.microsoft.com/office/word/2020/wordml/sdtdatahash" xmlns:w16sdtfl="http://schemas.microsoft.com/office/word/2024/wordml/sdtformatlock" xmlns:w16se="http://schemas.microsoft.com/office/word/2015/wordml/symex" xmlns:wpg="http://schemas.microsoft.com/office/word/2010/wordprocessingGroup" xmlns:wpi="http://schemas.microsoft.com/office/word/2010/wordprocessingInk" xmlns:wne="http://schemas.microsoft.com/office/word/2006/wordml" xmlns:wps="http://schemas.microsoft.com/office/word/2010/wordprocessingShape" mc:Ignorable="w14 w15 w16se w16cid w16 w16cex w16sdtdh w16sdtfl w16du wp14">
+<w:ftr xmlns:wpc="http://schemas.microsoft.com/office/word/2010/wordprocessingCanvas" xmlns:cx="http://schemas.microsoft.com/office/drawing/2014/chartex" xmlns:cx1="http://schemas.microsoft.com/office/drawing/2015/9/8/chartex" xmlns:cx2="http://schemas.microsoft.com/office/drawing/2015/10/21/chartex" xmlns:cx3="http://schemas.microsoft.com/office/drawing/2016/5/9/chartex" xmlns:cx4="http://schemas.microsoft.com/office/drawing/2016/5/10/chartex" xmlns:cx5="http://schemas.microsoft.com/office/drawing/2016/5/11/chartex" xmlns:cx6="http://schemas.microsoft.com/office/drawing/2016/5/12/chartex" xmlns:cx7="http://schemas.microsoft.com/office/drawing/2016/5/13/chartex" xmlns:cx8="http://schemas.microsoft.com/office/drawing/2016/5/14/chartex" xmlns:mc="http://schemas.openxmlformats.org/markup-compatibility/2006" xmlns:aink="http://schemas.microsoft.com/office/drawing/2016/ink" xmlns:am3d="http://schemas.microsoft.com/office/drawing/2017/model3d" xmlns:o="urn:schemas-microsoft-com:office:office" xmlns:oel="http://schemas.microsoft.com/office/2019/extlst" xmlns:r="http://schemas.openxmlformats.org/officeDocument/2006/relationships" xmlns:m="http://schemas.openxmlformats.org/officeDocument/2006/math" xmlns:v="urn:schemas-microsoft-com:vml" xmlns:wp14="http://schemas.microsoft.com/office/word/2010/wordprocessingDrawing" xmlns:wp="http://schemas.openxmlformats.org/drawingml/2006/wordprocessingDrawing" xmlns:w10="urn:schemas-microsoft-com:office:word" xmlns:w="http://schemas.openxmlformats.org/wordprocessingml/2006/main" xmlns:w14="http://schemas.microsoft.com/office/word/2010/wordml" xmlns:w15="http://schemas.microsoft.com/office/word/2012/wordml" xmlns:w16cei="http://schemas.microsoft.com/office/word/2026/wordml/cei" xmlns:w16cex="http://schemas.microsoft.com/office/word/2018/wordml/cex" xmlns:w16cid="http://schemas.microsoft.com/office/word/2016/wordml/cid" xmlns:w16="http://schemas.microsoft.com/office/word/2018/wordml" xmlns:w16du="http://schemas.microsoft.com/office/word/2023/wordml/word16du" xmlns:w16sdtdh="http://schemas.microsoft.com/office/word/2020/wordml/sdtdatahash" xmlns:w16sdtfl="http://schemas.microsoft.com/office/word/2024/wordml/sdtformatlock" xmlns:w16se="http://schemas.microsoft.com/office/word/2015/wordml/symex" xmlns:wpg="http://schemas.microsoft.com/office/word/2010/wordprocessingGroup" xmlns:wpi="http://schemas.microsoft.com/office/word/2010/wordprocessingInk" xmlns:wne="http://schemas.microsoft.com/office/word/2006/wordml" xmlns:wps="http://schemas.microsoft.com/office/word/2010/wordprocessingShape" mc:Ignorable="w14 w15 w16se w16cid w16 w16cex w16sdtdh w16sdtfl w16du wp14">
   <w:p>
     <w:pPr>
       <w:pBdr>
@@ -15079,7 +15039,7 @@
 </file>
 
 <file path=word/footer2.xml><?xml version="1.0" encoding="utf-8"?>
-<w:ftr xmlns:wpc="http://schemas.microsoft.com/office/word/2010/wordprocessingCanvas" xmlns:cx="http://schemas.microsoft.com/office/drawing/2014/chartex" xmlns:cx1="http://schemas.microsoft.com/office/drawing/2015/9/8/chartex" xmlns:cx2="http://schemas.microsoft.com/office/drawing/2015/10/21/chartex" xmlns:cx3="http://schemas.microsoft.com/office/drawing/2016/5/9/chartex" xmlns:cx4="http://schemas.microsoft.com/office/drawing/2016/5/10/chartex" xmlns:cx5="http://schemas.microsoft.com/office/drawing/2016/5/11/chartex" xmlns:cx6="http://schemas.microsoft.com/office/drawing/2016/5/12/chartex" xmlns:cx7="http://schemas.microsoft.com/office/drawing/2016/5/13/chartex" xmlns:cx8="http://schemas.microsoft.com/office/drawing/2016/5/14/chartex" xmlns:mc="http://schemas.openxmlformats.org/markup-compatibility/2006" xmlns:aink="http://schemas.microsoft.com/office/drawing/2016/ink" xmlns:am3d="http://schemas.microsoft.com/office/drawing/2017/model3d" xmlns:o="urn:schemas-microsoft-com:office:office" xmlns:oel="http://schemas.microsoft.com/office/2019/extlst" xmlns:r="http://schemas.openxmlformats.org/officeDocument/2006/relationships" xmlns:m="http://schemas.openxmlformats.org/officeDocument/2006/math" xmlns:v="urn:schemas-microsoft-com:vml" xmlns:wp14="http://schemas.microsoft.com/office/word/2010/wordprocessingDrawing" xmlns:wp="http://schemas.openxmlformats.org/drawingml/2006/wordprocessingDrawing" xmlns:w10="urn:schemas-microsoft-com:office:word" xmlns:w="http://schemas.openxmlformats.org/wordprocessingml/2006/main" xmlns:w14="http://schemas.microsoft.com/office/word/2010/wordml" xmlns:w15="http://schemas.microsoft.com/office/word/2012/wordml" xmlns:w16cex="http://schemas.microsoft.com/office/word/2018/wordml/cex" xmlns:w16cid="http://schemas.microsoft.com/office/word/2016/wordml/cid" xmlns:w16="http://schemas.microsoft.com/office/word/2018/wordml" xmlns:w16du="http://schemas.microsoft.com/office/word/2023/wordml/word16du" xmlns:w16sdtdh="http://schemas.microsoft.com/office/word/2020/wordml/sdtdatahash" xmlns:w16sdtfl="http://schemas.microsoft.com/office/word/2024/wordml/sdtformatlock" xmlns:w16se="http://schemas.microsoft.com/office/word/2015/wordml/symex" xmlns:wpg="http://schemas.microsoft.com/office/word/2010/wordprocessingGroup" xmlns:wpi="http://schemas.microsoft.com/office/word/2010/wordprocessingInk" xmlns:wne="http://schemas.microsoft.com/office/word/2006/wordml" xmlns:wps="http://schemas.microsoft.com/office/word/2010/wordprocessingShape" mc:Ignorable="w14 w15 w16se w16cid w16 w16cex w16sdtdh w16sdtfl w16du wp14">
+<w:ftr xmlns:wpc="http://schemas.microsoft.com/office/word/2010/wordprocessingCanvas" xmlns:cx="http://schemas.microsoft.com/office/drawing/2014/chartex" xmlns:cx1="http://schemas.microsoft.com/office/drawing/2015/9/8/chartex" xmlns:cx2="http://schemas.microsoft.com/office/drawing/2015/10/21/chartex" xmlns:cx3="http://schemas.microsoft.com/office/drawing/2016/5/9/chartex" xmlns:cx4="http://schemas.microsoft.com/office/drawing/2016/5/10/chartex" xmlns:cx5="http://schemas.microsoft.com/office/drawing/2016/5/11/chartex" xmlns:cx6="http://schemas.microsoft.com/office/drawing/2016/5/12/chartex" xmlns:cx7="http://schemas.microsoft.com/office/drawing/2016/5/13/chartex" xmlns:cx8="http://schemas.microsoft.com/office/drawing/2016/5/14/chartex" xmlns:mc="http://schemas.openxmlformats.org/markup-compatibility/2006" xmlns:aink="http://schemas.microsoft.com/office/drawing/2016/ink" xmlns:am3d="http://schemas.microsoft.com/office/drawing/2017/model3d" xmlns:o="urn:schemas-microsoft-com:office:office" xmlns:oel="http://schemas.microsoft.com/office/2019/extlst" xmlns:r="http://schemas.openxmlformats.org/officeDocument/2006/relationships" xmlns:m="http://schemas.openxmlformats.org/officeDocument/2006/math" xmlns:v="urn:schemas-microsoft-com:vml" xmlns:wp14="http://schemas.microsoft.com/office/word/2010/wordprocessingDrawing" xmlns:wp="http://schemas.openxmlformats.org/drawingml/2006/wordprocessingDrawing" xmlns:w10="urn:schemas-microsoft-com:office:word" xmlns:w="http://schemas.openxmlformats.org/wordprocessingml/2006/main" xmlns:w14="http://schemas.microsoft.com/office/word/2010/wordml" xmlns:w15="http://schemas.microsoft.com/office/word/2012/wordml" xmlns:w16cei="http://schemas.microsoft.com/office/word/2026/wordml/cei" xmlns:w16cex="http://schemas.microsoft.com/office/word/2018/wordml/cex" xmlns:w16cid="http://schemas.microsoft.com/office/word/2016/wordml/cid" xmlns:w16="http://schemas.microsoft.com/office/word/2018/wordml" xmlns:w16du="http://schemas.microsoft.com/office/word/2023/wordml/word16du" xmlns:w16sdtdh="http://schemas.microsoft.com/office/word/2020/wordml/sdtdatahash" xmlns:w16sdtfl="http://schemas.microsoft.com/office/word/2024/wordml/sdtformatlock" xmlns:w16se="http://schemas.microsoft.com/office/word/2015/wordml/symex" xmlns:wpg="http://schemas.microsoft.com/office/word/2010/wordprocessingGroup" xmlns:wpi="http://schemas.microsoft.com/office/word/2010/wordprocessingInk" xmlns:wne="http://schemas.microsoft.com/office/word/2006/wordml" xmlns:wps="http://schemas.microsoft.com/office/word/2010/wordprocessingShape" mc:Ignorable="w14 w15 w16se w16cid w16 w16cex w16sdtdh w16sdtfl w16du wp14">
   <w:p>
     <w:pPr>
       <w:pBdr>
@@ -15285,7 +15245,7 @@
 </file>
 
 <file path=word/footnotes.xml><?xml version="1.0" encoding="utf-8"?>
-<w:footnotes xmlns:wpc="http://schemas.microsoft.com/office/word/2010/wordprocessingCanvas" xmlns:cx="http://schemas.microsoft.com/office/drawing/2014/chartex" xmlns:cx1="http://schemas.microsoft.com/office/drawing/2015/9/8/chartex" xmlns:cx2="http://schemas.microsoft.com/office/drawing/2015/10/21/chartex" xmlns:cx3="http://schemas.microsoft.com/office/drawing/2016/5/9/chartex" xmlns:cx4="http://schemas.microsoft.com/office/drawing/2016/5/10/chartex" xmlns:cx5="http://schemas.microsoft.com/office/drawing/2016/5/11/chartex" xmlns:cx6="http://schemas.microsoft.com/office/drawing/2016/5/12/chartex" xmlns:cx7="http://schemas.microsoft.com/office/drawing/2016/5/13/chartex" xmlns:cx8="http://schemas.microsoft.com/office/drawing/2016/5/14/chartex" xmlns:mc="http://schemas.openxmlformats.org/markup-compatibility/2006" xmlns:aink="http://schemas.microsoft.com/office/drawing/2016/ink" xmlns:am3d="http://schemas.microsoft.com/office/drawing/2017/model3d" xmlns:o="urn:schemas-microsoft-com:office:office" xmlns:oel="http://schemas.microsoft.com/office/2019/extlst" xmlns:r="http://schemas.openxmlformats.org/officeDocument/2006/relationships" xmlns:m="http://schemas.openxmlformats.org/officeDocument/2006/math" xmlns:v="urn:schemas-microsoft-com:vml" xmlns:wp14="http://schemas.microsoft.com/office/word/2010/wordprocessingDrawing" xmlns:wp="http://schemas.openxmlformats.org/drawingml/2006/wordprocessingDrawing" xmlns:w10="urn:schemas-microsoft-com:office:word" xmlns:w="http://schemas.openxmlformats.org/wordprocessingml/2006/main" xmlns:w14="http://schemas.microsoft.com/office/word/2010/wordml" xmlns:w15="http://schemas.microsoft.com/office/word/2012/wordml" xmlns:w16cex="http://schemas.microsoft.com/office/word/2018/wordml/cex" xmlns:w16cid="http://schemas.microsoft.com/office/word/2016/wordml/cid" xmlns:w16="http://schemas.microsoft.com/office/word/2018/wordml" xmlns:w16du="http://schemas.microsoft.com/office/word/2023/wordml/word16du" xmlns:w16sdtdh="http://schemas.microsoft.com/office/word/2020/wordml/sdtdatahash" xmlns:w16sdtfl="http://schemas.microsoft.com/office/word/2024/wordml/sdtformatlock" xmlns:w16se="http://schemas.microsoft.com/office/word/2015/wordml/symex" xmlns:wpg="http://schemas.microsoft.com/office/word/2010/wordprocessingGroup" xmlns:wpi="http://schemas.microsoft.com/office/word/2010/wordprocessingInk" xmlns:wne="http://schemas.microsoft.com/office/word/2006/wordml" xmlns:wps="http://schemas.microsoft.com/office/word/2010/wordprocessingShape" mc:Ignorable="w14 w15 w16se w16cid w16 w16cex w16sdtdh w16sdtfl w16du wp14">
+<w:footnotes xmlns:wpc="http://schemas.microsoft.com/office/word/2010/wordprocessingCanvas" xmlns:cx="http://schemas.microsoft.com/office/drawing/2014/chartex" xmlns:cx1="http://schemas.microsoft.com/office/drawing/2015/9/8/chartex" xmlns:cx2="http://schemas.microsoft.com/office/drawing/2015/10/21/chartex" xmlns:cx3="http://schemas.microsoft.com/office/drawing/2016/5/9/chartex" xmlns:cx4="http://schemas.microsoft.com/office/drawing/2016/5/10/chartex" xmlns:cx5="http://schemas.microsoft.com/office/drawing/2016/5/11/chartex" xmlns:cx6="http://schemas.microsoft.com/office/drawing/2016/5/12/chartex" xmlns:cx7="http://schemas.microsoft.com/office/drawing/2016/5/13/chartex" xmlns:cx8="http://schemas.microsoft.com/office/drawing/2016/5/14/chartex" xmlns:mc="http://schemas.openxmlformats.org/markup-compatibility/2006" xmlns:aink="http://schemas.microsoft.com/office/drawing/2016/ink" xmlns:am3d="http://schemas.microsoft.com/office/drawing/2017/model3d" xmlns:o="urn:schemas-microsoft-com:office:office" xmlns:oel="http://schemas.microsoft.com/office/2019/extlst" xmlns:r="http://schemas.openxmlformats.org/officeDocument/2006/relationships" xmlns:m="http://schemas.openxmlformats.org/officeDocument/2006/math" xmlns:v="urn:schemas-microsoft-com:vml" xmlns:wp14="http://schemas.microsoft.com/office/word/2010/wordprocessingDrawing" xmlns:wp="http://schemas.openxmlformats.org/drawingml/2006/wordprocessingDrawing" xmlns:w10="urn:schemas-microsoft-com:office:word" xmlns:w="http://schemas.openxmlformats.org/wordprocessingml/2006/main" xmlns:w14="http://schemas.microsoft.com/office/word/2010/wordml" xmlns:w15="http://schemas.microsoft.com/office/word/2012/wordml" xmlns:w16cei="http://schemas.microsoft.com/office/word/2026/wordml/cei" xmlns:w16cex="http://schemas.microsoft.com/office/word/2018/wordml/cex" xmlns:w16cid="http://schemas.microsoft.com/office/word/2016/wordml/cid" xmlns:w16="http://schemas.microsoft.com/office/word/2018/wordml" xmlns:w16du="http://schemas.microsoft.com/office/word/2023/wordml/word16du" xmlns:w16sdtdh="http://schemas.microsoft.com/office/word/2020/wordml/sdtdatahash" xmlns:w16sdtfl="http://schemas.microsoft.com/office/word/2024/wordml/sdtformatlock" xmlns:w16se="http://schemas.microsoft.com/office/word/2015/wordml/symex" xmlns:wpg="http://schemas.microsoft.com/office/word/2010/wordprocessingGroup" xmlns:wpi="http://schemas.microsoft.com/office/word/2010/wordprocessingInk" xmlns:wne="http://schemas.microsoft.com/office/word/2006/wordml" xmlns:wps="http://schemas.microsoft.com/office/word/2010/wordprocessingShape" mc:Ignorable="w14 w15 w16se w16cid w16 w16cex w16sdtdh w16sdtfl w16du wp14">
   <w:footnote w:type="separator" w:id="-1">
     <w:p>
       <w:pPr>
@@ -15310,7 +15270,7 @@
 </file>
 
 <file path=word/header1.xml><?xml version="1.0" encoding="utf-8"?>
-<w:hdr xmlns:wpc="http://schemas.microsoft.com/office/word/2010/wordprocessingCanvas" xmlns:cx="http://schemas.microsoft.com/office/drawing/2014/chartex" xmlns:cx1="http://schemas.microsoft.com/office/drawing/2015/9/8/chartex" xmlns:cx2="http://schemas.microsoft.com/office/drawing/2015/10/21/chartex" xmlns:cx3="http://schemas.microsoft.com/office/drawing/2016/5/9/chartex" xmlns:cx4="http://schemas.microsoft.com/office/drawing/2016/5/10/chartex" xmlns:cx5="http://schemas.microsoft.com/office/drawing/2016/5/11/chartex" xmlns:cx6="http://schemas.microsoft.com/office/drawing/2016/5/12/chartex" xmlns:cx7="http://schemas.microsoft.com/office/drawing/2016/5/13/chartex" xmlns:cx8="http://schemas.microsoft.com/office/drawing/2016/5/14/chartex" xmlns:mc="http://schemas.openxmlformats.org/markup-compatibility/2006" xmlns:aink="http://schemas.microsoft.com/office/drawing/2016/ink" xmlns:am3d="http://schemas.microsoft.com/office/drawing/2017/model3d" xmlns:o="urn:schemas-microsoft-com:office:office" xmlns:oel="http://schemas.microsoft.com/office/2019/extlst" xmlns:r="http://schemas.openxmlformats.org/officeDocument/2006/relationships" xmlns:m="http://schemas.openxmlformats.org/officeDocument/2006/math" xmlns:v="urn:schemas-microsoft-com:vml" xmlns:wp14="http://schemas.microsoft.com/office/word/2010/wordprocessingDrawing" xmlns:wp="http://schemas.openxmlformats.org/drawingml/2006/wordprocessingDrawing" xmlns:w10="urn:schemas-microsoft-com:office:word" xmlns:w="http://schemas.openxmlformats.org/wordprocessingml/2006/main" xmlns:w14="http://schemas.microsoft.com/office/word/2010/wordml" xmlns:w15="http://schemas.microsoft.com/office/word/2012/wordml" xmlns:w16cex="http://schemas.microsoft.com/office/word/2018/wordml/cex" xmlns:w16cid="http://schemas.microsoft.com/office/word/2016/wordml/cid" xmlns:w16="http://schemas.microsoft.com/office/word/2018/wordml" xmlns:w16du="http://schemas.microsoft.com/office/word/2023/wordml/word16du" xmlns:w16sdtdh="http://schemas.microsoft.com/office/word/2020/wordml/sdtdatahash" xmlns:w16sdtfl="http://schemas.microsoft.com/office/word/2024/wordml/sdtformatlock" xmlns:w16se="http://schemas.microsoft.com/office/word/2015/wordml/symex" xmlns:wpg="http://schemas.microsoft.com/office/word/2010/wordprocessingGroup" xmlns:wpi="http://schemas.microsoft.com/office/word/2010/wordprocessingInk" xmlns:wne="http://schemas.microsoft.com/office/word/2006/wordml" xmlns:wps="http://schemas.microsoft.com/office/word/2010/wordprocessingShape" mc:Ignorable="w14 w15 w16se w16cid w16 w16cex w16sdtdh w16sdtfl w16du wp14">
+<w:hdr xmlns:wpc="http://schemas.microsoft.com/office/word/2010/wordprocessingCanvas" xmlns:cx="http://schemas.microsoft.com/office/drawing/2014/chartex" xmlns:cx1="http://schemas.microsoft.com/office/drawing/2015/9/8/chartex" xmlns:cx2="http://schemas.microsoft.com/office/drawing/2015/10/21/chartex" xmlns:cx3="http://schemas.microsoft.com/office/drawing/2016/5/9/chartex" xmlns:cx4="http://schemas.microsoft.com/office/drawing/2016/5/10/chartex" xmlns:cx5="http://schemas.microsoft.com/office/drawing/2016/5/11/chartex" xmlns:cx6="http://schemas.microsoft.com/office/drawing/2016/5/12/chartex" xmlns:cx7="http://schemas.microsoft.com/office/drawing/2016/5/13/chartex" xmlns:cx8="http://schemas.microsoft.com/office/drawing/2016/5/14/chartex" xmlns:mc="http://schemas.openxmlformats.org/markup-compatibility/2006" xmlns:aink="http://schemas.microsoft.com/office/drawing/2016/ink" xmlns:am3d="http://schemas.microsoft.com/office/drawing/2017/model3d" xmlns:o="urn:schemas-microsoft-com:office:office" xmlns:oel="http://schemas.microsoft.com/office/2019/extlst" xmlns:r="http://schemas.openxmlformats.org/officeDocument/2006/relationships" xmlns:m="http://schemas.openxmlformats.org/officeDocument/2006/math" xmlns:v="urn:schemas-microsoft-com:vml" xmlns:wp14="http://schemas.microsoft.com/office/word/2010/wordprocessingDrawing" xmlns:wp="http://schemas.openxmlformats.org/drawingml/2006/wordprocessingDrawing" xmlns:w10="urn:schemas-microsoft-com:office:word" xmlns:w="http://schemas.openxmlformats.org/wordprocessingml/2006/main" xmlns:w14="http://schemas.microsoft.com/office/word/2010/wordml" xmlns:w15="http://schemas.microsoft.com/office/word/2012/wordml" xmlns:w16cei="http://schemas.microsoft.com/office/word/2026/wordml/cei" xmlns:w16cex="http://schemas.microsoft.com/office/word/2018/wordml/cex" xmlns:w16cid="http://schemas.microsoft.com/office/word/2016/wordml/cid" xmlns:w16="http://schemas.microsoft.com/office/word/2018/wordml" xmlns:w16du="http://schemas.microsoft.com/office/word/2023/wordml/word16du" xmlns:w16sdtdh="http://schemas.microsoft.com/office/word/2020/wordml/sdtdatahash" xmlns:w16sdtfl="http://schemas.microsoft.com/office/word/2024/wordml/sdtformatlock" xmlns:w16se="http://schemas.microsoft.com/office/word/2015/wordml/symex" xmlns:wpg="http://schemas.microsoft.com/office/word/2010/wordprocessingGroup" xmlns:wpi="http://schemas.microsoft.com/office/word/2010/wordprocessingInk" xmlns:wne="http://schemas.microsoft.com/office/word/2006/wordml" xmlns:wps="http://schemas.microsoft.com/office/word/2010/wordprocessingShape" mc:Ignorable="w14 w15 w16se w16cid w16 w16cex w16sdtdh w16sdtfl w16du wp14">
   <w:p>
     <w:pPr>
       <w:pStyle w:val="Header"/>
@@ -15323,7 +15283,7 @@
 </file>
 
 <file path=word/header2.xml><?xml version="1.0" encoding="utf-8"?>
-<w:hdr xmlns:wpc="http://schemas.microsoft.com/office/word/2010/wordprocessingCanvas" xmlns:cx="http://schemas.microsoft.com/office/drawing/2014/chartex" xmlns:cx1="http://schemas.microsoft.com/office/drawing/2015/9/8/chartex" xmlns:cx2="http://schemas.microsoft.com/office/drawing/2015/10/21/chartex" xmlns:cx3="http://schemas.microsoft.com/office/drawing/2016/5/9/chartex" xmlns:cx4="http://schemas.microsoft.com/office/drawing/2016/5/10/chartex" xmlns:cx5="http://schemas.microsoft.com/office/drawing/2016/5/11/chartex" xmlns:cx6="http://schemas.microsoft.com/office/drawing/2016/5/12/chartex" xmlns:cx7="http://schemas.microsoft.com/office/drawing/2016/5/13/chartex" xmlns:cx8="http://schemas.microsoft.com/office/drawing/2016/5/14/chartex" xmlns:mc="http://schemas.openxmlformats.org/markup-compatibility/2006" xmlns:aink="http://schemas.microsoft.com/office/drawing/2016/ink" xmlns:am3d="http://schemas.microsoft.com/office/drawing/2017/model3d" xmlns:o="urn:schemas-microsoft-com:office:office" xmlns:oel="http://schemas.microsoft.com/office/2019/extlst" xmlns:r="http://schemas.openxmlformats.org/officeDocument/2006/relationships" xmlns:m="http://schemas.openxmlformats.org/officeDocument/2006/math" xmlns:v="urn:schemas-microsoft-com:vml" xmlns:wp14="http://schemas.microsoft.com/office/word/2010/wordprocessingDrawing" xmlns:wp="http://schemas.openxmlformats.org/drawingml/2006/wordprocessingDrawing" xmlns:w10="urn:schemas-microsoft-com:office:word" xmlns:w="http://schemas.openxmlformats.org/wordprocessingml/2006/main" xmlns:w14="http://schemas.microsoft.com/office/word/2010/wordml" xmlns:w15="http://schemas.microsoft.com/office/word/2012/wordml" xmlns:w16cex="http://schemas.microsoft.com/office/word/2018/wordml/cex" xmlns:w16cid="http://schemas.microsoft.com/office/word/2016/wordml/cid" xmlns:w16="http://schemas.microsoft.com/office/word/2018/wordml" xmlns:w16du="http://schemas.microsoft.com/office/word/2023/wordml/word16du" xmlns:w16sdtdh="http://schemas.microsoft.com/office/word/2020/wordml/sdtdatahash" xmlns:w16sdtfl="http://schemas.microsoft.com/office/word/2024/wordml/sdtformatlock" xmlns:w16se="http://schemas.microsoft.com/office/word/2015/wordml/symex" xmlns:wpg="http://schemas.microsoft.com/office/word/2010/wordprocessingGroup" xmlns:wpi="http://schemas.microsoft.com/office/word/2010/wordprocessingInk" xmlns:wne="http://schemas.microsoft.com/office/word/2006/wordml" xmlns:wps="http://schemas.microsoft.com/office/word/2010/wordprocessingShape" mc:Ignorable="w14 w15 w16se w16cid w16 w16cex w16sdtdh w16sdtfl w16du wp14">
+<w:hdr xmlns:wpc="http://schemas.microsoft.com/office/word/2010/wordprocessingCanvas" xmlns:cx="http://schemas.microsoft.com/office/drawing/2014/chartex" xmlns:cx1="http://schemas.microsoft.com/office/drawing/2015/9/8/chartex" xmlns:cx2="http://schemas.microsoft.com/office/drawing/2015/10/21/chartex" xmlns:cx3="http://schemas.microsoft.com/office/drawing/2016/5/9/chartex" xmlns:cx4="http://schemas.microsoft.com/office/drawing/2016/5/10/chartex" xmlns:cx5="http://schemas.microsoft.com/office/drawing/2016/5/11/chartex" xmlns:cx6="http://schemas.microsoft.com/office/drawing/2016/5/12/chartex" xmlns:cx7="http://schemas.microsoft.com/office/drawing/2016/5/13/chartex" xmlns:cx8="http://schemas.microsoft.com/office/drawing/2016/5/14/chartex" xmlns:mc="http://schemas.openxmlformats.org/markup-compatibility/2006" xmlns:aink="http://schemas.microsoft.com/office/drawing/2016/ink" xmlns:am3d="http://schemas.microsoft.com/office/drawing/2017/model3d" xmlns:o="urn:schemas-microsoft-com:office:office" xmlns:oel="http://schemas.microsoft.com/office/2019/extlst" xmlns:r="http://schemas.openxmlformats.org/officeDocument/2006/relationships" xmlns:m="http://schemas.openxmlformats.org/officeDocument/2006/math" xmlns:v="urn:schemas-microsoft-com:vml" xmlns:wp14="http://schemas.microsoft.com/office/word/2010/wordprocessingDrawing" xmlns:wp="http://schemas.openxmlformats.org/drawingml/2006/wordprocessingDrawing" xmlns:w10="urn:schemas-microsoft-com:office:word" xmlns:w="http://schemas.openxmlformats.org/wordprocessingml/2006/main" xmlns:w14="http://schemas.microsoft.com/office/word/2010/wordml" xmlns:w15="http://schemas.microsoft.com/office/word/2012/wordml" xmlns:w16cei="http://schemas.microsoft.com/office/word/2026/wordml/cei" xmlns:w16cex="http://schemas.microsoft.com/office/word/2018/wordml/cex" xmlns:w16cid="http://schemas.microsoft.com/office/word/2016/wordml/cid" xmlns:w16="http://schemas.microsoft.com/office/word/2018/wordml" xmlns:w16du="http://schemas.microsoft.com/office/word/2023/wordml/word16du" xmlns:w16sdtdh="http://schemas.microsoft.com/office/word/2020/wordml/sdtdatahash" xmlns:w16sdtfl="http://schemas.microsoft.com/office/word/2024/wordml/sdtformatlock" xmlns:w16se="http://schemas.microsoft.com/office/word/2015/wordml/symex" xmlns:wpg="http://schemas.microsoft.com/office/word/2010/wordprocessingGroup" xmlns:wpi="http://schemas.microsoft.com/office/word/2010/wordprocessingInk" xmlns:wne="http://schemas.microsoft.com/office/word/2006/wordml" xmlns:wps="http://schemas.microsoft.com/office/word/2010/wordprocessingShape" mc:Ignorable="w14 w15 w16se w16cid w16 w16cex w16sdtdh w16sdtfl w16du wp14">
   <w:p>
     <w:pPr>
       <w:pStyle w:val="Header"/>
